--- a/flow/20230914_vu_template/drafts/2024-08-g/15-ЧТ-Успіння Богородиці.docx
+++ b/flow/20230914_vu_template/drafts/2024-08-g/15-ЧТ-Успіння Богородиці.docx
@@ -4379,7 +4379,7 @@
           <w:sz w:val="24"/>
           <w:szCs w:val="24"/>
         </w:rPr>
-        <w:t> Господи щедрий і милосердний, довготерпеливий і многомилостивий! Вислухай молитви наші і зверни увагу на голос моління нашого і яви нам знак милости твоєї, наведи нас на дорогу тво</w:t>
+        <w:t xml:space="preserve"> Господи щедрий і милосердний, довготерпеливий і многомилостивий! Вислухай молитви наші і зверни увагу на голос моління нашого і яви нам знак милости твоєї, наведи нас на дорогу тво</w:t>
       </w:r>
       <w:r>
         <w:rPr>
@@ -4415,7 +4415,7 @@
           <w:sz w:val="24"/>
           <w:szCs w:val="24"/>
         </w:rPr>
-        <w:t>2. </w:t>
+        <w:t xml:space="preserve">2. </w:t>
       </w:r>
       <w:r>
         <w:rPr>
@@ -4467,7 +4467,7 @@
           <w:sz w:val="24"/>
           <w:szCs w:val="24"/>
         </w:rPr>
-        <w:t> Господи, Боже наш! Згадай нас грішних і недостойних слуг твоїх, коли призиваємо святе ім'я твоє, і не осороми нас, коли очікуєм</w:t>
+        <w:t xml:space="preserve"> Господи, Боже наш! Згадай нас грішних і недостойних слуг твоїх, коли призиваємо святе ім'я твоє, і не осороми нас, коли очікуєм</w:t>
       </w:r>
       <w:r>
         <w:rPr>
@@ -4503,7 +4503,7 @@
           <w:sz w:val="24"/>
           <w:szCs w:val="24"/>
         </w:rPr>
-        <w:t>4. </w:t>
+        <w:t xml:space="preserve">4. </w:t>
       </w:r>
       <w:r>
         <w:rPr>
@@ -4547,7 +4547,7 @@
           <w:sz w:val="24"/>
           <w:szCs w:val="24"/>
         </w:rPr>
-        <w:t> Благословенний ти, Господи Боже, Вседержителю,</w:t>
+        <w:t xml:space="preserve"> Благословенний ти, Господи Боже, Вседержителю,</w:t>
       </w:r>
       <w:r>
         <w:rPr>
@@ -4591,7 +4591,7 @@
           <w:sz w:val="24"/>
           <w:szCs w:val="24"/>
         </w:rPr>
-        <w:t> Господи, Господи, що пречистою твоєю долонею в</w:t>
+        <w:t xml:space="preserve"> Господи, Господи, що пречистою твоєю долонею в</w:t>
       </w:r>
       <w:r>
         <w:rPr>
@@ -4635,7 +4635,7 @@
           <w:sz w:val="24"/>
           <w:szCs w:val="24"/>
         </w:rPr>
-        <w:t> Боже великий і дивний, що несказанною добрістю і ба</w:t>
+        <w:t xml:space="preserve"> Боже великий і дивний, що несказанною добрістю і ба</w:t>
       </w:r>
       <w:r>
         <w:rPr>
@@ -4679,7 +4679,7 @@
           <w:sz w:val="24"/>
           <w:szCs w:val="24"/>
         </w:rPr>
-        <w:t> Боже великий і вишній, в тебе одного є безсмертність і в світлі живеш недоступнім. Ти все створіння мудро створив, в</w:t>
+        <w:t xml:space="preserve"> Боже великий і вишній, в тебе одного є безсмертність і в світлі живеш недоступнім. Ти все створіння мудро створив, в</w:t>
       </w:r>
       <w:r>
         <w:rPr>
@@ -5679,7 +5679,7 @@
           <w:sz w:val="24"/>
           <w:szCs w:val="24"/>
         </w:rPr>
-        <w:t>(3 р.)</w:t>
+        <w:t>(3 р.)</w:t>
       </w:r>
     </w:p>
     <w:p>
@@ -5717,7 +5717,7 @@
           <w:sz w:val="24"/>
           <w:szCs w:val="24"/>
         </w:rPr>
-        <w:t>(3 р.)</w:t>
+        <w:t>(3 р.)</w:t>
       </w:r>
       <w:r>
         <w:rPr>
@@ -5755,7 +5755,7 @@
           <w:sz w:val="24"/>
           <w:szCs w:val="24"/>
         </w:rPr>
-        <w:t xml:space="preserve"> (3 р.)</w:t>
+        <w:t xml:space="preserve"> (3 р.)</w:t>
       </w:r>
     </w:p>
     <w:p>
@@ -5802,7 +5802,7 @@
           <w:sz w:val="24"/>
           <w:szCs w:val="24"/>
         </w:rPr>
-        <w:t>(3 р.)</w:t>
+        <w:t>(3 р.)</w:t>
       </w:r>
     </w:p>
     <w:p>
@@ -5841,7 +5841,7 @@
           <w:sz w:val="24"/>
           <w:szCs w:val="24"/>
         </w:rPr>
-        <w:t>(3 р.)</w:t>
+        <w:t>(3 р.)</w:t>
       </w:r>
     </w:p>
     <w:p>
@@ -5880,7 +5880,7 @@
           <w:sz w:val="24"/>
           <w:szCs w:val="24"/>
         </w:rPr>
-        <w:t>(3 р.)</w:t>
+        <w:t>(3 р.)</w:t>
       </w:r>
     </w:p>
     <w:p>
@@ -5909,7 +5909,7 @@
           <w:sz w:val="24"/>
           <w:szCs w:val="24"/>
         </w:rPr>
-        <w:t>(3 р.)</w:t>
+        <w:t>(3 р.)</w:t>
       </w:r>
       <w:r>
         <w:rPr>
@@ -5964,7 +5964,7 @@
           <w:sz w:val="24"/>
           <w:szCs w:val="24"/>
         </w:rPr>
-        <w:t>(3 р.)</w:t>
+        <w:t>(3 р.)</w:t>
       </w:r>
     </w:p>
     <w:p>
@@ -5994,7 +5994,7 @@
           <w:sz w:val="24"/>
           <w:szCs w:val="24"/>
         </w:rPr>
-        <w:t>(3 р.)</w:t>
+        <w:t>(3 р.)</w:t>
       </w:r>
       <w:r>
         <w:rPr>
@@ -7030,399 +7030,1778 @@
     </w:p>
     <w:p>
       <w:pPr>
-        <w:spacing w:after="120"/>
-        <w:jc w:val="both"/>
-        <w:rPr>
-          <w:rFonts w:ascii="Times New Roman" w:hAnsi="Times New Roman" w:cs="Times New Roman"/>
-          <w:sz w:val="24"/>
-          <w:szCs w:val="24"/>
-        </w:rPr>
-      </w:pPr>
-      <w:r>
-        <w:rPr>
-          <w:rFonts w:ascii="Times New Roman" w:eastAsia="Gungsuh" w:hAnsi="Times New Roman" w:cs="Times New Roman"/>
-          <w:sz w:val="24"/>
-          <w:szCs w:val="24"/>
-        </w:rPr>
-        <w:t>Постав, Господи, моїм устам сторожу;* до дверей губ моїх − варту!</w:t>
-      </w:r>
-    </w:p>
-    <w:p>
-      <w:pPr>
-        <w:spacing w:after="120"/>
-        <w:jc w:val="both"/>
-        <w:rPr>
-          <w:rFonts w:ascii="Times New Roman" w:hAnsi="Times New Roman" w:cs="Times New Roman"/>
-          <w:sz w:val="24"/>
-          <w:szCs w:val="24"/>
-        </w:rPr>
-      </w:pPr>
-      <w:r>
-        <w:rPr>
-          <w:rFonts w:ascii="Times New Roman" w:hAnsi="Times New Roman" w:cs="Times New Roman"/>
-          <w:sz w:val="24"/>
-          <w:szCs w:val="24"/>
-        </w:rPr>
-        <w:t>Не дай схилитися серцеві моєму* до чогось злого.</w:t>
-      </w:r>
-    </w:p>
-    <w:p>
-      <w:pPr>
-        <w:spacing w:after="120"/>
-        <w:jc w:val="both"/>
-        <w:rPr>
-          <w:rFonts w:ascii="Times New Roman" w:hAnsi="Times New Roman" w:cs="Times New Roman"/>
-          <w:sz w:val="24"/>
-          <w:szCs w:val="24"/>
-        </w:rPr>
-      </w:pPr>
-      <w:r>
-        <w:rPr>
-          <w:rFonts w:ascii="Times New Roman" w:hAnsi="Times New Roman" w:cs="Times New Roman"/>
-          <w:sz w:val="24"/>
-          <w:szCs w:val="24"/>
-        </w:rPr>
-        <w:t>Ані чинити лихі вчинки з людьми, що творять беззаконня,* – ні ласощів їхніх я не хочу їсти.</w:t>
-      </w:r>
-    </w:p>
-    <w:p>
-      <w:pPr>
-        <w:spacing w:after="120"/>
-        <w:jc w:val="both"/>
-        <w:rPr>
-          <w:rFonts w:ascii="Times New Roman" w:hAnsi="Times New Roman" w:cs="Times New Roman"/>
-          <w:sz w:val="24"/>
-          <w:szCs w:val="24"/>
-        </w:rPr>
-      </w:pPr>
-      <w:r>
-        <w:rPr>
-          <w:rFonts w:ascii="Times New Roman" w:hAnsi="Times New Roman" w:cs="Times New Roman"/>
-          <w:sz w:val="24"/>
-          <w:szCs w:val="24"/>
-        </w:rPr>
-        <w:t>Нехай праведник по-доброму б'є мене й виправляє</w:t>
-      </w:r>
-      <w:r>
-        <w:rPr>
-          <w:rFonts w:ascii="Times New Roman" w:hAnsi="Times New Roman" w:cs="Times New Roman"/>
-          <w:sz w:val="24"/>
-          <w:szCs w:val="24"/>
-        </w:rPr>
-        <w:t>,* а олія грішного нехай не намастить голови моєї.</w:t>
-      </w:r>
-    </w:p>
-    <w:p>
-      <w:pPr>
-        <w:spacing w:after="120"/>
-        <w:jc w:val="both"/>
-        <w:rPr>
-          <w:rFonts w:ascii="Times New Roman" w:hAnsi="Times New Roman" w:cs="Times New Roman"/>
-          <w:sz w:val="24"/>
-          <w:szCs w:val="24"/>
-        </w:rPr>
-      </w:pPr>
-      <w:r>
-        <w:rPr>
-          <w:rFonts w:ascii="Times New Roman" w:hAnsi="Times New Roman" w:cs="Times New Roman"/>
-          <w:sz w:val="24"/>
-          <w:szCs w:val="24"/>
-        </w:rPr>
-        <w:t>Я все-таки молитимусь,* незважаючи на їхні злі вчинки.</w:t>
-      </w:r>
-    </w:p>
-    <w:p>
-      <w:pPr>
-        <w:spacing w:after="120"/>
-        <w:jc w:val="both"/>
-        <w:rPr>
-          <w:rFonts w:ascii="Times New Roman" w:hAnsi="Times New Roman" w:cs="Times New Roman"/>
-          <w:sz w:val="24"/>
-          <w:szCs w:val="24"/>
-        </w:rPr>
-      </w:pPr>
-      <w:r>
-        <w:rPr>
-          <w:rFonts w:ascii="Times New Roman" w:hAnsi="Times New Roman" w:cs="Times New Roman"/>
-          <w:sz w:val="24"/>
-          <w:szCs w:val="24"/>
-        </w:rPr>
-        <w:t>Якщо суддів їхніх скинуть в ущелини скелі,* то почують, що слова мої любі.</w:t>
-      </w:r>
-    </w:p>
-    <w:p>
-      <w:pPr>
-        <w:spacing w:after="120"/>
-        <w:jc w:val="both"/>
-        <w:rPr>
-          <w:rFonts w:ascii="Times New Roman" w:hAnsi="Times New Roman" w:cs="Times New Roman"/>
-          <w:sz w:val="24"/>
-          <w:szCs w:val="24"/>
-        </w:rPr>
-      </w:pPr>
-      <w:r>
-        <w:rPr>
-          <w:rFonts w:ascii="Times New Roman" w:hAnsi="Times New Roman" w:cs="Times New Roman"/>
-          <w:sz w:val="24"/>
-          <w:szCs w:val="24"/>
-        </w:rPr>
-        <w:t>Немовби хтось розбив і розрив землю,* розкидано їхні кості перед адом.</w:t>
-      </w:r>
-    </w:p>
-    <w:p>
-      <w:pPr>
-        <w:spacing w:after="120"/>
-        <w:jc w:val="both"/>
-        <w:rPr>
-          <w:rFonts w:ascii="Times New Roman" w:hAnsi="Times New Roman" w:cs="Times New Roman"/>
-          <w:sz w:val="24"/>
-          <w:szCs w:val="24"/>
-        </w:rPr>
-      </w:pPr>
-      <w:r>
-        <w:rPr>
-          <w:rFonts w:ascii="Times New Roman" w:hAnsi="Times New Roman" w:cs="Times New Roman"/>
-          <w:sz w:val="24"/>
-          <w:szCs w:val="24"/>
-        </w:rPr>
-        <w:t>Бо д</w:t>
-      </w:r>
-      <w:r>
-        <w:rPr>
-          <w:rFonts w:ascii="Times New Roman" w:hAnsi="Times New Roman" w:cs="Times New Roman"/>
-          <w:sz w:val="24"/>
-          <w:szCs w:val="24"/>
-        </w:rPr>
-        <w:t>о тебе, Господи, мій Боже, мої очі;* до тебе прибігаю, не губи душі моєї.</w:t>
-      </w:r>
-    </w:p>
-    <w:p>
-      <w:pPr>
-        <w:spacing w:after="120"/>
-        <w:jc w:val="both"/>
-        <w:rPr>
-          <w:rFonts w:ascii="Times New Roman" w:hAnsi="Times New Roman" w:cs="Times New Roman"/>
-          <w:sz w:val="24"/>
-          <w:szCs w:val="24"/>
-        </w:rPr>
-      </w:pPr>
-      <w:r>
-        <w:rPr>
-          <w:rFonts w:ascii="Times New Roman" w:hAnsi="Times New Roman" w:cs="Times New Roman"/>
-          <w:sz w:val="24"/>
-          <w:szCs w:val="24"/>
-        </w:rPr>
-        <w:t>Збережи мене від петлі, що її наставили на мене,* і від сильця тих, що творять беззаконня.</w:t>
-      </w:r>
-    </w:p>
-    <w:p>
-      <w:pPr>
-        <w:spacing w:after="120"/>
-        <w:jc w:val="both"/>
-        <w:rPr>
-          <w:rFonts w:ascii="Times New Roman" w:hAnsi="Times New Roman" w:cs="Times New Roman"/>
-          <w:sz w:val="24"/>
-          <w:szCs w:val="24"/>
-        </w:rPr>
-      </w:pPr>
-      <w:r>
-        <w:rPr>
-          <w:rFonts w:ascii="Times New Roman" w:hAnsi="Times New Roman" w:cs="Times New Roman"/>
-          <w:sz w:val="24"/>
-          <w:szCs w:val="24"/>
-        </w:rPr>
-        <w:t>Нехай грішники впадуть у власні сіті всі разом,* а я пройду безпечно.</w:t>
-      </w:r>
-    </w:p>
-    <w:p>
-      <w:pPr>
-        <w:spacing w:after="120"/>
-        <w:jc w:val="center"/>
-        <w:rPr>
-          <w:rFonts w:ascii="Times New Roman" w:hAnsi="Times New Roman" w:cs="Times New Roman"/>
+        <w:pStyle w:val="a"/>
+        <w:spacing w:after="120"/>
+      </w:pPr>
+      <w:r>
+        <w:rPr>
+          <w:rFonts w:ascii="Times New Roman" w:hAnsi="Times New Roman"/>
+          <w:sz w:val="24"/>
+        </w:rPr>
+        <w:t>Поста́в</w:t>
+      </w:r>
+      <w:r>
+        <w:rPr>
+          <w:rFonts w:ascii="Times New Roman" w:hAnsi="Times New Roman"/>
+          <w:sz w:val="24"/>
+        </w:rPr>
+        <w:t xml:space="preserve">, </w:t>
+      </w:r>
+      <w:r>
+        <w:rPr>
+          <w:rFonts w:ascii="Times New Roman" w:hAnsi="Times New Roman"/>
+          <w:sz w:val="24"/>
+        </w:rPr>
+        <w:t>Го́споди</w:t>
+      </w:r>
+      <w:r>
+        <w:rPr>
+          <w:rFonts w:ascii="Times New Roman" w:hAnsi="Times New Roman"/>
+          <w:sz w:val="24"/>
+        </w:rPr>
+        <w:t xml:space="preserve">, </w:t>
+      </w:r>
+      <w:r>
+        <w:rPr>
+          <w:rFonts w:ascii="Times New Roman" w:hAnsi="Times New Roman"/>
+          <w:sz w:val="24"/>
+        </w:rPr>
+        <w:t>мої́м</w:t>
+      </w:r>
+      <w:r>
+        <w:rPr>
+          <w:rFonts w:ascii="Times New Roman" w:hAnsi="Times New Roman"/>
+          <w:sz w:val="24"/>
+        </w:rPr>
+        <w:t xml:space="preserve"> </w:t>
+      </w:r>
+      <w:r>
+        <w:rPr>
+          <w:rFonts w:ascii="Times New Roman" w:hAnsi="Times New Roman"/>
+          <w:sz w:val="24"/>
+        </w:rPr>
+        <w:t>уста́м</w:t>
+      </w:r>
+      <w:r>
+        <w:rPr>
+          <w:rFonts w:ascii="Times New Roman" w:hAnsi="Times New Roman"/>
+          <w:sz w:val="24"/>
+        </w:rPr>
+        <w:t xml:space="preserve"> </w:t>
+      </w:r>
+      <w:r>
+        <w:rPr>
+          <w:rFonts w:ascii="Times New Roman" w:hAnsi="Times New Roman"/>
+          <w:sz w:val="24"/>
+        </w:rPr>
+        <w:t>сторо́жу</w:t>
+      </w:r>
+      <w:r>
+        <w:rPr>
+          <w:rFonts w:ascii="Times New Roman" w:hAnsi="Times New Roman"/>
+          <w:sz w:val="24"/>
+        </w:rPr>
+        <w:t xml:space="preserve">;* до </w:t>
+      </w:r>
+      <w:r>
+        <w:rPr>
+          <w:rFonts w:ascii="Times New Roman" w:hAnsi="Times New Roman"/>
+          <w:sz w:val="24"/>
+        </w:rPr>
+        <w:t>двере́й</w:t>
+      </w:r>
+      <w:r>
+        <w:rPr>
+          <w:rFonts w:ascii="Times New Roman" w:hAnsi="Times New Roman"/>
+          <w:sz w:val="24"/>
+        </w:rPr>
+        <w:t xml:space="preserve"> губ </w:t>
+      </w:r>
+      <w:r>
+        <w:rPr>
+          <w:rFonts w:ascii="Times New Roman" w:hAnsi="Times New Roman"/>
+          <w:sz w:val="24"/>
+        </w:rPr>
+        <w:t>мої́х</w:t>
+      </w:r>
+      <w:r>
+        <w:rPr>
+          <w:rFonts w:ascii="Times New Roman" w:hAnsi="Times New Roman"/>
+          <w:sz w:val="24"/>
+        </w:rPr>
+        <w:t xml:space="preserve"> − </w:t>
+      </w:r>
+      <w:r>
+        <w:rPr>
+          <w:rFonts w:ascii="Times New Roman" w:hAnsi="Times New Roman"/>
+          <w:sz w:val="24"/>
+        </w:rPr>
+        <w:t>ва́рту</w:t>
+      </w:r>
+      <w:r>
+        <w:rPr>
+          <w:rFonts w:ascii="Times New Roman" w:hAnsi="Times New Roman"/>
+          <w:sz w:val="24"/>
+        </w:rPr>
+        <w:t>!</w:t>
+      </w:r>
+    </w:p>
+    <w:p>
+      <w:pPr>
+        <w:pStyle w:val="a"/>
+        <w:spacing w:after="120"/>
+      </w:pPr>
+      <w:r>
+        <w:rPr>
+          <w:rFonts w:ascii="Times New Roman" w:hAnsi="Times New Roman"/>
+          <w:sz w:val="24"/>
+        </w:rPr>
+        <w:t xml:space="preserve">Не дай </w:t>
+      </w:r>
+      <w:r>
+        <w:rPr>
+          <w:rFonts w:ascii="Times New Roman" w:hAnsi="Times New Roman"/>
+          <w:sz w:val="24"/>
+        </w:rPr>
+        <w:t>схили́тися</w:t>
+      </w:r>
+      <w:r>
+        <w:rPr>
+          <w:rFonts w:ascii="Times New Roman" w:hAnsi="Times New Roman"/>
+          <w:sz w:val="24"/>
+        </w:rPr>
+        <w:t xml:space="preserve"> </w:t>
+      </w:r>
+      <w:r>
+        <w:rPr>
+          <w:rFonts w:ascii="Times New Roman" w:hAnsi="Times New Roman"/>
+          <w:sz w:val="24"/>
+        </w:rPr>
+        <w:t>се́рцеві</w:t>
+      </w:r>
+      <w:r>
+        <w:rPr>
+          <w:rFonts w:ascii="Times New Roman" w:hAnsi="Times New Roman"/>
+          <w:sz w:val="24"/>
+        </w:rPr>
+        <w:t xml:space="preserve"> </w:t>
+      </w:r>
+      <w:r>
+        <w:rPr>
+          <w:rFonts w:ascii="Times New Roman" w:hAnsi="Times New Roman"/>
+          <w:sz w:val="24"/>
+        </w:rPr>
+        <w:t>моє́му</w:t>
+      </w:r>
+      <w:r>
+        <w:rPr>
+          <w:rFonts w:ascii="Times New Roman" w:hAnsi="Times New Roman"/>
+          <w:sz w:val="24"/>
+        </w:rPr>
+        <w:t xml:space="preserve">* до </w:t>
+      </w:r>
+      <w:r>
+        <w:rPr>
+          <w:rFonts w:ascii="Times New Roman" w:hAnsi="Times New Roman"/>
+          <w:sz w:val="24"/>
+        </w:rPr>
+        <w:t>чо́гось</w:t>
+      </w:r>
+      <w:r>
+        <w:rPr>
+          <w:rFonts w:ascii="Times New Roman" w:hAnsi="Times New Roman"/>
+          <w:sz w:val="24"/>
+        </w:rPr>
+        <w:t xml:space="preserve"> </w:t>
+      </w:r>
+      <w:r>
+        <w:rPr>
+          <w:rFonts w:ascii="Times New Roman" w:hAnsi="Times New Roman"/>
+          <w:sz w:val="24"/>
+        </w:rPr>
+        <w:t>зло́го</w:t>
+      </w:r>
+      <w:r>
+        <w:rPr>
+          <w:rFonts w:ascii="Times New Roman" w:hAnsi="Times New Roman"/>
+          <w:sz w:val="24"/>
+        </w:rPr>
+        <w:t>.</w:t>
+      </w:r>
+    </w:p>
+    <w:p>
+      <w:pPr>
+        <w:pStyle w:val="a"/>
+        <w:spacing w:after="120"/>
+      </w:pPr>
+      <w:r>
+        <w:rPr>
+          <w:rFonts w:ascii="Times New Roman" w:hAnsi="Times New Roman"/>
+          <w:sz w:val="24"/>
+        </w:rPr>
+        <w:t xml:space="preserve">Ані </w:t>
+      </w:r>
+      <w:r>
+        <w:rPr>
+          <w:rFonts w:ascii="Times New Roman" w:hAnsi="Times New Roman"/>
+          <w:sz w:val="24"/>
+        </w:rPr>
+        <w:t>чини́ти</w:t>
+      </w:r>
+      <w:r>
+        <w:rPr>
+          <w:rFonts w:ascii="Times New Roman" w:hAnsi="Times New Roman"/>
+          <w:sz w:val="24"/>
+        </w:rPr>
+        <w:t xml:space="preserve"> лихі́ </w:t>
+      </w:r>
+      <w:r>
+        <w:rPr>
+          <w:rFonts w:ascii="Times New Roman" w:hAnsi="Times New Roman"/>
+          <w:sz w:val="24"/>
+        </w:rPr>
+        <w:t>вчи́нки</w:t>
+      </w:r>
+      <w:r>
+        <w:rPr>
+          <w:rFonts w:ascii="Times New Roman" w:hAnsi="Times New Roman"/>
+          <w:sz w:val="24"/>
+        </w:rPr>
+        <w:t xml:space="preserve"> з людьми́, що </w:t>
+      </w:r>
+      <w:r>
+        <w:rPr>
+          <w:rFonts w:ascii="Times New Roman" w:hAnsi="Times New Roman"/>
+          <w:sz w:val="24"/>
+        </w:rPr>
+        <w:t>тво́рять</w:t>
+      </w:r>
+      <w:r>
+        <w:rPr>
+          <w:rFonts w:ascii="Times New Roman" w:hAnsi="Times New Roman"/>
+          <w:sz w:val="24"/>
+        </w:rPr>
+        <w:t xml:space="preserve"> </w:t>
+      </w:r>
+      <w:r>
+        <w:rPr>
+          <w:rFonts w:ascii="Times New Roman" w:hAnsi="Times New Roman"/>
+          <w:sz w:val="24"/>
+        </w:rPr>
+        <w:t>беззако́ння</w:t>
+      </w:r>
+      <w:r>
+        <w:rPr>
+          <w:rFonts w:ascii="Times New Roman" w:hAnsi="Times New Roman"/>
+          <w:sz w:val="24"/>
+        </w:rPr>
+        <w:t xml:space="preserve">,* – ні </w:t>
+      </w:r>
+      <w:r>
+        <w:rPr>
+          <w:rFonts w:ascii="Times New Roman" w:hAnsi="Times New Roman"/>
+          <w:sz w:val="24"/>
+        </w:rPr>
+        <w:t>ла́сощів</w:t>
+      </w:r>
+      <w:r>
+        <w:rPr>
+          <w:rFonts w:ascii="Times New Roman" w:hAnsi="Times New Roman"/>
+          <w:sz w:val="24"/>
+        </w:rPr>
+        <w:t xml:space="preserve"> </w:t>
+      </w:r>
+      <w:r>
+        <w:rPr>
+          <w:rFonts w:ascii="Times New Roman" w:hAnsi="Times New Roman"/>
+          <w:sz w:val="24"/>
+        </w:rPr>
+        <w:t>ї́хніх</w:t>
+      </w:r>
+      <w:r>
+        <w:rPr>
+          <w:rFonts w:ascii="Times New Roman" w:hAnsi="Times New Roman"/>
+          <w:sz w:val="24"/>
+        </w:rPr>
+        <w:t xml:space="preserve"> я не </w:t>
+      </w:r>
+      <w:r>
+        <w:rPr>
+          <w:rFonts w:ascii="Times New Roman" w:hAnsi="Times New Roman"/>
+          <w:sz w:val="24"/>
+        </w:rPr>
+        <w:t>хо́чу</w:t>
+      </w:r>
+      <w:r>
+        <w:rPr>
+          <w:rFonts w:ascii="Times New Roman" w:hAnsi="Times New Roman"/>
+          <w:sz w:val="24"/>
+        </w:rPr>
+        <w:t xml:space="preserve"> </w:t>
+      </w:r>
+      <w:r>
+        <w:rPr>
+          <w:rFonts w:ascii="Times New Roman" w:hAnsi="Times New Roman"/>
+          <w:sz w:val="24"/>
+        </w:rPr>
+        <w:t>ї́сти</w:t>
+      </w:r>
+      <w:r>
+        <w:rPr>
+          <w:rFonts w:ascii="Times New Roman" w:hAnsi="Times New Roman"/>
+          <w:sz w:val="24"/>
+        </w:rPr>
+        <w:t>.</w:t>
+      </w:r>
+    </w:p>
+    <w:p>
+      <w:pPr>
+        <w:pStyle w:val="a"/>
+        <w:spacing w:after="120"/>
+      </w:pPr>
+      <w:r>
+        <w:rPr>
+          <w:rFonts w:ascii="Times New Roman" w:hAnsi="Times New Roman"/>
+          <w:sz w:val="24"/>
+        </w:rPr>
+        <w:t>Неха́й</w:t>
+      </w:r>
+      <w:r>
+        <w:rPr>
+          <w:rFonts w:ascii="Times New Roman" w:hAnsi="Times New Roman"/>
+          <w:sz w:val="24"/>
+        </w:rPr>
+        <w:t xml:space="preserve"> </w:t>
+      </w:r>
+      <w:r>
+        <w:rPr>
+          <w:rFonts w:ascii="Times New Roman" w:hAnsi="Times New Roman"/>
+          <w:sz w:val="24"/>
+        </w:rPr>
+        <w:t>пра́ведник</w:t>
+      </w:r>
+      <w:r>
+        <w:rPr>
+          <w:rFonts w:ascii="Times New Roman" w:hAnsi="Times New Roman"/>
+          <w:sz w:val="24"/>
+        </w:rPr>
+        <w:t xml:space="preserve"> </w:t>
+      </w:r>
+      <w:r>
+        <w:rPr>
+          <w:rFonts w:ascii="Times New Roman" w:hAnsi="Times New Roman"/>
+          <w:sz w:val="24"/>
+        </w:rPr>
+        <w:t>по-до́брому</w:t>
+      </w:r>
+      <w:r>
+        <w:rPr>
+          <w:rFonts w:ascii="Times New Roman" w:hAnsi="Times New Roman"/>
+          <w:sz w:val="24"/>
+        </w:rPr>
+        <w:t xml:space="preserve"> б’є мене́ й </w:t>
+      </w:r>
+      <w:r>
+        <w:rPr>
+          <w:rFonts w:ascii="Times New Roman" w:hAnsi="Times New Roman"/>
+          <w:sz w:val="24"/>
+        </w:rPr>
+        <w:t>виправля́є</w:t>
+      </w:r>
+      <w:r>
+        <w:rPr>
+          <w:rFonts w:ascii="Times New Roman" w:hAnsi="Times New Roman"/>
+          <w:sz w:val="24"/>
+        </w:rPr>
+        <w:t xml:space="preserve">,* а </w:t>
+      </w:r>
+      <w:r>
+        <w:rPr>
+          <w:rFonts w:ascii="Times New Roman" w:hAnsi="Times New Roman"/>
+          <w:sz w:val="24"/>
+        </w:rPr>
+        <w:t>олі́я</w:t>
+      </w:r>
+      <w:r>
+        <w:rPr>
+          <w:rFonts w:ascii="Times New Roman" w:hAnsi="Times New Roman"/>
+          <w:sz w:val="24"/>
+        </w:rPr>
+        <w:t xml:space="preserve"> </w:t>
+      </w:r>
+      <w:r>
+        <w:rPr>
+          <w:rFonts w:ascii="Times New Roman" w:hAnsi="Times New Roman"/>
+          <w:sz w:val="24"/>
+        </w:rPr>
+        <w:t>грі́шного</w:t>
+      </w:r>
+      <w:r>
+        <w:rPr>
+          <w:rFonts w:ascii="Times New Roman" w:hAnsi="Times New Roman"/>
+          <w:sz w:val="24"/>
+        </w:rPr>
+        <w:t xml:space="preserve"> </w:t>
+      </w:r>
+      <w:r>
+        <w:rPr>
+          <w:rFonts w:ascii="Times New Roman" w:hAnsi="Times New Roman"/>
+          <w:sz w:val="24"/>
+        </w:rPr>
+        <w:t>неха́й</w:t>
+      </w:r>
+      <w:r>
+        <w:rPr>
+          <w:rFonts w:ascii="Times New Roman" w:hAnsi="Times New Roman"/>
+          <w:sz w:val="24"/>
+        </w:rPr>
+        <w:t xml:space="preserve"> не </w:t>
+      </w:r>
+      <w:r>
+        <w:rPr>
+          <w:rFonts w:ascii="Times New Roman" w:hAnsi="Times New Roman"/>
+          <w:sz w:val="24"/>
+        </w:rPr>
+        <w:t>нама́стить</w:t>
+      </w:r>
+      <w:r>
+        <w:rPr>
+          <w:rFonts w:ascii="Times New Roman" w:hAnsi="Times New Roman"/>
+          <w:sz w:val="24"/>
+        </w:rPr>
+        <w:t xml:space="preserve"> голови́ </w:t>
+      </w:r>
+      <w:r>
+        <w:rPr>
+          <w:rFonts w:ascii="Times New Roman" w:hAnsi="Times New Roman"/>
+          <w:sz w:val="24"/>
+        </w:rPr>
+        <w:t>моє́ї</w:t>
+      </w:r>
+      <w:r>
+        <w:rPr>
+          <w:rFonts w:ascii="Times New Roman" w:hAnsi="Times New Roman"/>
+          <w:sz w:val="24"/>
+        </w:rPr>
+        <w:t>.</w:t>
+      </w:r>
+    </w:p>
+    <w:p>
+      <w:pPr>
+        <w:pStyle w:val="a"/>
+        <w:spacing w:after="120"/>
+      </w:pPr>
+      <w:r>
+        <w:rPr>
+          <w:rFonts w:ascii="Times New Roman" w:hAnsi="Times New Roman"/>
+          <w:sz w:val="24"/>
+        </w:rPr>
+        <w:t xml:space="preserve">Я все-таки́ </w:t>
+      </w:r>
+      <w:r>
+        <w:rPr>
+          <w:rFonts w:ascii="Times New Roman" w:hAnsi="Times New Roman"/>
+          <w:sz w:val="24"/>
+        </w:rPr>
+        <w:t>моли́тимусь</w:t>
+      </w:r>
+      <w:r>
+        <w:rPr>
+          <w:rFonts w:ascii="Times New Roman" w:hAnsi="Times New Roman"/>
+          <w:sz w:val="24"/>
+        </w:rPr>
+        <w:t xml:space="preserve">,* </w:t>
+      </w:r>
+      <w:r>
+        <w:rPr>
+          <w:rFonts w:ascii="Times New Roman" w:hAnsi="Times New Roman"/>
+          <w:sz w:val="24"/>
+        </w:rPr>
+        <w:t>незважа́ючи</w:t>
+      </w:r>
+      <w:r>
+        <w:rPr>
+          <w:rFonts w:ascii="Times New Roman" w:hAnsi="Times New Roman"/>
+          <w:sz w:val="24"/>
+        </w:rPr>
+        <w:t xml:space="preserve"> на </w:t>
+      </w:r>
+      <w:r>
+        <w:rPr>
+          <w:rFonts w:ascii="Times New Roman" w:hAnsi="Times New Roman"/>
+          <w:sz w:val="24"/>
+        </w:rPr>
+        <w:t>ї́хні</w:t>
+      </w:r>
+      <w:r>
+        <w:rPr>
+          <w:rFonts w:ascii="Times New Roman" w:hAnsi="Times New Roman"/>
+          <w:sz w:val="24"/>
+        </w:rPr>
+        <w:t xml:space="preserve"> злі </w:t>
+      </w:r>
+      <w:r>
+        <w:rPr>
+          <w:rFonts w:ascii="Times New Roman" w:hAnsi="Times New Roman"/>
+          <w:sz w:val="24"/>
+        </w:rPr>
+        <w:t>вчи́нки</w:t>
+      </w:r>
+      <w:r>
+        <w:rPr>
+          <w:rFonts w:ascii="Times New Roman" w:hAnsi="Times New Roman"/>
+          <w:sz w:val="24"/>
+        </w:rPr>
+        <w:t>.</w:t>
+      </w:r>
+    </w:p>
+    <w:p>
+      <w:pPr>
+        <w:pStyle w:val="a"/>
+        <w:spacing w:after="120"/>
+      </w:pPr>
+      <w:r>
+        <w:rPr>
+          <w:rFonts w:ascii="Times New Roman" w:hAnsi="Times New Roman"/>
+          <w:sz w:val="24"/>
+        </w:rPr>
+        <w:t xml:space="preserve">Якщо́ </w:t>
+      </w:r>
+      <w:r>
+        <w:rPr>
+          <w:rFonts w:ascii="Times New Roman" w:hAnsi="Times New Roman"/>
+          <w:sz w:val="24"/>
+        </w:rPr>
+        <w:t>су́ддів</w:t>
+      </w:r>
+      <w:r>
+        <w:rPr>
+          <w:rFonts w:ascii="Times New Roman" w:hAnsi="Times New Roman"/>
+          <w:sz w:val="24"/>
+        </w:rPr>
+        <w:t xml:space="preserve"> </w:t>
+      </w:r>
+      <w:r>
+        <w:rPr>
+          <w:rFonts w:ascii="Times New Roman" w:hAnsi="Times New Roman"/>
+          <w:sz w:val="24"/>
+        </w:rPr>
+        <w:t>ї́хніх</w:t>
+      </w:r>
+      <w:r>
+        <w:rPr>
+          <w:rFonts w:ascii="Times New Roman" w:hAnsi="Times New Roman"/>
+          <w:sz w:val="24"/>
+        </w:rPr>
+        <w:t xml:space="preserve"> </w:t>
+      </w:r>
+      <w:r>
+        <w:rPr>
+          <w:rFonts w:ascii="Times New Roman" w:hAnsi="Times New Roman"/>
+          <w:sz w:val="24"/>
+        </w:rPr>
+        <w:t>ски́нуть</w:t>
+      </w:r>
+      <w:r>
+        <w:rPr>
+          <w:rFonts w:ascii="Times New Roman" w:hAnsi="Times New Roman"/>
+          <w:sz w:val="24"/>
+        </w:rPr>
+        <w:t xml:space="preserve"> в </w:t>
+      </w:r>
+      <w:r>
+        <w:rPr>
+          <w:rFonts w:ascii="Times New Roman" w:hAnsi="Times New Roman"/>
+          <w:sz w:val="24"/>
+        </w:rPr>
+        <w:t>уще́лини</w:t>
+      </w:r>
+      <w:r>
+        <w:rPr>
+          <w:rFonts w:ascii="Times New Roman" w:hAnsi="Times New Roman"/>
+          <w:sz w:val="24"/>
+        </w:rPr>
+        <w:t xml:space="preserve"> </w:t>
+      </w:r>
+      <w:r>
+        <w:rPr>
+          <w:rFonts w:ascii="Times New Roman" w:hAnsi="Times New Roman"/>
+          <w:sz w:val="24"/>
+        </w:rPr>
+        <w:t>ске́лі</w:t>
+      </w:r>
+      <w:r>
+        <w:rPr>
+          <w:rFonts w:ascii="Times New Roman" w:hAnsi="Times New Roman"/>
+          <w:sz w:val="24"/>
+        </w:rPr>
+        <w:t xml:space="preserve">,* то </w:t>
+      </w:r>
+      <w:r>
+        <w:rPr>
+          <w:rFonts w:ascii="Times New Roman" w:hAnsi="Times New Roman"/>
+          <w:sz w:val="24"/>
+        </w:rPr>
+        <w:t>почу́ють</w:t>
+      </w:r>
+      <w:r>
+        <w:rPr>
+          <w:rFonts w:ascii="Times New Roman" w:hAnsi="Times New Roman"/>
+          <w:sz w:val="24"/>
+        </w:rPr>
+        <w:t xml:space="preserve">, що слова́ мої́ </w:t>
+      </w:r>
+      <w:r>
+        <w:rPr>
+          <w:rFonts w:ascii="Times New Roman" w:hAnsi="Times New Roman"/>
+          <w:sz w:val="24"/>
+        </w:rPr>
+        <w:t>лю́бі</w:t>
+      </w:r>
+      <w:r>
+        <w:rPr>
+          <w:rFonts w:ascii="Times New Roman" w:hAnsi="Times New Roman"/>
+          <w:sz w:val="24"/>
+        </w:rPr>
+        <w:t>.</w:t>
+      </w:r>
+    </w:p>
+    <w:p>
+      <w:pPr>
+        <w:pStyle w:val="a"/>
+        <w:spacing w:after="120"/>
+      </w:pPr>
+      <w:r>
+        <w:rPr>
+          <w:rFonts w:ascii="Times New Roman" w:hAnsi="Times New Roman"/>
+          <w:sz w:val="24"/>
+        </w:rPr>
+        <w:t>Немо́вби</w:t>
+      </w:r>
+      <w:r>
+        <w:rPr>
+          <w:rFonts w:ascii="Times New Roman" w:hAnsi="Times New Roman"/>
+          <w:sz w:val="24"/>
+        </w:rPr>
+        <w:t xml:space="preserve"> хтось </w:t>
+      </w:r>
+      <w:r>
+        <w:rPr>
+          <w:rFonts w:ascii="Times New Roman" w:hAnsi="Times New Roman"/>
+          <w:sz w:val="24"/>
+        </w:rPr>
+        <w:t>розби́в</w:t>
+      </w:r>
+      <w:r>
+        <w:rPr>
+          <w:rFonts w:ascii="Times New Roman" w:hAnsi="Times New Roman"/>
+          <w:sz w:val="24"/>
+        </w:rPr>
+        <w:t xml:space="preserve"> і </w:t>
+      </w:r>
+      <w:r>
+        <w:rPr>
+          <w:rFonts w:ascii="Times New Roman" w:hAnsi="Times New Roman"/>
+          <w:sz w:val="24"/>
+        </w:rPr>
+        <w:t>розри́в</w:t>
+      </w:r>
+      <w:r>
+        <w:rPr>
+          <w:rFonts w:ascii="Times New Roman" w:hAnsi="Times New Roman"/>
+          <w:sz w:val="24"/>
+        </w:rPr>
+        <w:t xml:space="preserve"> </w:t>
+      </w:r>
+      <w:r>
+        <w:rPr>
+          <w:rFonts w:ascii="Times New Roman" w:hAnsi="Times New Roman"/>
+          <w:sz w:val="24"/>
+        </w:rPr>
+        <w:t>зе́млю</w:t>
+      </w:r>
+      <w:r>
+        <w:rPr>
+          <w:rFonts w:ascii="Times New Roman" w:hAnsi="Times New Roman"/>
+          <w:sz w:val="24"/>
+        </w:rPr>
+        <w:t xml:space="preserve">,* </w:t>
+      </w:r>
+      <w:r>
+        <w:rPr>
+          <w:rFonts w:ascii="Times New Roman" w:hAnsi="Times New Roman"/>
+          <w:sz w:val="24"/>
+        </w:rPr>
+        <w:t>розки́дано</w:t>
+      </w:r>
+      <w:r>
+        <w:rPr>
+          <w:rFonts w:ascii="Times New Roman" w:hAnsi="Times New Roman"/>
+          <w:sz w:val="24"/>
+        </w:rPr>
+        <w:t xml:space="preserve"> </w:t>
+      </w:r>
+      <w:r>
+        <w:rPr>
+          <w:rFonts w:ascii="Times New Roman" w:hAnsi="Times New Roman"/>
+          <w:sz w:val="24"/>
+        </w:rPr>
+        <w:t>ї́хні</w:t>
+      </w:r>
+      <w:r>
+        <w:rPr>
+          <w:rFonts w:ascii="Times New Roman" w:hAnsi="Times New Roman"/>
+          <w:sz w:val="24"/>
+        </w:rPr>
+        <w:t xml:space="preserve"> </w:t>
+      </w:r>
+      <w:r>
+        <w:rPr>
+          <w:rFonts w:ascii="Times New Roman" w:hAnsi="Times New Roman"/>
+          <w:sz w:val="24"/>
+        </w:rPr>
+        <w:t>ко́сті</w:t>
+      </w:r>
+      <w:r>
+        <w:rPr>
+          <w:rFonts w:ascii="Times New Roman" w:hAnsi="Times New Roman"/>
+          <w:sz w:val="24"/>
+        </w:rPr>
+        <w:t xml:space="preserve"> </w:t>
+      </w:r>
+      <w:r>
+        <w:rPr>
+          <w:rFonts w:ascii="Times New Roman" w:hAnsi="Times New Roman"/>
+          <w:sz w:val="24"/>
+        </w:rPr>
+        <w:t>пе́ред</w:t>
+      </w:r>
+      <w:r>
+        <w:rPr>
+          <w:rFonts w:ascii="Times New Roman" w:hAnsi="Times New Roman"/>
+          <w:sz w:val="24"/>
+        </w:rPr>
+        <w:t xml:space="preserve"> </w:t>
+      </w:r>
+      <w:r>
+        <w:rPr>
+          <w:rFonts w:ascii="Times New Roman" w:hAnsi="Times New Roman"/>
+          <w:sz w:val="24"/>
+        </w:rPr>
+        <w:t>а́дом</w:t>
+      </w:r>
+      <w:r>
+        <w:rPr>
+          <w:rFonts w:ascii="Times New Roman" w:hAnsi="Times New Roman"/>
+          <w:sz w:val="24"/>
+        </w:rPr>
+        <w:t>.</w:t>
+      </w:r>
+    </w:p>
+    <w:p>
+      <w:pPr>
+        <w:pStyle w:val="a"/>
+        <w:spacing w:after="120"/>
+      </w:pPr>
+      <w:r>
+        <w:rPr>
+          <w:rFonts w:ascii="Times New Roman" w:hAnsi="Times New Roman"/>
+          <w:sz w:val="24"/>
+        </w:rPr>
+        <w:t xml:space="preserve">Бо до </w:t>
+      </w:r>
+      <w:r>
+        <w:rPr>
+          <w:rFonts w:ascii="Times New Roman" w:hAnsi="Times New Roman"/>
+          <w:sz w:val="24"/>
+        </w:rPr>
+        <w:t>Те́бе</w:t>
+      </w:r>
+      <w:r>
+        <w:rPr>
+          <w:rFonts w:ascii="Times New Roman" w:hAnsi="Times New Roman"/>
+          <w:sz w:val="24"/>
+        </w:rPr>
+        <w:t xml:space="preserve">, </w:t>
+      </w:r>
+      <w:r>
+        <w:rPr>
+          <w:rFonts w:ascii="Times New Roman" w:hAnsi="Times New Roman"/>
+          <w:sz w:val="24"/>
+        </w:rPr>
+        <w:t>Го́споди</w:t>
+      </w:r>
+      <w:r>
+        <w:rPr>
+          <w:rFonts w:ascii="Times New Roman" w:hAnsi="Times New Roman"/>
+          <w:sz w:val="24"/>
+        </w:rPr>
+        <w:t xml:space="preserve">, мій </w:t>
+      </w:r>
+      <w:r>
+        <w:rPr>
+          <w:rFonts w:ascii="Times New Roman" w:hAnsi="Times New Roman"/>
+          <w:sz w:val="24"/>
+        </w:rPr>
+        <w:t>Бо́же</w:t>
+      </w:r>
+      <w:r>
+        <w:rPr>
+          <w:rFonts w:ascii="Times New Roman" w:hAnsi="Times New Roman"/>
+          <w:sz w:val="24"/>
+        </w:rPr>
+        <w:t xml:space="preserve">, мої́ </w:t>
+      </w:r>
+      <w:r>
+        <w:rPr>
+          <w:rFonts w:ascii="Times New Roman" w:hAnsi="Times New Roman"/>
+          <w:sz w:val="24"/>
+        </w:rPr>
+        <w:t>о́чі</w:t>
+      </w:r>
+      <w:r>
+        <w:rPr>
+          <w:rFonts w:ascii="Times New Roman" w:hAnsi="Times New Roman"/>
+          <w:sz w:val="24"/>
+        </w:rPr>
+        <w:t xml:space="preserve">;* до </w:t>
+      </w:r>
+      <w:r>
+        <w:rPr>
+          <w:rFonts w:ascii="Times New Roman" w:hAnsi="Times New Roman"/>
+          <w:sz w:val="24"/>
+        </w:rPr>
+        <w:t>Те́бе</w:t>
+      </w:r>
+      <w:r>
+        <w:rPr>
+          <w:rFonts w:ascii="Times New Roman" w:hAnsi="Times New Roman"/>
+          <w:sz w:val="24"/>
+        </w:rPr>
+        <w:t xml:space="preserve"> </w:t>
+      </w:r>
+      <w:r>
+        <w:rPr>
+          <w:rFonts w:ascii="Times New Roman" w:hAnsi="Times New Roman"/>
+          <w:sz w:val="24"/>
+        </w:rPr>
+        <w:t>прибіга́ю</w:t>
+      </w:r>
+      <w:r>
+        <w:rPr>
+          <w:rFonts w:ascii="Times New Roman" w:hAnsi="Times New Roman"/>
+          <w:sz w:val="24"/>
+        </w:rPr>
+        <w:t xml:space="preserve">, не губи́ душі́ </w:t>
+      </w:r>
+      <w:r>
+        <w:rPr>
+          <w:rFonts w:ascii="Times New Roman" w:hAnsi="Times New Roman"/>
+          <w:sz w:val="24"/>
+        </w:rPr>
+        <w:t>моє́ї</w:t>
+      </w:r>
+      <w:r>
+        <w:rPr>
+          <w:rFonts w:ascii="Times New Roman" w:hAnsi="Times New Roman"/>
+          <w:sz w:val="24"/>
+        </w:rPr>
+        <w:t>.</w:t>
+      </w:r>
+    </w:p>
+    <w:p>
+      <w:pPr>
+        <w:pStyle w:val="a"/>
+        <w:spacing w:after="120"/>
+      </w:pPr>
+      <w:r>
+        <w:rPr>
+          <w:rFonts w:ascii="Times New Roman" w:hAnsi="Times New Roman"/>
+          <w:sz w:val="24"/>
+        </w:rPr>
+        <w:t xml:space="preserve">Збережи́ мене́ від </w:t>
+      </w:r>
+      <w:r>
+        <w:rPr>
+          <w:rFonts w:ascii="Times New Roman" w:hAnsi="Times New Roman"/>
+          <w:sz w:val="24"/>
+        </w:rPr>
+        <w:t>пе́тлі</w:t>
+      </w:r>
+      <w:r>
+        <w:rPr>
+          <w:rFonts w:ascii="Times New Roman" w:hAnsi="Times New Roman"/>
+          <w:sz w:val="24"/>
+        </w:rPr>
+        <w:t xml:space="preserve">, що її́ </w:t>
+      </w:r>
+      <w:r>
+        <w:rPr>
+          <w:rFonts w:ascii="Times New Roman" w:hAnsi="Times New Roman"/>
+          <w:sz w:val="24"/>
+        </w:rPr>
+        <w:t>наста́вили</w:t>
+      </w:r>
+      <w:r>
+        <w:rPr>
+          <w:rFonts w:ascii="Times New Roman" w:hAnsi="Times New Roman"/>
+          <w:sz w:val="24"/>
+        </w:rPr>
+        <w:t xml:space="preserve"> на </w:t>
+      </w:r>
+      <w:r>
+        <w:rPr>
+          <w:rFonts w:ascii="Times New Roman" w:hAnsi="Times New Roman"/>
+          <w:sz w:val="24"/>
+        </w:rPr>
+        <w:t>ме́не</w:t>
+      </w:r>
+      <w:r>
+        <w:rPr>
+          <w:rFonts w:ascii="Times New Roman" w:hAnsi="Times New Roman"/>
+          <w:sz w:val="24"/>
+        </w:rPr>
+        <w:t xml:space="preserve">,* і від сильця́ тих, що </w:t>
+      </w:r>
+      <w:r>
+        <w:rPr>
+          <w:rFonts w:ascii="Times New Roman" w:hAnsi="Times New Roman"/>
+          <w:sz w:val="24"/>
+        </w:rPr>
+        <w:t>тво́рять</w:t>
+      </w:r>
+      <w:r>
+        <w:rPr>
+          <w:rFonts w:ascii="Times New Roman" w:hAnsi="Times New Roman"/>
+          <w:sz w:val="24"/>
+        </w:rPr>
+        <w:t xml:space="preserve"> </w:t>
+      </w:r>
+      <w:r>
+        <w:rPr>
+          <w:rFonts w:ascii="Times New Roman" w:hAnsi="Times New Roman"/>
+          <w:sz w:val="24"/>
+        </w:rPr>
+        <w:t>беззако́ння</w:t>
+      </w:r>
+      <w:r>
+        <w:rPr>
+          <w:rFonts w:ascii="Times New Roman" w:hAnsi="Times New Roman"/>
+          <w:sz w:val="24"/>
+        </w:rPr>
+        <w:t>.</w:t>
+      </w:r>
+    </w:p>
+    <w:p>
+      <w:pPr>
+        <w:pStyle w:val="a"/>
+        <w:spacing w:after="120"/>
+      </w:pPr>
+      <w:r>
+        <w:rPr>
+          <w:rFonts w:ascii="Times New Roman" w:hAnsi="Times New Roman"/>
+          <w:sz w:val="24"/>
+        </w:rPr>
+        <w:t>Неха́й</w:t>
+      </w:r>
+      <w:r>
+        <w:rPr>
+          <w:rFonts w:ascii="Times New Roman" w:hAnsi="Times New Roman"/>
+          <w:sz w:val="24"/>
+        </w:rPr>
+        <w:t xml:space="preserve"> </w:t>
+      </w:r>
+      <w:r>
+        <w:rPr>
+          <w:rFonts w:ascii="Times New Roman" w:hAnsi="Times New Roman"/>
+          <w:sz w:val="24"/>
+        </w:rPr>
+        <w:t>грі́шники</w:t>
+      </w:r>
+      <w:r>
+        <w:rPr>
+          <w:rFonts w:ascii="Times New Roman" w:hAnsi="Times New Roman"/>
+          <w:sz w:val="24"/>
+        </w:rPr>
+        <w:t xml:space="preserve"> </w:t>
+      </w:r>
+      <w:r>
+        <w:rPr>
+          <w:rFonts w:ascii="Times New Roman" w:hAnsi="Times New Roman"/>
+          <w:sz w:val="24"/>
+        </w:rPr>
+        <w:t>впаду́ть</w:t>
+      </w:r>
+      <w:r>
+        <w:rPr>
+          <w:rFonts w:ascii="Times New Roman" w:hAnsi="Times New Roman"/>
+          <w:sz w:val="24"/>
+        </w:rPr>
+        <w:t xml:space="preserve"> у </w:t>
+      </w:r>
+      <w:r>
+        <w:rPr>
+          <w:rFonts w:ascii="Times New Roman" w:hAnsi="Times New Roman"/>
+          <w:sz w:val="24"/>
+        </w:rPr>
+        <w:t>вла́сні</w:t>
+      </w:r>
+      <w:r>
+        <w:rPr>
+          <w:rFonts w:ascii="Times New Roman" w:hAnsi="Times New Roman"/>
+          <w:sz w:val="24"/>
+        </w:rPr>
+        <w:t xml:space="preserve"> </w:t>
+      </w:r>
+      <w:r>
+        <w:rPr>
+          <w:rFonts w:ascii="Times New Roman" w:hAnsi="Times New Roman"/>
+          <w:sz w:val="24"/>
+        </w:rPr>
+        <w:t>сі́ті</w:t>
+      </w:r>
+      <w:r>
+        <w:rPr>
+          <w:rFonts w:ascii="Times New Roman" w:hAnsi="Times New Roman"/>
+          <w:sz w:val="24"/>
+        </w:rPr>
+        <w:t xml:space="preserve"> всі </w:t>
+      </w:r>
+      <w:r>
+        <w:rPr>
+          <w:rFonts w:ascii="Times New Roman" w:hAnsi="Times New Roman"/>
+          <w:sz w:val="24"/>
+        </w:rPr>
+        <w:t>ра́зом</w:t>
+      </w:r>
+      <w:r>
+        <w:rPr>
+          <w:rFonts w:ascii="Times New Roman" w:hAnsi="Times New Roman"/>
+          <w:sz w:val="24"/>
+        </w:rPr>
+        <w:t xml:space="preserve">,* а я пройду́ </w:t>
+      </w:r>
+      <w:r>
+        <w:rPr>
+          <w:rFonts w:ascii="Times New Roman" w:hAnsi="Times New Roman"/>
+          <w:sz w:val="24"/>
+        </w:rPr>
+        <w:t>безпе́чно</w:t>
+      </w:r>
+      <w:r>
+        <w:rPr>
+          <w:rFonts w:ascii="Times New Roman" w:hAnsi="Times New Roman"/>
+          <w:sz w:val="24"/>
+        </w:rPr>
+        <w:t>.</w:t>
+      </w:r>
+    </w:p>
+    <w:p>
+      <w:pPr>
+        <w:pStyle w:val="a"/>
+        <w:spacing w:after="120"/>
+      </w:pPr>
+      <w:r>
+        <w:rPr>
+          <w:rFonts w:ascii="Times New Roman" w:hAnsi="Times New Roman"/>
           <w:b/>
-          <w:color w:val="FF0000"/>
-          <w:sz w:val="24"/>
-          <w:szCs w:val="24"/>
-        </w:rPr>
-      </w:pPr>
-      <w:r>
-        <w:rPr>
-          <w:rFonts w:ascii="Times New Roman" w:hAnsi="Times New Roman" w:cs="Times New Roman"/>
-          <w:b/>
-          <w:color w:val="FF0000"/>
-          <w:sz w:val="24"/>
-          <w:szCs w:val="24"/>
+          <w:i/>
+          <w:color w:val="FF0000"/>
+          <w:sz w:val="24"/>
         </w:rPr>
         <w:t>Псалом 141</w:t>
       </w:r>
     </w:p>
     <w:p>
       <w:pPr>
-        <w:spacing w:after="120"/>
-        <w:jc w:val="both"/>
-        <w:rPr>
-          <w:rFonts w:ascii="Times New Roman" w:hAnsi="Times New Roman" w:cs="Times New Roman"/>
-          <w:sz w:val="24"/>
-          <w:szCs w:val="24"/>
-        </w:rPr>
-      </w:pPr>
-      <w:r>
-        <w:rPr>
-          <w:rFonts w:ascii="Times New Roman" w:hAnsi="Times New Roman" w:cs="Times New Roman"/>
-          <w:sz w:val="24"/>
-          <w:szCs w:val="24"/>
-        </w:rPr>
-        <w:t xml:space="preserve">Я голосом </w:t>
-      </w:r>
-      <w:r>
-        <w:rPr>
-          <w:rFonts w:ascii="Times New Roman" w:hAnsi="Times New Roman" w:cs="Times New Roman"/>
-          <w:sz w:val="24"/>
-          <w:szCs w:val="24"/>
-        </w:rPr>
-        <w:t>моїм до Господа взиваю,* я голосом моїм до Господа молюся.</w:t>
-      </w:r>
-    </w:p>
-    <w:p>
-      <w:pPr>
-        <w:spacing w:after="120"/>
-        <w:jc w:val="both"/>
-        <w:rPr>
-          <w:rFonts w:ascii="Times New Roman" w:hAnsi="Times New Roman" w:cs="Times New Roman"/>
-          <w:sz w:val="24"/>
-          <w:szCs w:val="24"/>
-        </w:rPr>
-      </w:pPr>
-      <w:r>
-        <w:rPr>
-          <w:rFonts w:ascii="Times New Roman" w:hAnsi="Times New Roman" w:cs="Times New Roman"/>
-          <w:sz w:val="24"/>
-          <w:szCs w:val="24"/>
-        </w:rPr>
-        <w:t>Скаргу мою перед ним виливаю,* мою скруту йому я виявляю.</w:t>
-      </w:r>
-    </w:p>
-    <w:p>
-      <w:pPr>
-        <w:spacing w:after="120"/>
-        <w:jc w:val="both"/>
-        <w:rPr>
-          <w:rFonts w:ascii="Times New Roman" w:hAnsi="Times New Roman" w:cs="Times New Roman"/>
-          <w:sz w:val="24"/>
-          <w:szCs w:val="24"/>
-        </w:rPr>
-      </w:pPr>
-      <w:r>
-        <w:rPr>
-          <w:rFonts w:ascii="Times New Roman" w:hAnsi="Times New Roman" w:cs="Times New Roman"/>
-          <w:sz w:val="24"/>
-          <w:szCs w:val="24"/>
-        </w:rPr>
-        <w:t>Коли тривожиться в мені дух мій, ти знаєш мою стежку.* На дорозі, де я ступаю, тайно розставили сильце на мене.</w:t>
-      </w:r>
-    </w:p>
-    <w:p>
-      <w:pPr>
-        <w:spacing w:after="120"/>
-        <w:jc w:val="both"/>
-        <w:rPr>
-          <w:rFonts w:ascii="Times New Roman" w:hAnsi="Times New Roman" w:cs="Times New Roman"/>
-          <w:sz w:val="24"/>
-          <w:szCs w:val="24"/>
-        </w:rPr>
-      </w:pPr>
-      <w:r>
-        <w:rPr>
-          <w:rFonts w:ascii="Times New Roman" w:hAnsi="Times New Roman" w:cs="Times New Roman"/>
-          <w:sz w:val="24"/>
-          <w:szCs w:val="24"/>
-        </w:rPr>
-        <w:t>Поглянь праворуч і подивися</w:t>
-      </w:r>
-      <w:r>
-        <w:rPr>
-          <w:rFonts w:ascii="Times New Roman" w:hAnsi="Times New Roman" w:cs="Times New Roman"/>
-          <w:sz w:val="24"/>
-          <w:szCs w:val="24"/>
-        </w:rPr>
-        <w:t>:* нема нікого, хто дбав би за мене.</w:t>
-      </w:r>
-    </w:p>
-    <w:p>
-      <w:pPr>
-        <w:spacing w:after="120"/>
-        <w:jc w:val="both"/>
-        <w:rPr>
-          <w:rFonts w:ascii="Times New Roman" w:hAnsi="Times New Roman" w:cs="Times New Roman"/>
-          <w:sz w:val="24"/>
-          <w:szCs w:val="24"/>
-        </w:rPr>
-      </w:pPr>
-      <w:r>
-        <w:rPr>
-          <w:rFonts w:ascii="Times New Roman" w:hAnsi="Times New Roman" w:cs="Times New Roman"/>
-          <w:sz w:val="24"/>
-          <w:szCs w:val="24"/>
-        </w:rPr>
-        <w:t>Нема куди мені втікати,* нема нікого, хто піклувався би мною.</w:t>
-      </w:r>
-    </w:p>
-    <w:p>
-      <w:pPr>
-        <w:spacing w:after="120"/>
-        <w:jc w:val="both"/>
-        <w:rPr>
-          <w:rFonts w:ascii="Times New Roman" w:hAnsi="Times New Roman" w:cs="Times New Roman"/>
-          <w:sz w:val="24"/>
-          <w:szCs w:val="24"/>
-        </w:rPr>
-      </w:pPr>
-      <w:r>
-        <w:rPr>
-          <w:rFonts w:ascii="Times New Roman" w:eastAsia="Gungsuh" w:hAnsi="Times New Roman" w:cs="Times New Roman"/>
-          <w:sz w:val="24"/>
-          <w:szCs w:val="24"/>
-        </w:rPr>
-        <w:t>До тебе, Господи, взиваю й кажу:* Ти моє прибіжище, в землі живих ти − моя доля!</w:t>
-      </w:r>
-    </w:p>
-    <w:p>
-      <w:pPr>
-        <w:spacing w:after="120"/>
-        <w:jc w:val="both"/>
-        <w:rPr>
-          <w:rFonts w:ascii="Times New Roman" w:hAnsi="Times New Roman" w:cs="Times New Roman"/>
-          <w:sz w:val="24"/>
-          <w:szCs w:val="24"/>
-        </w:rPr>
-      </w:pPr>
-      <w:r>
-        <w:rPr>
-          <w:rFonts w:ascii="Times New Roman" w:hAnsi="Times New Roman" w:cs="Times New Roman"/>
-          <w:sz w:val="24"/>
-          <w:szCs w:val="24"/>
-        </w:rPr>
-        <w:t>Зверни увагу на моє благання,* бо я вельми нещасний.</w:t>
-      </w:r>
-    </w:p>
-    <w:p>
-      <w:pPr>
-        <w:spacing w:after="120"/>
-        <w:jc w:val="both"/>
-        <w:rPr>
-          <w:rFonts w:ascii="Times New Roman" w:hAnsi="Times New Roman" w:cs="Times New Roman"/>
-          <w:sz w:val="24"/>
-          <w:szCs w:val="24"/>
-        </w:rPr>
-      </w:pPr>
-      <w:r>
-        <w:rPr>
-          <w:rFonts w:ascii="Times New Roman" w:hAnsi="Times New Roman" w:cs="Times New Roman"/>
-          <w:sz w:val="24"/>
-          <w:szCs w:val="24"/>
-        </w:rPr>
-        <w:t>Спаси мене від гонителів моїх,* бо вони сильніші від мене.</w:t>
+        <w:pStyle w:val="a"/>
+        <w:spacing w:after="120"/>
+      </w:pPr>
+      <w:r>
+        <w:rPr>
+          <w:rFonts w:ascii="Times New Roman" w:hAnsi="Times New Roman"/>
+          <w:sz w:val="24"/>
+        </w:rPr>
+        <w:t xml:space="preserve">Я </w:t>
+      </w:r>
+      <w:r>
+        <w:rPr>
+          <w:rFonts w:ascii="Times New Roman" w:hAnsi="Times New Roman"/>
+          <w:sz w:val="24"/>
+        </w:rPr>
+        <w:t>го́лосом</w:t>
+      </w:r>
+      <w:r>
+        <w:rPr>
+          <w:rFonts w:ascii="Times New Roman" w:hAnsi="Times New Roman"/>
+          <w:sz w:val="24"/>
+        </w:rPr>
+        <w:t xml:space="preserve"> </w:t>
+      </w:r>
+      <w:r>
+        <w:rPr>
+          <w:rFonts w:ascii="Times New Roman" w:hAnsi="Times New Roman"/>
+          <w:sz w:val="24"/>
+        </w:rPr>
+        <w:t>мої́м</w:t>
+      </w:r>
+      <w:r>
+        <w:rPr>
+          <w:rFonts w:ascii="Times New Roman" w:hAnsi="Times New Roman"/>
+          <w:sz w:val="24"/>
+        </w:rPr>
+        <w:t xml:space="preserve"> до </w:t>
+      </w:r>
+      <w:r>
+        <w:rPr>
+          <w:rFonts w:ascii="Times New Roman" w:hAnsi="Times New Roman"/>
+          <w:sz w:val="24"/>
+        </w:rPr>
+        <w:t>Го́спода</w:t>
+      </w:r>
+      <w:r>
+        <w:rPr>
+          <w:rFonts w:ascii="Times New Roman" w:hAnsi="Times New Roman"/>
+          <w:sz w:val="24"/>
+        </w:rPr>
+        <w:t xml:space="preserve"> </w:t>
+      </w:r>
+      <w:r>
+        <w:rPr>
+          <w:rFonts w:ascii="Times New Roman" w:hAnsi="Times New Roman"/>
+          <w:sz w:val="24"/>
+        </w:rPr>
+        <w:t>взива́ю</w:t>
+      </w:r>
+      <w:r>
+        <w:rPr>
+          <w:rFonts w:ascii="Times New Roman" w:hAnsi="Times New Roman"/>
+          <w:sz w:val="24"/>
+        </w:rPr>
+        <w:t xml:space="preserve">,* я </w:t>
+      </w:r>
+      <w:r>
+        <w:rPr>
+          <w:rFonts w:ascii="Times New Roman" w:hAnsi="Times New Roman"/>
+          <w:sz w:val="24"/>
+        </w:rPr>
+        <w:t>го́лосом</w:t>
+      </w:r>
+      <w:r>
+        <w:rPr>
+          <w:rFonts w:ascii="Times New Roman" w:hAnsi="Times New Roman"/>
+          <w:sz w:val="24"/>
+        </w:rPr>
+        <w:t xml:space="preserve"> </w:t>
+      </w:r>
+      <w:r>
+        <w:rPr>
+          <w:rFonts w:ascii="Times New Roman" w:hAnsi="Times New Roman"/>
+          <w:sz w:val="24"/>
+        </w:rPr>
+        <w:t>мої́м</w:t>
+      </w:r>
+      <w:r>
+        <w:rPr>
+          <w:rFonts w:ascii="Times New Roman" w:hAnsi="Times New Roman"/>
+          <w:sz w:val="24"/>
+        </w:rPr>
+        <w:t xml:space="preserve"> до </w:t>
+      </w:r>
+      <w:r>
+        <w:rPr>
+          <w:rFonts w:ascii="Times New Roman" w:hAnsi="Times New Roman"/>
+          <w:sz w:val="24"/>
+        </w:rPr>
+        <w:t>Го́спода</w:t>
+      </w:r>
+      <w:r>
+        <w:rPr>
+          <w:rFonts w:ascii="Times New Roman" w:hAnsi="Times New Roman"/>
+          <w:sz w:val="24"/>
+        </w:rPr>
+        <w:t xml:space="preserve"> </w:t>
+      </w:r>
+      <w:r>
+        <w:rPr>
+          <w:rFonts w:ascii="Times New Roman" w:hAnsi="Times New Roman"/>
+          <w:sz w:val="24"/>
+        </w:rPr>
+        <w:t>молю́ся</w:t>
+      </w:r>
+      <w:r>
+        <w:rPr>
+          <w:rFonts w:ascii="Times New Roman" w:hAnsi="Times New Roman"/>
+          <w:sz w:val="24"/>
+        </w:rPr>
+        <w:t>.</w:t>
+      </w:r>
+    </w:p>
+    <w:p>
+      <w:pPr>
+        <w:pStyle w:val="a"/>
+        <w:spacing w:after="120"/>
+      </w:pPr>
+      <w:r>
+        <w:rPr>
+          <w:rFonts w:ascii="Times New Roman" w:hAnsi="Times New Roman"/>
+          <w:sz w:val="24"/>
+        </w:rPr>
+        <w:t>Ска́ргу</w:t>
+      </w:r>
+      <w:r>
+        <w:rPr>
+          <w:rFonts w:ascii="Times New Roman" w:hAnsi="Times New Roman"/>
+          <w:sz w:val="24"/>
+        </w:rPr>
+        <w:t xml:space="preserve"> мою́ </w:t>
+      </w:r>
+      <w:r>
+        <w:rPr>
+          <w:rFonts w:ascii="Times New Roman" w:hAnsi="Times New Roman"/>
+          <w:sz w:val="24"/>
+        </w:rPr>
+        <w:t>пе́ред</w:t>
+      </w:r>
+      <w:r>
+        <w:rPr>
+          <w:rFonts w:ascii="Times New Roman" w:hAnsi="Times New Roman"/>
+          <w:sz w:val="24"/>
+        </w:rPr>
+        <w:t xml:space="preserve"> Ним </w:t>
+      </w:r>
+      <w:r>
+        <w:rPr>
+          <w:rFonts w:ascii="Times New Roman" w:hAnsi="Times New Roman"/>
+          <w:sz w:val="24"/>
+        </w:rPr>
+        <w:t>вилива́ю</w:t>
+      </w:r>
+      <w:r>
+        <w:rPr>
+          <w:rFonts w:ascii="Times New Roman" w:hAnsi="Times New Roman"/>
+          <w:sz w:val="24"/>
+        </w:rPr>
+        <w:t xml:space="preserve">,* мою́ </w:t>
+      </w:r>
+      <w:r>
+        <w:rPr>
+          <w:rFonts w:ascii="Times New Roman" w:hAnsi="Times New Roman"/>
+          <w:sz w:val="24"/>
+        </w:rPr>
+        <w:t>скру́ту</w:t>
+      </w:r>
+      <w:r>
+        <w:rPr>
+          <w:rFonts w:ascii="Times New Roman" w:hAnsi="Times New Roman"/>
+          <w:sz w:val="24"/>
+        </w:rPr>
+        <w:t xml:space="preserve"> Йому́ я </w:t>
+      </w:r>
+      <w:r>
+        <w:rPr>
+          <w:rFonts w:ascii="Times New Roman" w:hAnsi="Times New Roman"/>
+          <w:sz w:val="24"/>
+        </w:rPr>
+        <w:t>виявля́ю</w:t>
+      </w:r>
+      <w:r>
+        <w:rPr>
+          <w:rFonts w:ascii="Times New Roman" w:hAnsi="Times New Roman"/>
+          <w:sz w:val="24"/>
+        </w:rPr>
+        <w:t>.</w:t>
+      </w:r>
+    </w:p>
+    <w:p>
+      <w:pPr>
+        <w:pStyle w:val="a"/>
+        <w:spacing w:after="120"/>
+      </w:pPr>
+      <w:r>
+        <w:rPr>
+          <w:rFonts w:ascii="Times New Roman" w:hAnsi="Times New Roman"/>
+          <w:sz w:val="24"/>
+        </w:rPr>
+        <w:t xml:space="preserve">Коли́ </w:t>
+      </w:r>
+      <w:r>
+        <w:rPr>
+          <w:rFonts w:ascii="Times New Roman" w:hAnsi="Times New Roman"/>
+          <w:sz w:val="24"/>
+        </w:rPr>
+        <w:t>триво́житься</w:t>
+      </w:r>
+      <w:r>
+        <w:rPr>
+          <w:rFonts w:ascii="Times New Roman" w:hAnsi="Times New Roman"/>
+          <w:sz w:val="24"/>
+        </w:rPr>
+        <w:t xml:space="preserve"> в мені́ дух мій, Ти </w:t>
+      </w:r>
+      <w:r>
+        <w:rPr>
+          <w:rFonts w:ascii="Times New Roman" w:hAnsi="Times New Roman"/>
+          <w:sz w:val="24"/>
+        </w:rPr>
+        <w:t>знає́ш</w:t>
+      </w:r>
+      <w:r>
+        <w:rPr>
+          <w:rFonts w:ascii="Times New Roman" w:hAnsi="Times New Roman"/>
+          <w:sz w:val="24"/>
+        </w:rPr>
+        <w:t xml:space="preserve"> мою́ сте́жку.* На </w:t>
+      </w:r>
+      <w:r>
+        <w:rPr>
+          <w:rFonts w:ascii="Times New Roman" w:hAnsi="Times New Roman"/>
+          <w:sz w:val="24"/>
+        </w:rPr>
+        <w:t>доро́зі</w:t>
+      </w:r>
+      <w:r>
+        <w:rPr>
+          <w:rFonts w:ascii="Times New Roman" w:hAnsi="Times New Roman"/>
+          <w:sz w:val="24"/>
+        </w:rPr>
+        <w:t xml:space="preserve">, де я </w:t>
+      </w:r>
+      <w:r>
+        <w:rPr>
+          <w:rFonts w:ascii="Times New Roman" w:hAnsi="Times New Roman"/>
+          <w:sz w:val="24"/>
+        </w:rPr>
+        <w:t>ступа́ю</w:t>
+      </w:r>
+      <w:r>
+        <w:rPr>
+          <w:rFonts w:ascii="Times New Roman" w:hAnsi="Times New Roman"/>
+          <w:sz w:val="24"/>
+        </w:rPr>
+        <w:t xml:space="preserve">, </w:t>
+      </w:r>
+      <w:r>
+        <w:rPr>
+          <w:rFonts w:ascii="Times New Roman" w:hAnsi="Times New Roman"/>
+          <w:sz w:val="24"/>
+        </w:rPr>
+        <w:t>та́йно</w:t>
+      </w:r>
+      <w:r>
+        <w:rPr>
+          <w:rFonts w:ascii="Times New Roman" w:hAnsi="Times New Roman"/>
+          <w:sz w:val="24"/>
+        </w:rPr>
+        <w:t xml:space="preserve"> </w:t>
+      </w:r>
+      <w:r>
+        <w:rPr>
+          <w:rFonts w:ascii="Times New Roman" w:hAnsi="Times New Roman"/>
+          <w:sz w:val="24"/>
+        </w:rPr>
+        <w:t>розста́вили</w:t>
+      </w:r>
+      <w:r>
+        <w:rPr>
+          <w:rFonts w:ascii="Times New Roman" w:hAnsi="Times New Roman"/>
+          <w:sz w:val="24"/>
+        </w:rPr>
+        <w:t xml:space="preserve"> сильце́ на </w:t>
+      </w:r>
+      <w:r>
+        <w:rPr>
+          <w:rFonts w:ascii="Times New Roman" w:hAnsi="Times New Roman"/>
+          <w:sz w:val="24"/>
+        </w:rPr>
+        <w:t>ме́не</w:t>
+      </w:r>
+      <w:r>
+        <w:rPr>
+          <w:rFonts w:ascii="Times New Roman" w:hAnsi="Times New Roman"/>
+          <w:sz w:val="24"/>
+        </w:rPr>
+        <w:t>.</w:t>
+      </w:r>
+    </w:p>
+    <w:p>
+      <w:pPr>
+        <w:pStyle w:val="a"/>
+        <w:spacing w:after="120"/>
+      </w:pPr>
+      <w:r>
+        <w:rPr>
+          <w:rFonts w:ascii="Times New Roman" w:hAnsi="Times New Roman"/>
+          <w:sz w:val="24"/>
+        </w:rPr>
+        <w:t>Погля́нь</w:t>
+      </w:r>
+      <w:r>
+        <w:rPr>
+          <w:rFonts w:ascii="Times New Roman" w:hAnsi="Times New Roman"/>
+          <w:sz w:val="24"/>
+        </w:rPr>
+        <w:t xml:space="preserve"> </w:t>
+      </w:r>
+      <w:r>
+        <w:rPr>
+          <w:rFonts w:ascii="Times New Roman" w:hAnsi="Times New Roman"/>
+          <w:sz w:val="24"/>
+        </w:rPr>
+        <w:t>право́руч</w:t>
+      </w:r>
+      <w:r>
+        <w:rPr>
+          <w:rFonts w:ascii="Times New Roman" w:hAnsi="Times New Roman"/>
+          <w:sz w:val="24"/>
+        </w:rPr>
+        <w:t xml:space="preserve"> і </w:t>
+      </w:r>
+      <w:r>
+        <w:rPr>
+          <w:rFonts w:ascii="Times New Roman" w:hAnsi="Times New Roman"/>
+          <w:sz w:val="24"/>
+        </w:rPr>
+        <w:t>подиви́ся</w:t>
+      </w:r>
+      <w:r>
+        <w:rPr>
+          <w:rFonts w:ascii="Times New Roman" w:hAnsi="Times New Roman"/>
+          <w:sz w:val="24"/>
+        </w:rPr>
+        <w:t xml:space="preserve">:* нема́ </w:t>
+      </w:r>
+      <w:r>
+        <w:rPr>
+          <w:rFonts w:ascii="Times New Roman" w:hAnsi="Times New Roman"/>
+          <w:sz w:val="24"/>
+        </w:rPr>
+        <w:t>ніко́го</w:t>
+      </w:r>
+      <w:r>
+        <w:rPr>
+          <w:rFonts w:ascii="Times New Roman" w:hAnsi="Times New Roman"/>
+          <w:sz w:val="24"/>
+        </w:rPr>
+        <w:t xml:space="preserve">, хто дбав би за </w:t>
+      </w:r>
+      <w:r>
+        <w:rPr>
+          <w:rFonts w:ascii="Times New Roman" w:hAnsi="Times New Roman"/>
+          <w:sz w:val="24"/>
+        </w:rPr>
+        <w:t>ме́не</w:t>
+      </w:r>
+      <w:r>
+        <w:rPr>
+          <w:rFonts w:ascii="Times New Roman" w:hAnsi="Times New Roman"/>
+          <w:sz w:val="24"/>
+        </w:rPr>
+        <w:t>.</w:t>
+      </w:r>
+    </w:p>
+    <w:p>
+      <w:pPr>
+        <w:pStyle w:val="a"/>
+        <w:spacing w:after="120"/>
+      </w:pPr>
+      <w:r>
+        <w:rPr>
+          <w:rFonts w:ascii="Times New Roman" w:hAnsi="Times New Roman"/>
+          <w:sz w:val="24"/>
+        </w:rPr>
+        <w:t xml:space="preserve">Нема́ куди́ мені́ </w:t>
+      </w:r>
+      <w:r>
+        <w:rPr>
+          <w:rFonts w:ascii="Times New Roman" w:hAnsi="Times New Roman"/>
+          <w:sz w:val="24"/>
+        </w:rPr>
+        <w:t>втіка́ти</w:t>
+      </w:r>
+      <w:r>
+        <w:rPr>
+          <w:rFonts w:ascii="Times New Roman" w:hAnsi="Times New Roman"/>
+          <w:sz w:val="24"/>
+        </w:rPr>
+        <w:t xml:space="preserve">,* нема́ </w:t>
+      </w:r>
+      <w:r>
+        <w:rPr>
+          <w:rFonts w:ascii="Times New Roman" w:hAnsi="Times New Roman"/>
+          <w:sz w:val="24"/>
+        </w:rPr>
+        <w:t>ніко́го</w:t>
+      </w:r>
+      <w:r>
+        <w:rPr>
+          <w:rFonts w:ascii="Times New Roman" w:hAnsi="Times New Roman"/>
+          <w:sz w:val="24"/>
+        </w:rPr>
+        <w:t xml:space="preserve">, хто </w:t>
+      </w:r>
+      <w:r>
+        <w:rPr>
+          <w:rFonts w:ascii="Times New Roman" w:hAnsi="Times New Roman"/>
+          <w:sz w:val="24"/>
+        </w:rPr>
+        <w:t>піклува́вся</w:t>
+      </w:r>
+      <w:r>
+        <w:rPr>
+          <w:rFonts w:ascii="Times New Roman" w:hAnsi="Times New Roman"/>
+          <w:sz w:val="24"/>
+        </w:rPr>
+        <w:t xml:space="preserve"> би </w:t>
+      </w:r>
+      <w:r>
+        <w:rPr>
+          <w:rFonts w:ascii="Times New Roman" w:hAnsi="Times New Roman"/>
+          <w:sz w:val="24"/>
+        </w:rPr>
+        <w:t>мно́ю</w:t>
+      </w:r>
+      <w:r>
+        <w:rPr>
+          <w:rFonts w:ascii="Times New Roman" w:hAnsi="Times New Roman"/>
+          <w:sz w:val="24"/>
+        </w:rPr>
+        <w:t>.</w:t>
+      </w:r>
+    </w:p>
+    <w:p>
+      <w:pPr>
+        <w:pStyle w:val="a"/>
+        <w:spacing w:after="120"/>
+      </w:pPr>
+      <w:r>
+        <w:rPr>
+          <w:rFonts w:ascii="Times New Roman" w:hAnsi="Times New Roman"/>
+          <w:sz w:val="24"/>
+        </w:rPr>
+        <w:t xml:space="preserve">До </w:t>
+      </w:r>
+      <w:r>
+        <w:rPr>
+          <w:rFonts w:ascii="Times New Roman" w:hAnsi="Times New Roman"/>
+          <w:sz w:val="24"/>
+        </w:rPr>
+        <w:t>Те́бе</w:t>
+      </w:r>
+      <w:r>
+        <w:rPr>
+          <w:rFonts w:ascii="Times New Roman" w:hAnsi="Times New Roman"/>
+          <w:sz w:val="24"/>
+        </w:rPr>
+        <w:t xml:space="preserve">, </w:t>
+      </w:r>
+      <w:r>
+        <w:rPr>
+          <w:rFonts w:ascii="Times New Roman" w:hAnsi="Times New Roman"/>
+          <w:sz w:val="24"/>
+        </w:rPr>
+        <w:t>Го́споди</w:t>
+      </w:r>
+      <w:r>
+        <w:rPr>
+          <w:rFonts w:ascii="Times New Roman" w:hAnsi="Times New Roman"/>
+          <w:sz w:val="24"/>
+        </w:rPr>
+        <w:t xml:space="preserve">, </w:t>
+      </w:r>
+      <w:r>
+        <w:rPr>
+          <w:rFonts w:ascii="Times New Roman" w:hAnsi="Times New Roman"/>
+          <w:sz w:val="24"/>
+        </w:rPr>
+        <w:t>взива́ю</w:t>
+      </w:r>
+      <w:r>
+        <w:rPr>
+          <w:rFonts w:ascii="Times New Roman" w:hAnsi="Times New Roman"/>
+          <w:sz w:val="24"/>
+        </w:rPr>
+        <w:t xml:space="preserve"> й кажу́:* Ти моє́ </w:t>
+      </w:r>
+      <w:r>
+        <w:rPr>
+          <w:rFonts w:ascii="Times New Roman" w:hAnsi="Times New Roman"/>
+          <w:sz w:val="24"/>
+        </w:rPr>
+        <w:t>прибі́жище</w:t>
+      </w:r>
+      <w:r>
+        <w:rPr>
+          <w:rFonts w:ascii="Times New Roman" w:hAnsi="Times New Roman"/>
+          <w:sz w:val="24"/>
+        </w:rPr>
+        <w:t xml:space="preserve">, в землі́ </w:t>
+      </w:r>
+      <w:r>
+        <w:rPr>
+          <w:rFonts w:ascii="Times New Roman" w:hAnsi="Times New Roman"/>
+          <w:sz w:val="24"/>
+        </w:rPr>
+        <w:t>живи́х</w:t>
+      </w:r>
+      <w:r>
+        <w:rPr>
+          <w:rFonts w:ascii="Times New Roman" w:hAnsi="Times New Roman"/>
+          <w:sz w:val="24"/>
+        </w:rPr>
+        <w:t xml:space="preserve"> Ти − моя́ </w:t>
+      </w:r>
+      <w:r>
+        <w:rPr>
+          <w:rFonts w:ascii="Times New Roman" w:hAnsi="Times New Roman"/>
+          <w:sz w:val="24"/>
+        </w:rPr>
+        <w:t>до́ля</w:t>
+      </w:r>
+      <w:r>
+        <w:rPr>
+          <w:rFonts w:ascii="Times New Roman" w:hAnsi="Times New Roman"/>
+          <w:sz w:val="24"/>
+        </w:rPr>
+        <w:t>!</w:t>
+      </w:r>
+    </w:p>
+    <w:p>
+      <w:pPr>
+        <w:pStyle w:val="a"/>
+        <w:spacing w:after="120"/>
+      </w:pPr>
+      <w:r>
+        <w:rPr>
+          <w:rFonts w:ascii="Times New Roman" w:hAnsi="Times New Roman"/>
+          <w:sz w:val="24"/>
+        </w:rPr>
+        <w:t xml:space="preserve">Зверни́ </w:t>
+      </w:r>
+      <w:r>
+        <w:rPr>
+          <w:rFonts w:ascii="Times New Roman" w:hAnsi="Times New Roman"/>
+          <w:sz w:val="24"/>
+        </w:rPr>
+        <w:t>ува́гу</w:t>
+      </w:r>
+      <w:r>
+        <w:rPr>
+          <w:rFonts w:ascii="Times New Roman" w:hAnsi="Times New Roman"/>
+          <w:sz w:val="24"/>
+        </w:rPr>
+        <w:t xml:space="preserve"> на моє́ </w:t>
+      </w:r>
+      <w:r>
+        <w:rPr>
+          <w:rFonts w:ascii="Times New Roman" w:hAnsi="Times New Roman"/>
+          <w:sz w:val="24"/>
+        </w:rPr>
+        <w:t>блага́ння</w:t>
+      </w:r>
+      <w:r>
+        <w:rPr>
+          <w:rFonts w:ascii="Times New Roman" w:hAnsi="Times New Roman"/>
+          <w:sz w:val="24"/>
+        </w:rPr>
+        <w:t xml:space="preserve">,* бо я </w:t>
+      </w:r>
+      <w:r>
+        <w:rPr>
+          <w:rFonts w:ascii="Times New Roman" w:hAnsi="Times New Roman"/>
+          <w:sz w:val="24"/>
+        </w:rPr>
+        <w:t>ве́льми</w:t>
+      </w:r>
+      <w:r>
+        <w:rPr>
+          <w:rFonts w:ascii="Times New Roman" w:hAnsi="Times New Roman"/>
+          <w:sz w:val="24"/>
+        </w:rPr>
+        <w:t xml:space="preserve"> </w:t>
+      </w:r>
+      <w:r>
+        <w:rPr>
+          <w:rFonts w:ascii="Times New Roman" w:hAnsi="Times New Roman"/>
+          <w:sz w:val="24"/>
+        </w:rPr>
+        <w:t>неща́сний</w:t>
+      </w:r>
+      <w:r>
+        <w:rPr>
+          <w:rFonts w:ascii="Times New Roman" w:hAnsi="Times New Roman"/>
+          <w:sz w:val="24"/>
+        </w:rPr>
+        <w:t>.</w:t>
+      </w:r>
+    </w:p>
+    <w:p>
+      <w:pPr>
+        <w:pStyle w:val="a"/>
+        <w:spacing w:after="120"/>
+      </w:pPr>
+      <w:r>
+        <w:rPr>
+          <w:rFonts w:ascii="Times New Roman" w:hAnsi="Times New Roman"/>
+          <w:sz w:val="24"/>
+        </w:rPr>
+        <w:t xml:space="preserve">Спаси́ мене́ від </w:t>
+      </w:r>
+      <w:r>
+        <w:rPr>
+          <w:rFonts w:ascii="Times New Roman" w:hAnsi="Times New Roman"/>
+          <w:sz w:val="24"/>
+        </w:rPr>
+        <w:t>гони́телів</w:t>
+      </w:r>
+      <w:r>
+        <w:rPr>
+          <w:rFonts w:ascii="Times New Roman" w:hAnsi="Times New Roman"/>
+          <w:sz w:val="24"/>
+        </w:rPr>
+        <w:t xml:space="preserve"> </w:t>
+      </w:r>
+      <w:r>
+        <w:rPr>
+          <w:rFonts w:ascii="Times New Roman" w:hAnsi="Times New Roman"/>
+          <w:sz w:val="24"/>
+        </w:rPr>
+        <w:t>мої́х</w:t>
+      </w:r>
+      <w:r>
+        <w:rPr>
+          <w:rFonts w:ascii="Times New Roman" w:hAnsi="Times New Roman"/>
+          <w:sz w:val="24"/>
+        </w:rPr>
+        <w:t xml:space="preserve">,* бо вони́ </w:t>
+      </w:r>
+      <w:r>
+        <w:rPr>
+          <w:rFonts w:ascii="Times New Roman" w:hAnsi="Times New Roman"/>
+          <w:sz w:val="24"/>
+        </w:rPr>
+        <w:t>сильні́ші</w:t>
+      </w:r>
+      <w:r>
+        <w:rPr>
+          <w:rFonts w:ascii="Times New Roman" w:hAnsi="Times New Roman"/>
+          <w:sz w:val="24"/>
+        </w:rPr>
+        <w:t xml:space="preserve"> від </w:t>
+      </w:r>
+      <w:r>
+        <w:rPr>
+          <w:rFonts w:ascii="Times New Roman" w:hAnsi="Times New Roman"/>
+          <w:sz w:val="24"/>
+        </w:rPr>
+        <w:t>ме́не</w:t>
+      </w:r>
+      <w:r>
+        <w:rPr>
+          <w:rFonts w:ascii="Times New Roman" w:hAnsi="Times New Roman"/>
+          <w:sz w:val="24"/>
+        </w:rPr>
+        <w:t>.</w:t>
       </w:r>
     </w:p>
     <w:p>
@@ -7778,7 +9157,7 @@
           <w:sz w:val="24"/>
           <w:szCs w:val="24"/>
         </w:rPr>
-        <w:t>(г. 1, самоподібний):</w:t>
+        <w:t>(г. 1, самоподібний):</w:t>
       </w:r>
       <w:r>
         <w:rPr>
@@ -8926,7 +10305,7 @@
           <w:sz w:val="24"/>
           <w:szCs w:val="24"/>
         </w:rPr>
-        <w:t>(г. 1)</w:t>
+        <w:t>(г. 1)</w:t>
       </w:r>
       <w:r>
         <w:rPr>
@@ -9850,19 +11229,17 @@
       </w:pPr>
       <w:r>
         <w:rPr>
-          <w:rFonts w:ascii="Times New Roman" w:hAnsi="Times New Roman" w:cs="Times New Roman"/>
+          <w:rFonts w:ascii="Times New Roman" w:hAnsi="Times New Roman"/>
           <w:i/>
           <w:color w:val="FF4400"/>
           <w:sz w:val="24"/>
-          <w:szCs w:val="24"/>
         </w:rPr>
         <w:t>Священик:</w:t>
       </w:r>
       <w:r>
         <w:rPr>
-          <w:rFonts w:ascii="Times New Roman" w:hAnsi="Times New Roman" w:cs="Times New Roman"/>
-          <w:sz w:val="24"/>
-          <w:szCs w:val="24"/>
+          <w:rFonts w:ascii="Times New Roman" w:hAnsi="Times New Roman"/>
+          <w:sz w:val="24"/>
         </w:rPr>
         <w:t xml:space="preserve"> Мир всім.</w:t>
       </w:r>
@@ -12600,29 +13977,19 @@
       </w:pPr>
       <w:r>
         <w:rPr>
-          <w:rFonts w:ascii="Times New Roman" w:hAnsi="Times New Roman" w:cs="Times New Roman"/>
+          <w:rFonts w:ascii="Times New Roman" w:hAnsi="Times New Roman"/>
           <w:i/>
           <w:color w:val="FF4400"/>
           <w:sz w:val="24"/>
-          <w:szCs w:val="24"/>
         </w:rPr>
         <w:t>Священик:</w:t>
       </w:r>
       <w:r>
         <w:rPr>
-          <w:rFonts w:ascii="Times New Roman" w:hAnsi="Times New Roman" w:cs="Times New Roman"/>
-          <w:sz w:val="24"/>
-          <w:szCs w:val="24"/>
-        </w:rPr>
-        <w:t xml:space="preserve"> Бо Ти – Бог милости, ласк і людинолюбно</w:t>
-      </w:r>
-      <w:r>
-        <w:rPr>
-          <w:rFonts w:ascii="Times New Roman" w:hAnsi="Times New Roman" w:cs="Times New Roman"/>
-          <w:sz w:val="24"/>
-          <w:szCs w:val="24"/>
-        </w:rPr>
-        <w:t>сти, і Тобі славу віддаємо, Отцю, і Сину, і Святому Духові, нині, і повсякчас, і на віки віків.</w:t>
+          <w:rFonts w:ascii="Times New Roman" w:hAnsi="Times New Roman"/>
+          <w:sz w:val="24"/>
+        </w:rPr>
+        <w:t xml:space="preserve"> Бо Ти – Бог милости, ласк і людинолюбности, і Тобі славу віддаємо, Отцю, і Сину, і Святому Духові, нині, і повсякчас, і на віки віків.</w:t>
       </w:r>
     </w:p>
     <w:p>
@@ -12675,19 +14042,17 @@
       </w:pPr>
       <w:r>
         <w:rPr>
-          <w:rFonts w:ascii="Times New Roman" w:hAnsi="Times New Roman" w:cs="Times New Roman"/>
+          <w:rFonts w:ascii="Times New Roman" w:hAnsi="Times New Roman"/>
           <w:i/>
           <w:color w:val="FF4400"/>
           <w:sz w:val="24"/>
-          <w:szCs w:val="24"/>
         </w:rPr>
         <w:t>Священик:</w:t>
       </w:r>
       <w:r>
         <w:rPr>
-          <w:rFonts w:ascii="Times New Roman" w:hAnsi="Times New Roman" w:cs="Times New Roman"/>
-          <w:sz w:val="24"/>
-          <w:szCs w:val="24"/>
+          <w:rFonts w:ascii="Times New Roman" w:hAnsi="Times New Roman"/>
+          <w:sz w:val="24"/>
         </w:rPr>
         <w:t xml:space="preserve"> Мир всім.</w:t>
       </w:r>
@@ -12944,7 +14309,7 @@
           <w:sz w:val="24"/>
           <w:szCs w:val="24"/>
         </w:rPr>
-        <w:t>(г. 1):</w:t>
+        <w:t>(г. 1):</w:t>
       </w:r>
       <w:r>
         <w:rPr>
@@ -12981,7 +14346,7 @@
           <w:sz w:val="24"/>
           <w:szCs w:val="24"/>
         </w:rPr>
-        <w:t>(г. 2):</w:t>
+        <w:t>(г. 2):</w:t>
       </w:r>
       <w:r>
         <w:rPr>
@@ -13045,7 +14410,7 @@
           <w:sz w:val="24"/>
           <w:szCs w:val="24"/>
         </w:rPr>
-        <w:t>(г. 3):</w:t>
+        <w:t>(г. 3):</w:t>
       </w:r>
       <w:r>
         <w:rPr>
@@ -13091,7 +14456,7 @@
           <w:sz w:val="24"/>
           <w:szCs w:val="24"/>
         </w:rPr>
-        <w:t>(г. 5):</w:t>
+        <w:t>(г. 5):</w:t>
       </w:r>
       <w:r>
         <w:rPr>
@@ -13368,7 +14733,7 @@
           <w:sz w:val="24"/>
           <w:szCs w:val="24"/>
         </w:rPr>
-        <w:t>(12 р.)</w:t>
+        <w:t>(12 р.)</w:t>
       </w:r>
       <w:r>
         <w:rPr>
@@ -13603,7 +14968,7 @@
           <w:sz w:val="24"/>
           <w:szCs w:val="24"/>
         </w:rPr>
-        <w:t>(12 р.)</w:t>
+        <w:t>(12 р.)</w:t>
       </w:r>
       <w:r>
         <w:rPr>
@@ -13626,29 +14991,19 @@
       </w:pPr>
       <w:r>
         <w:rPr>
-          <w:rFonts w:ascii="Times New Roman" w:hAnsi="Times New Roman" w:cs="Times New Roman"/>
+          <w:rFonts w:ascii="Times New Roman" w:hAnsi="Times New Roman"/>
           <w:i/>
           <w:color w:val="FF4400"/>
           <w:sz w:val="24"/>
-          <w:szCs w:val="24"/>
         </w:rPr>
         <w:t>Священик:</w:t>
       </w:r>
       <w:r>
         <w:rPr>
-          <w:rFonts w:ascii="Times New Roman" w:hAnsi="Times New Roman" w:cs="Times New Roman"/>
-          <w:sz w:val="24"/>
-          <w:szCs w:val="24"/>
-        </w:rPr>
-        <w:t xml:space="preserve"> Вислухай нас, Боже, Спасителю наш, надіє всіх людей на </w:t>
-      </w:r>
-      <w:r>
-        <w:rPr>
-          <w:rFonts w:ascii="Times New Roman" w:hAnsi="Times New Roman" w:cs="Times New Roman"/>
-          <w:sz w:val="24"/>
-          <w:szCs w:val="24"/>
-        </w:rPr>
-        <w:t>землі і тих, що далеко на морі та в повітрі; будь, Владико, ласкавий нам у гріхах наших, і помилуй нас. Милостивий бо і людинолюбний Бог єси, і тобі славу віддаємо: Отцю, і Сину, і Святому Духові, нині і повсякчас, і на віки віків.</w:t>
+          <w:rFonts w:ascii="Times New Roman" w:hAnsi="Times New Roman"/>
+          <w:sz w:val="24"/>
+        </w:rPr>
+        <w:t xml:space="preserve"> Вислухай нас, Боже, Спасителю наш, надіє всіх людей на землі і тих, що далеко на морі та в повітрі; будь, Владико, ласкавий нам у гріхах наших, і помилуй нас. Милостивий бо і людинолюбний Бог єси, і тобі славу віддаємо: Отцю, і Сину, і Святому Духові, нині і повсякчас, і на віки віків.</w:t>
       </w:r>
     </w:p>
     <w:p>
@@ -13692,29 +15047,19 @@
       </w:pPr>
       <w:r>
         <w:rPr>
-          <w:rFonts w:ascii="Times New Roman" w:hAnsi="Times New Roman" w:cs="Times New Roman"/>
+          <w:rFonts w:ascii="Times New Roman" w:hAnsi="Times New Roman"/>
           <w:i/>
           <w:color w:val="FF4400"/>
           <w:sz w:val="24"/>
-          <w:szCs w:val="24"/>
         </w:rPr>
         <w:t>Священик:</w:t>
       </w:r>
       <w:r>
         <w:rPr>
-          <w:rFonts w:ascii="Times New Roman" w:hAnsi="Times New Roman" w:cs="Times New Roman"/>
-          <w:sz w:val="24"/>
-          <w:szCs w:val="24"/>
-        </w:rPr>
-        <w:t xml:space="preserve"> </w:t>
-      </w:r>
-      <w:r>
-        <w:rPr>
-          <w:rFonts w:ascii="Times New Roman" w:hAnsi="Times New Roman" w:cs="Times New Roman"/>
-          <w:sz w:val="24"/>
-          <w:szCs w:val="24"/>
-        </w:rPr>
-        <w:t>Мир всім.</w:t>
+          <w:rFonts w:ascii="Times New Roman" w:hAnsi="Times New Roman"/>
+          <w:sz w:val="24"/>
+        </w:rPr>
+        <w:t xml:space="preserve"> Мир всім.</w:t>
       </w:r>
     </w:p>
     <w:p>
@@ -13806,55 +15151,35 @@
       </w:pPr>
       <w:r>
         <w:rPr>
-          <w:rFonts w:ascii="Times New Roman" w:hAnsi="Times New Roman" w:cs="Times New Roman"/>
+          <w:rFonts w:ascii="Times New Roman" w:hAnsi="Times New Roman"/>
           <w:i/>
           <w:color w:val="FF4400"/>
           <w:sz w:val="24"/>
-          <w:szCs w:val="24"/>
         </w:rPr>
         <w:t>Священик:</w:t>
       </w:r>
       <w:r>
         <w:rPr>
-          <w:rFonts w:ascii="Times New Roman" w:hAnsi="Times New Roman" w:cs="Times New Roman"/>
-          <w:sz w:val="24"/>
-          <w:szCs w:val="24"/>
-        </w:rPr>
-        <w:t xml:space="preserve"> Владико многомилостивий, Господи Ісусе Христе, Боже наш! Молитвами пречистої Владичиці нашої Богородиці і Приснодіви Марії, якої Упення світлий празник дн</w:t>
-      </w:r>
-      <w:r>
-        <w:rPr>
-          <w:rFonts w:ascii="Times New Roman" w:hAnsi="Times New Roman" w:cs="Times New Roman"/>
-          <w:sz w:val="24"/>
-          <w:szCs w:val="24"/>
-        </w:rPr>
-        <w:t xml:space="preserve">есь урочисто святкуємо, і святого (ім'я, </w:t>
-      </w:r>
-      <w:r>
-        <w:rPr>
-          <w:rFonts w:ascii="Times New Roman" w:hAnsi="Times New Roman" w:cs="Times New Roman"/>
+          <w:rFonts w:ascii="Times New Roman" w:hAnsi="Times New Roman"/>
+          <w:sz w:val="24"/>
+        </w:rPr>
+        <w:t xml:space="preserve"> Владико многомилостивий, Господи Ісусе Христе, Боже наш! Молитвами пречистої Владичиці нашої Богородиці і Приснодіви Марії, якої Упення світлий празник днесь урочисто святкуємо, і святого (ім'я, </w:t>
+      </w:r>
+      <w:r>
+        <w:rPr>
+          <w:rFonts w:ascii="Times New Roman" w:hAnsi="Times New Roman"/>
           <w:i/>
           <w:color w:val="FF4400"/>
           <w:sz w:val="24"/>
-          <w:szCs w:val="24"/>
         </w:rPr>
         <w:t>якого є храм</w:t>
       </w:r>
       <w:r>
         <w:rPr>
-          <w:rFonts w:ascii="Times New Roman" w:eastAsia="Gungsuh" w:hAnsi="Times New Roman" w:cs="Times New Roman"/>
-          <w:sz w:val="24"/>
-          <w:szCs w:val="24"/>
-        </w:rPr>
-        <w:t>) і всіх святих, − приємну вчини молитву нашу, даруй нам прощення гріхів наших, покрий нас ласкою своєю, віджени від нас усякого ворога й супротивника. Втихомир наше життя, Господи, помилуй нас і світ тв</w:t>
-      </w:r>
-      <w:r>
-        <w:rPr>
-          <w:rFonts w:ascii="Times New Roman" w:eastAsia="Gungsuh" w:hAnsi="Times New Roman" w:cs="Times New Roman"/>
-          <w:sz w:val="24"/>
-          <w:szCs w:val="24"/>
-        </w:rPr>
-        <w:t>ій, і спаси душі наші, як благий і людинолюбний.</w:t>
+          <w:rFonts w:ascii="Times New Roman" w:hAnsi="Times New Roman"/>
+          <w:sz w:val="24"/>
+        </w:rPr>
+        <w:t>) і всіх святих, − приємну вчини молитву нашу, даруй нам прощення гріхів наших, покрий нас ласкою своєю, віджени від нас усякого ворога й супротивника. Втихомир наше життя, Господи, помилуй нас і світ твій, і спаси душі наші, як благий і людинолюбний.</w:t>
       </w:r>
     </w:p>
     <w:p>
@@ -13938,7 +15263,7 @@
           <w:sz w:val="24"/>
           <w:szCs w:val="24"/>
         </w:rPr>
-        <w:t>(г. 4):</w:t>
+        <w:t>(г. 4):</w:t>
       </w:r>
       <w:r>
         <w:rPr>
@@ -14478,31 +15803,85 @@
     </w:p>
     <w:p>
       <w:pPr>
-        <w:spacing w:after="120"/>
-        <w:jc w:val="both"/>
-        <w:rPr>
-          <w:rFonts w:ascii="Times New Roman" w:hAnsi="Times New Roman" w:cs="Times New Roman"/>
-          <w:sz w:val="24"/>
-          <w:szCs w:val="24"/>
-        </w:rPr>
-      </w:pPr>
-      <w:r>
-        <w:rPr>
-          <w:rFonts w:ascii="Times New Roman" w:hAnsi="Times New Roman" w:cs="Times New Roman"/>
-          <w:sz w:val="24"/>
-          <w:szCs w:val="24"/>
-        </w:rPr>
-        <w:t xml:space="preserve">Святий Боже, святий Кріпкий, святий Безсмертний, помилуй нас </w:t>
-      </w:r>
-      <w:r>
-        <w:rPr>
-          <w:rFonts w:ascii="Times New Roman" w:hAnsi="Times New Roman" w:cs="Times New Roman"/>
-          <w:i/>
-          <w:color w:val="FF0000"/>
-          <w:sz w:val="24"/>
-          <w:szCs w:val="24"/>
-        </w:rPr>
-        <w:t>(3 р.)</w:t>
+        <w:pStyle w:val="a"/>
+        <w:spacing w:after="120"/>
+      </w:pPr>
+      <w:r>
+        <w:rPr>
+          <w:rFonts w:ascii="Times New Roman" w:hAnsi="Times New Roman"/>
+          <w:sz w:val="24"/>
+        </w:rPr>
+        <w:t xml:space="preserve">Святий Боже, святий Кріпкий, святий Безсмертний, помилуй нас. </w:t>
+      </w:r>
+      <w:r>
+        <w:rPr>
+          <w:rFonts w:ascii="Times New Roman" w:hAnsi="Times New Roman"/>
+          <w:i/>
+          <w:color w:val="FF0000"/>
+          <w:sz w:val="24"/>
+        </w:rPr>
+        <w:t>(3 р.)</w:t>
+      </w:r>
+    </w:p>
+    <w:p>
+      <w:pPr>
+        <w:pStyle w:val="a"/>
+        <w:spacing w:after="120"/>
+      </w:pPr>
+      <w:r>
+        <w:rPr>
+          <w:rFonts w:ascii="Times New Roman" w:hAnsi="Times New Roman"/>
+          <w:sz w:val="24"/>
+        </w:rPr>
+        <w:t>Слава Отцю, і Сину, і Святому Духові,* і нині і повсякчас, і на віки віків. Амінь.</w:t>
+      </w:r>
+    </w:p>
+    <w:p>
+      <w:pPr>
+        <w:spacing w:after="120"/>
+        <w:jc w:val="both"/>
+        <w:rPr>
+          <w:rFonts w:ascii="Times New Roman" w:hAnsi="Times New Roman" w:cs="Times New Roman"/>
+          <w:sz w:val="24"/>
+          <w:szCs w:val="24"/>
+        </w:rPr>
+      </w:pPr>
+      <w:r>
+        <w:rPr>
+          <w:rFonts w:ascii="Times New Roman" w:hAnsi="Times New Roman" w:cs="Times New Roman"/>
+          <w:sz w:val="24"/>
+          <w:szCs w:val="24"/>
+        </w:rPr>
+        <w:t>Пресвята Тройце, помилуй нас;* Господи, очисти гріхи наші;* Владико, прости беззаконня наші;* Святий, завітай і зціли немочі наші імени твого ради.</w:t>
+      </w:r>
+    </w:p>
+    <w:p>
+      <w:pPr>
+        <w:spacing w:after="120"/>
+        <w:jc w:val="both"/>
+        <w:rPr>
+          <w:rFonts w:ascii="Times New Roman" w:hAnsi="Times New Roman" w:cs="Times New Roman"/>
+          <w:sz w:val="24"/>
+          <w:szCs w:val="24"/>
+        </w:rPr>
+      </w:pPr>
+      <w:r>
+        <w:rPr>
+          <w:rFonts w:ascii="Times New Roman" w:hAnsi="Times New Roman" w:cs="Times New Roman"/>
+          <w:sz w:val="24"/>
+          <w:szCs w:val="24"/>
+        </w:rPr>
+        <w:t xml:space="preserve">Господи, помилуй </w:t>
+      </w:r>
+      <w:r>
+        <w:rPr>
+          <w:rFonts w:ascii="Times New Roman" w:hAnsi="Times New Roman" w:cs="Times New Roman"/>
+          <w:i/>
+          <w:color w:val="FF0000"/>
+          <w:sz w:val="24"/>
+          <w:szCs w:val="24"/>
+        </w:rPr>
+        <w:t>(3 р.)</w:t>
       </w:r>
       <w:r>
         <w:rPr>
@@ -14516,111 +15895,135 @@
     </w:p>
     <w:p>
       <w:pPr>
-        <w:spacing w:after="120"/>
-        <w:jc w:val="both"/>
-        <w:rPr>
-          <w:rFonts w:ascii="Times New Roman" w:hAnsi="Times New Roman" w:cs="Times New Roman"/>
-          <w:sz w:val="24"/>
-          <w:szCs w:val="24"/>
-        </w:rPr>
-      </w:pPr>
-      <w:r>
-        <w:rPr>
-          <w:rFonts w:ascii="Times New Roman" w:hAnsi="Times New Roman" w:cs="Times New Roman"/>
-          <w:sz w:val="24"/>
-          <w:szCs w:val="24"/>
-        </w:rPr>
-        <w:t>Слава Отцю, і Сину, і Святому Духові,* і нині і повсякчас, і на віки віків. Амінь.</w:t>
-      </w:r>
-    </w:p>
-    <w:p>
-      <w:pPr>
-        <w:spacing w:after="120"/>
-        <w:jc w:val="both"/>
-        <w:rPr>
-          <w:rFonts w:ascii="Times New Roman" w:hAnsi="Times New Roman" w:cs="Times New Roman"/>
-          <w:sz w:val="24"/>
-          <w:szCs w:val="24"/>
-        </w:rPr>
-      </w:pPr>
-      <w:r>
-        <w:rPr>
-          <w:rFonts w:ascii="Times New Roman" w:hAnsi="Times New Roman" w:cs="Times New Roman"/>
-          <w:sz w:val="24"/>
-          <w:szCs w:val="24"/>
-        </w:rPr>
-        <w:t>Пресвята Тройце, помилуй нас;* Господи, очисти гріхи наші;* Владико, прости беззаконня наші;* Святий, завітай і зціли немочі наші імени твого ради.</w:t>
-      </w:r>
-    </w:p>
-    <w:p>
-      <w:pPr>
-        <w:spacing w:after="120"/>
-        <w:jc w:val="both"/>
-        <w:rPr>
-          <w:rFonts w:ascii="Times New Roman" w:hAnsi="Times New Roman" w:cs="Times New Roman"/>
-          <w:sz w:val="24"/>
-          <w:szCs w:val="24"/>
-        </w:rPr>
-      </w:pPr>
-      <w:r>
-        <w:rPr>
-          <w:rFonts w:ascii="Times New Roman" w:hAnsi="Times New Roman" w:cs="Times New Roman"/>
-          <w:sz w:val="24"/>
-          <w:szCs w:val="24"/>
-        </w:rPr>
-        <w:t xml:space="preserve">Господи, помилуй </w:t>
-      </w:r>
-      <w:r>
-        <w:rPr>
-          <w:rFonts w:ascii="Times New Roman" w:hAnsi="Times New Roman" w:cs="Times New Roman"/>
-          <w:i/>
-          <w:color w:val="FF0000"/>
-          <w:sz w:val="24"/>
-          <w:szCs w:val="24"/>
-        </w:rPr>
-        <w:t>(3 р.)</w:t>
-      </w:r>
-      <w:r>
-        <w:rPr>
-          <w:rFonts w:ascii="Times New Roman" w:hAnsi="Times New Roman" w:cs="Times New Roman"/>
-          <w:i/>
-          <w:sz w:val="24"/>
-          <w:szCs w:val="24"/>
+        <w:pStyle w:val="a"/>
+        <w:spacing w:after="120"/>
+      </w:pPr>
+      <w:r>
+        <w:rPr>
+          <w:rFonts w:ascii="Times New Roman" w:hAnsi="Times New Roman"/>
+          <w:sz w:val="24"/>
+        </w:rPr>
+        <w:t xml:space="preserve">Слава </w:t>
+      </w:r>
+      <w:r>
+        <w:rPr>
+          <w:rFonts w:ascii="Times New Roman" w:hAnsi="Times New Roman"/>
+          <w:sz w:val="24"/>
+        </w:rPr>
+        <w:t>Отцю</w:t>
+      </w:r>
+      <w:r>
+        <w:rPr>
+          <w:rFonts w:ascii="Times New Roman" w:hAnsi="Times New Roman"/>
+          <w:sz w:val="24"/>
+        </w:rPr>
+        <w:t xml:space="preserve">, і Сину, і Святому </w:t>
+      </w:r>
+      <w:r>
+        <w:rPr>
+          <w:rFonts w:ascii="Times New Roman" w:hAnsi="Times New Roman"/>
+          <w:sz w:val="24"/>
+        </w:rPr>
+        <w:t>Духові</w:t>
+      </w:r>
+      <w:r>
+        <w:rPr>
+          <w:rFonts w:ascii="Times New Roman" w:hAnsi="Times New Roman"/>
+          <w:sz w:val="24"/>
+        </w:rPr>
+        <w:t>,</w:t>
+      </w:r>
+      <w:r>
+        <w:rPr>
+          <w:rFonts w:ascii="Times New Roman" w:hAnsi="Times New Roman"/>
+          <w:sz w:val="24"/>
+        </w:rPr>
+        <w:t xml:space="preserve">* </w:t>
+      </w:r>
+      <w:r>
+        <w:rPr>
+          <w:rFonts w:ascii="Times New Roman" w:hAnsi="Times New Roman"/>
+          <w:sz w:val="24"/>
+        </w:rPr>
+        <w:t>і</w:t>
+      </w:r>
+      <w:r>
+        <w:rPr>
+          <w:rFonts w:ascii="Times New Roman" w:hAnsi="Times New Roman"/>
+          <w:b/>
+          <w:sz w:val="24"/>
+        </w:rPr>
+        <w:t xml:space="preserve"> </w:t>
+      </w:r>
+      <w:r>
+        <w:rPr>
+          <w:rFonts w:ascii="Times New Roman" w:hAnsi="Times New Roman"/>
+          <w:sz w:val="24"/>
+        </w:rPr>
+        <w:t>нині</w:t>
+      </w:r>
+      <w:r>
+        <w:rPr>
+          <w:rFonts w:ascii="Times New Roman" w:hAnsi="Times New Roman"/>
+          <w:sz w:val="24"/>
+        </w:rPr>
+        <w:t xml:space="preserve"> і </w:t>
+      </w:r>
+      <w:r>
+        <w:rPr>
+          <w:rFonts w:ascii="Times New Roman" w:hAnsi="Times New Roman"/>
+          <w:sz w:val="24"/>
+        </w:rPr>
+        <w:t>повсякчас</w:t>
+      </w:r>
+      <w:r>
+        <w:rPr>
+          <w:rFonts w:ascii="Times New Roman" w:hAnsi="Times New Roman"/>
+          <w:sz w:val="24"/>
+        </w:rPr>
+        <w:t xml:space="preserve">, і на </w:t>
+      </w:r>
+      <w:r>
+        <w:rPr>
+          <w:rFonts w:ascii="Times New Roman" w:hAnsi="Times New Roman"/>
+          <w:sz w:val="24"/>
+        </w:rPr>
+        <w:t>віки</w:t>
+      </w:r>
+      <w:r>
+        <w:rPr>
+          <w:rFonts w:ascii="Times New Roman" w:hAnsi="Times New Roman"/>
+          <w:sz w:val="24"/>
+        </w:rPr>
+        <w:t xml:space="preserve"> </w:t>
+      </w:r>
+      <w:r>
+        <w:rPr>
+          <w:rFonts w:ascii="Times New Roman" w:hAnsi="Times New Roman"/>
+          <w:sz w:val="24"/>
+        </w:rPr>
+        <w:t>віків</w:t>
+      </w:r>
+      <w:r>
+        <w:rPr>
+          <w:rFonts w:ascii="Times New Roman" w:hAnsi="Times New Roman"/>
+          <w:sz w:val="24"/>
+        </w:rPr>
+        <w:t xml:space="preserve">. </w:t>
+      </w:r>
+      <w:r>
+        <w:rPr>
+          <w:rFonts w:ascii="Times New Roman" w:hAnsi="Times New Roman"/>
+          <w:sz w:val="24"/>
+        </w:rPr>
+        <w:t>Амінь</w:t>
+      </w:r>
+      <w:r>
+        <w:rPr>
+          <w:rFonts w:ascii="Times New Roman" w:hAnsi="Times New Roman"/>
+          <w:sz w:val="24"/>
         </w:rPr>
         <w:t>.</w:t>
-      </w:r>
-    </w:p>
-    <w:p>
-      <w:pPr>
-        <w:spacing w:after="120"/>
-        <w:rPr>
-          <w:rFonts w:ascii="Times New Roman" w:hAnsi="Times New Roman" w:cs="Times New Roman"/>
-        </w:rPr>
-      </w:pPr>
-      <w:r>
-        <w:rPr>
-          <w:rFonts w:ascii="Times New Roman" w:hAnsi="Times New Roman" w:cs="Times New Roman"/>
-          <w:sz w:val="24"/>
-          <w:szCs w:val="24"/>
-        </w:rPr>
-        <w:t>Слава Отцю, і Сину, і Святому Духові.* І</w:t>
-      </w:r>
-      <w:r>
-        <w:rPr>
-          <w:rFonts w:ascii="Times New Roman" w:hAnsi="Times New Roman" w:cs="Times New Roman"/>
-          <w:b/>
-          <w:sz w:val="24"/>
-          <w:szCs w:val="24"/>
-        </w:rPr>
-        <w:t xml:space="preserve"> </w:t>
-      </w:r>
-      <w:r>
-        <w:rPr>
-          <w:rFonts w:ascii="Times New Roman" w:hAnsi="Times New Roman" w:cs="Times New Roman"/>
-          <w:sz w:val="24"/>
-          <w:szCs w:val="24"/>
-        </w:rPr>
-        <w:t>нині і повсякчас, і на віки віків. Амінь.</w:t>
       </w:r>
     </w:p>
     <w:p>
@@ -14771,7 +16174,7 @@
           <w:sz w:val="24"/>
           <w:szCs w:val="24"/>
         </w:rPr>
-        <w:t>(г. 1):</w:t>
+        <w:t>(г. 1):</w:t>
       </w:r>
       <w:r>
         <w:rPr>
@@ -14908,29 +16311,19 @@
       </w:pPr>
       <w:r>
         <w:rPr>
-          <w:rFonts w:ascii="Times New Roman" w:hAnsi="Times New Roman" w:cs="Times New Roman"/>
+          <w:rFonts w:ascii="Times New Roman" w:hAnsi="Times New Roman"/>
           <w:i/>
           <w:color w:val="FF4400"/>
           <w:sz w:val="24"/>
-          <w:szCs w:val="24"/>
         </w:rPr>
         <w:t>Священик:</w:t>
       </w:r>
       <w:r>
         <w:rPr>
-          <w:rFonts w:ascii="Times New Roman" w:hAnsi="Times New Roman" w:cs="Times New Roman"/>
-          <w:sz w:val="24"/>
-          <w:szCs w:val="24"/>
-        </w:rPr>
-        <w:t xml:space="preserve"> Господи Ісусе Христе, Боже наш, що благословив п'ять хлібів і п'ять тисяч народу нагодував! Сам благослови † і хліби ці †, пшеницю †, вино † і оливу, і умножи їх у цім місті (селі, обителі) і по всім світі твоїм, та й вірних, що споживають їх, освяти. Бо </w:t>
-      </w:r>
-      <w:r>
-        <w:rPr>
-          <w:rFonts w:ascii="Times New Roman" w:hAnsi="Times New Roman" w:cs="Times New Roman"/>
-          <w:sz w:val="24"/>
-          <w:szCs w:val="24"/>
-        </w:rPr>
-        <w:t>ти благословиш і освячуєш усе, Христе Боже наш, і тобі славу віддаємо із споконвічним Отцем твоїм, із всесвятим, ласкавим і животворящим твоїм Духом, нині і повсякчас, і на віки віків.</w:t>
+          <w:rFonts w:ascii="Times New Roman" w:hAnsi="Times New Roman"/>
+          <w:sz w:val="24"/>
+        </w:rPr>
+        <w:t xml:space="preserve"> Господи Ісусе Христе, Боже наш, що благословив п'ять хлібів і п'ять тисяч народу нагодував! Сам благослови † і хліби ці †, пшеницю †, вино † і оливу, і умножи їх у цім місті (селі, обителі) і по всім світі твоїм, та й вірних, що споживають їх, освяти. Бо ти благословиш і освячуєш усе, Христе Боже наш, і тобі славу віддаємо із споконвічним Отцем твоїм, із всесвятим, ласкавим і животворящим твоїм Духом, нині і повсякчас, і на віки віків.</w:t>
       </w:r>
     </w:p>
     <w:p>
@@ -14987,7 +16380,7 @@
           <w:sz w:val="24"/>
           <w:szCs w:val="24"/>
         </w:rPr>
-        <w:t>(3 р.)</w:t>
+        <w:t>(3 р.)</w:t>
       </w:r>
     </w:p>
     <w:p>
@@ -15027,246 +16420,1008 @@
     </w:p>
     <w:p>
       <w:pPr>
-        <w:spacing w:after="120"/>
-        <w:jc w:val="both"/>
-        <w:rPr>
-          <w:rFonts w:ascii="Times New Roman" w:hAnsi="Times New Roman" w:cs="Times New Roman"/>
-          <w:sz w:val="24"/>
-          <w:szCs w:val="24"/>
-        </w:rPr>
-      </w:pPr>
-      <w:r>
-        <w:rPr>
-          <w:rFonts w:ascii="Times New Roman" w:hAnsi="Times New Roman" w:cs="Times New Roman"/>
-          <w:sz w:val="24"/>
-          <w:szCs w:val="24"/>
-        </w:rPr>
-        <w:t>Благословлю Господа повсякчасно,* завжди хвала його на устах у мене.</w:t>
-      </w:r>
-    </w:p>
-    <w:p>
-      <w:pPr>
-        <w:spacing w:after="120"/>
-        <w:jc w:val="both"/>
-        <w:rPr>
-          <w:rFonts w:ascii="Times New Roman" w:hAnsi="Times New Roman" w:cs="Times New Roman"/>
-          <w:sz w:val="24"/>
-          <w:szCs w:val="24"/>
-        </w:rPr>
-      </w:pPr>
-      <w:r>
-        <w:rPr>
-          <w:rFonts w:ascii="Times New Roman" w:hAnsi="Times New Roman" w:cs="Times New Roman"/>
-          <w:sz w:val="24"/>
-          <w:szCs w:val="24"/>
-        </w:rPr>
-        <w:t>Душа моя нехай Господом хвалиться,* нехай покірні чують те й веселяться.</w:t>
-      </w:r>
-    </w:p>
-    <w:p>
-      <w:pPr>
-        <w:spacing w:after="120"/>
-        <w:jc w:val="both"/>
-        <w:rPr>
-          <w:rFonts w:ascii="Times New Roman" w:hAnsi="Times New Roman" w:cs="Times New Roman"/>
-          <w:sz w:val="24"/>
-          <w:szCs w:val="24"/>
-        </w:rPr>
-      </w:pPr>
-      <w:r>
-        <w:rPr>
-          <w:rFonts w:ascii="Times New Roman" w:hAnsi="Times New Roman" w:cs="Times New Roman"/>
-          <w:sz w:val="24"/>
-          <w:szCs w:val="24"/>
-        </w:rPr>
-        <w:t>Величайте Господа зо мною;* і вознесімо ім'я його разом.</w:t>
-      </w:r>
-    </w:p>
-    <w:p>
-      <w:pPr>
-        <w:spacing w:after="120"/>
-        <w:jc w:val="both"/>
-        <w:rPr>
-          <w:rFonts w:ascii="Times New Roman" w:hAnsi="Times New Roman" w:cs="Times New Roman"/>
-          <w:sz w:val="24"/>
-          <w:szCs w:val="24"/>
-        </w:rPr>
-      </w:pPr>
-      <w:r>
-        <w:rPr>
-          <w:rFonts w:ascii="Times New Roman" w:hAnsi="Times New Roman" w:cs="Times New Roman"/>
-          <w:sz w:val="24"/>
-          <w:szCs w:val="24"/>
-        </w:rPr>
-        <w:t>Я шукав Господа, і він почув мене;* і</w:t>
-      </w:r>
-      <w:r>
-        <w:rPr>
-          <w:rFonts w:ascii="Times New Roman" w:hAnsi="Times New Roman" w:cs="Times New Roman"/>
-          <w:sz w:val="24"/>
-          <w:szCs w:val="24"/>
-        </w:rPr>
-        <w:t xml:space="preserve"> звільнив мене від усіх моїх скорбот.</w:t>
-      </w:r>
-    </w:p>
-    <w:p>
-      <w:pPr>
-        <w:spacing w:after="120"/>
-        <w:jc w:val="both"/>
-        <w:rPr>
-          <w:rFonts w:ascii="Times New Roman" w:hAnsi="Times New Roman" w:cs="Times New Roman"/>
-          <w:sz w:val="24"/>
-          <w:szCs w:val="24"/>
-        </w:rPr>
-      </w:pPr>
-      <w:r>
-        <w:rPr>
-          <w:rFonts w:ascii="Times New Roman" w:hAnsi="Times New Roman" w:cs="Times New Roman"/>
-          <w:sz w:val="24"/>
-          <w:szCs w:val="24"/>
-        </w:rPr>
-        <w:t>Гляньте на нього й розвеселіться,* обличчя ваше нехай не соромиться.</w:t>
-      </w:r>
-    </w:p>
-    <w:p>
-      <w:pPr>
-        <w:spacing w:after="120"/>
-        <w:jc w:val="both"/>
-        <w:rPr>
-          <w:rFonts w:ascii="Times New Roman" w:hAnsi="Times New Roman" w:cs="Times New Roman"/>
-          <w:sz w:val="24"/>
-          <w:szCs w:val="24"/>
-        </w:rPr>
-      </w:pPr>
-      <w:r>
-        <w:rPr>
-          <w:rFonts w:ascii="Times New Roman" w:hAnsi="Times New Roman" w:cs="Times New Roman"/>
-          <w:sz w:val="24"/>
-          <w:szCs w:val="24"/>
-        </w:rPr>
-        <w:t>Ось візвав бідолаха, і Господь почув,* і врятував його від усіх його напастей.</w:t>
-      </w:r>
-    </w:p>
-    <w:p>
-      <w:pPr>
-        <w:spacing w:after="120"/>
-        <w:jc w:val="both"/>
-        <w:rPr>
-          <w:rFonts w:ascii="Times New Roman" w:hAnsi="Times New Roman" w:cs="Times New Roman"/>
-          <w:sz w:val="24"/>
-          <w:szCs w:val="24"/>
-        </w:rPr>
-      </w:pPr>
-      <w:r>
-        <w:rPr>
-          <w:rFonts w:ascii="Times New Roman" w:hAnsi="Times New Roman" w:cs="Times New Roman"/>
-          <w:sz w:val="24"/>
-          <w:szCs w:val="24"/>
-        </w:rPr>
-        <w:t>Ангел Господній стоїть на варті навкруг тих, що його бояться,* і їх ви</w:t>
-      </w:r>
-      <w:r>
-        <w:rPr>
-          <w:rFonts w:ascii="Times New Roman" w:hAnsi="Times New Roman" w:cs="Times New Roman"/>
-          <w:sz w:val="24"/>
-          <w:szCs w:val="24"/>
-        </w:rPr>
-        <w:t>зволяє.</w:t>
-      </w:r>
-    </w:p>
-    <w:p>
-      <w:pPr>
-        <w:spacing w:after="120"/>
-        <w:jc w:val="both"/>
-        <w:rPr>
-          <w:rFonts w:ascii="Times New Roman" w:hAnsi="Times New Roman" w:cs="Times New Roman"/>
-          <w:sz w:val="24"/>
-          <w:szCs w:val="24"/>
-        </w:rPr>
-      </w:pPr>
-      <w:r>
-        <w:rPr>
-          <w:rFonts w:ascii="Times New Roman" w:hAnsi="Times New Roman" w:cs="Times New Roman"/>
-          <w:sz w:val="24"/>
-          <w:szCs w:val="24"/>
-        </w:rPr>
-        <w:t>Спробуйте й подивіться, який добрий Господь.* Блаженний, хто до нього прибігає.</w:t>
-      </w:r>
-    </w:p>
-    <w:p>
-      <w:pPr>
-        <w:spacing w:after="120"/>
-        <w:jc w:val="both"/>
-        <w:rPr>
-          <w:rFonts w:ascii="Times New Roman" w:hAnsi="Times New Roman" w:cs="Times New Roman"/>
-          <w:sz w:val="24"/>
-          <w:szCs w:val="24"/>
-        </w:rPr>
-      </w:pPr>
-      <w:r>
-        <w:rPr>
-          <w:rFonts w:ascii="Times New Roman" w:hAnsi="Times New Roman" w:cs="Times New Roman"/>
-          <w:sz w:val="24"/>
-          <w:szCs w:val="24"/>
-        </w:rPr>
-        <w:t>Бійтеся Господа, його святі,* бо нема нестачі в тих, що його бояться.</w:t>
-      </w:r>
-    </w:p>
-    <w:p>
-      <w:pPr>
-        <w:spacing w:after="120"/>
-        <w:jc w:val="both"/>
-        <w:rPr>
-          <w:rFonts w:ascii="Times New Roman" w:hAnsi="Times New Roman" w:cs="Times New Roman"/>
-          <w:sz w:val="24"/>
-          <w:szCs w:val="24"/>
-        </w:rPr>
-      </w:pPr>
-      <w:r>
-        <w:rPr>
-          <w:rFonts w:ascii="Times New Roman" w:hAnsi="Times New Roman" w:cs="Times New Roman"/>
-          <w:sz w:val="24"/>
-          <w:szCs w:val="24"/>
-        </w:rPr>
-        <w:t>Багаті збідніли й голодують,* а тим, що Господа шукають, ніякого блага не забракне.</w:t>
-      </w:r>
-    </w:p>
-    <w:p>
-      <w:pPr>
-        <w:spacing w:after="120"/>
-        <w:jc w:val="both"/>
-        <w:rPr>
-          <w:rFonts w:ascii="Times New Roman" w:hAnsi="Times New Roman" w:cs="Times New Roman"/>
-          <w:sz w:val="24"/>
-          <w:szCs w:val="24"/>
-        </w:rPr>
-      </w:pPr>
-    </w:p>
-    <w:p>
-      <w:pPr>
-        <w:spacing w:after="120"/>
-        <w:jc w:val="both"/>
-        <w:rPr>
-          <w:rFonts w:ascii="Times New Roman" w:hAnsi="Times New Roman" w:cs="Times New Roman"/>
-          <w:sz w:val="24"/>
-          <w:szCs w:val="24"/>
-        </w:rPr>
-      </w:pPr>
-      <w:r>
-        <w:rPr>
-          <w:rFonts w:ascii="Times New Roman" w:hAnsi="Times New Roman" w:cs="Times New Roman"/>
+        <w:pStyle w:val="a"/>
+        <w:spacing w:after="120"/>
+      </w:pPr>
+      <w:r>
+        <w:rPr>
+          <w:rFonts w:ascii="Times New Roman" w:hAnsi="Times New Roman"/>
+          <w:sz w:val="24"/>
+        </w:rPr>
+        <w:t xml:space="preserve">Благословлю́ </w:t>
+      </w:r>
+      <w:r>
+        <w:rPr>
+          <w:rFonts w:ascii="Times New Roman" w:hAnsi="Times New Roman"/>
+          <w:sz w:val="24"/>
+        </w:rPr>
+        <w:t>Го́спода</w:t>
+      </w:r>
+      <w:r>
+        <w:rPr>
+          <w:rFonts w:ascii="Times New Roman" w:hAnsi="Times New Roman"/>
+          <w:sz w:val="24"/>
+        </w:rPr>
+        <w:t xml:space="preserve"> </w:t>
+      </w:r>
+      <w:r>
+        <w:rPr>
+          <w:rFonts w:ascii="Times New Roman" w:hAnsi="Times New Roman"/>
+          <w:sz w:val="24"/>
+        </w:rPr>
+        <w:t>повсякча́сно</w:t>
+      </w:r>
+      <w:r>
+        <w:rPr>
+          <w:rFonts w:ascii="Times New Roman" w:hAnsi="Times New Roman"/>
+          <w:sz w:val="24"/>
+        </w:rPr>
+        <w:t xml:space="preserve">,* </w:t>
+      </w:r>
+      <w:r>
+        <w:rPr>
+          <w:rFonts w:ascii="Times New Roman" w:hAnsi="Times New Roman"/>
+          <w:sz w:val="24"/>
+        </w:rPr>
+        <w:t>зав́жди</w:t>
+      </w:r>
+      <w:r>
+        <w:rPr>
+          <w:rFonts w:ascii="Times New Roman" w:hAnsi="Times New Roman"/>
+          <w:sz w:val="24"/>
+        </w:rPr>
+        <w:t xml:space="preserve"> хвала́ Його́ на </w:t>
+      </w:r>
+      <w:r>
+        <w:rPr>
+          <w:rFonts w:ascii="Times New Roman" w:hAnsi="Times New Roman"/>
+          <w:sz w:val="24"/>
+        </w:rPr>
+        <w:t>уста́х</w:t>
+      </w:r>
+      <w:r>
+        <w:rPr>
+          <w:rFonts w:ascii="Times New Roman" w:hAnsi="Times New Roman"/>
+          <w:sz w:val="24"/>
+        </w:rPr>
+        <w:t xml:space="preserve"> у </w:t>
+      </w:r>
+      <w:r>
+        <w:rPr>
+          <w:rFonts w:ascii="Times New Roman" w:hAnsi="Times New Roman"/>
+          <w:sz w:val="24"/>
+        </w:rPr>
+        <w:t>ме́не</w:t>
+      </w:r>
+      <w:r>
+        <w:rPr>
+          <w:rFonts w:ascii="Times New Roman" w:hAnsi="Times New Roman"/>
+          <w:sz w:val="24"/>
+        </w:rPr>
+        <w:t>.</w:t>
+      </w:r>
+    </w:p>
+    <w:p>
+      <w:pPr>
+        <w:pStyle w:val="a"/>
+        <w:spacing w:after="120"/>
+      </w:pPr>
+      <w:r>
+        <w:rPr>
+          <w:rFonts w:ascii="Times New Roman" w:hAnsi="Times New Roman"/>
+          <w:sz w:val="24"/>
+        </w:rPr>
+        <w:t xml:space="preserve">Душа́ моя́ </w:t>
+      </w:r>
+      <w:r>
+        <w:rPr>
+          <w:rFonts w:ascii="Times New Roman" w:hAnsi="Times New Roman"/>
+          <w:sz w:val="24"/>
+        </w:rPr>
+        <w:t>неха́й</w:t>
+      </w:r>
+      <w:r>
+        <w:rPr>
+          <w:rFonts w:ascii="Times New Roman" w:hAnsi="Times New Roman"/>
+          <w:sz w:val="24"/>
+        </w:rPr>
+        <w:t xml:space="preserve"> </w:t>
+      </w:r>
+      <w:r>
+        <w:rPr>
+          <w:rFonts w:ascii="Times New Roman" w:hAnsi="Times New Roman"/>
+          <w:sz w:val="24"/>
+        </w:rPr>
+        <w:t>Го́сподом</w:t>
+      </w:r>
+      <w:r>
+        <w:rPr>
+          <w:rFonts w:ascii="Times New Roman" w:hAnsi="Times New Roman"/>
+          <w:sz w:val="24"/>
+        </w:rPr>
+        <w:t xml:space="preserve"> </w:t>
+      </w:r>
+      <w:r>
+        <w:rPr>
+          <w:rFonts w:ascii="Times New Roman" w:hAnsi="Times New Roman"/>
+          <w:sz w:val="24"/>
+        </w:rPr>
+        <w:t>хва́литься</w:t>
+      </w:r>
+      <w:r>
+        <w:rPr>
+          <w:rFonts w:ascii="Times New Roman" w:hAnsi="Times New Roman"/>
+          <w:sz w:val="24"/>
+        </w:rPr>
+        <w:t xml:space="preserve">,* </w:t>
+      </w:r>
+      <w:r>
+        <w:rPr>
+          <w:rFonts w:ascii="Times New Roman" w:hAnsi="Times New Roman"/>
+          <w:sz w:val="24"/>
+        </w:rPr>
+        <w:t>неха́й</w:t>
+      </w:r>
+      <w:r>
+        <w:rPr>
+          <w:rFonts w:ascii="Times New Roman" w:hAnsi="Times New Roman"/>
+          <w:sz w:val="24"/>
+        </w:rPr>
+        <w:t xml:space="preserve"> </w:t>
+      </w:r>
+      <w:r>
+        <w:rPr>
+          <w:rFonts w:ascii="Times New Roman" w:hAnsi="Times New Roman"/>
+          <w:sz w:val="24"/>
+        </w:rPr>
+        <w:t>покі́рні</w:t>
+      </w:r>
+      <w:r>
+        <w:rPr>
+          <w:rFonts w:ascii="Times New Roman" w:hAnsi="Times New Roman"/>
+          <w:sz w:val="24"/>
+        </w:rPr>
+        <w:t xml:space="preserve"> </w:t>
+      </w:r>
+      <w:r>
+        <w:rPr>
+          <w:rFonts w:ascii="Times New Roman" w:hAnsi="Times New Roman"/>
+          <w:sz w:val="24"/>
+        </w:rPr>
+        <w:t>чу́ють</w:t>
+      </w:r>
+      <w:r>
+        <w:rPr>
+          <w:rFonts w:ascii="Times New Roman" w:hAnsi="Times New Roman"/>
+          <w:sz w:val="24"/>
+        </w:rPr>
+        <w:t xml:space="preserve"> те й </w:t>
+      </w:r>
+      <w:r>
+        <w:rPr>
+          <w:rFonts w:ascii="Times New Roman" w:hAnsi="Times New Roman"/>
+          <w:sz w:val="24"/>
+        </w:rPr>
+        <w:t>веселя́ться</w:t>
+      </w:r>
+    </w:p>
+    <w:p>
+      <w:pPr>
+        <w:pStyle w:val="a"/>
+        <w:spacing w:after="120"/>
+      </w:pPr>
+      <w:r>
+        <w:rPr>
+          <w:rFonts w:ascii="Times New Roman" w:hAnsi="Times New Roman"/>
+          <w:sz w:val="24"/>
+        </w:rPr>
+        <w:t>Велича́йте</w:t>
+      </w:r>
+      <w:r>
+        <w:rPr>
+          <w:rFonts w:ascii="Times New Roman" w:hAnsi="Times New Roman"/>
+          <w:sz w:val="24"/>
+        </w:rPr>
+        <w:t xml:space="preserve"> </w:t>
+      </w:r>
+      <w:r>
+        <w:rPr>
+          <w:rFonts w:ascii="Times New Roman" w:hAnsi="Times New Roman"/>
+          <w:sz w:val="24"/>
+        </w:rPr>
+        <w:t>Го́спода</w:t>
+      </w:r>
+      <w:r>
+        <w:rPr>
+          <w:rFonts w:ascii="Times New Roman" w:hAnsi="Times New Roman"/>
+          <w:sz w:val="24"/>
+        </w:rPr>
+        <w:t xml:space="preserve"> зо </w:t>
+      </w:r>
+      <w:r>
+        <w:rPr>
+          <w:rFonts w:ascii="Times New Roman" w:hAnsi="Times New Roman"/>
+          <w:sz w:val="24"/>
+        </w:rPr>
+        <w:t>мно́ю</w:t>
+      </w:r>
+      <w:r>
+        <w:rPr>
+          <w:rFonts w:ascii="Times New Roman" w:hAnsi="Times New Roman"/>
+          <w:sz w:val="24"/>
+        </w:rPr>
+        <w:t xml:space="preserve">;* і </w:t>
+      </w:r>
+      <w:r>
+        <w:rPr>
+          <w:rFonts w:ascii="Times New Roman" w:hAnsi="Times New Roman"/>
+          <w:sz w:val="24"/>
+        </w:rPr>
+        <w:t>вознесі́мо</w:t>
+      </w:r>
+      <w:r>
+        <w:rPr>
+          <w:rFonts w:ascii="Times New Roman" w:hAnsi="Times New Roman"/>
+          <w:sz w:val="24"/>
+        </w:rPr>
+        <w:t xml:space="preserve"> Ім’я́ Його́ </w:t>
+      </w:r>
+      <w:r>
+        <w:rPr>
+          <w:rFonts w:ascii="Times New Roman" w:hAnsi="Times New Roman"/>
+          <w:sz w:val="24"/>
+        </w:rPr>
+        <w:t>ра́зом</w:t>
+      </w:r>
+      <w:r>
+        <w:rPr>
+          <w:rFonts w:ascii="Times New Roman" w:hAnsi="Times New Roman"/>
+          <w:sz w:val="24"/>
+        </w:rPr>
+        <w:t>.</w:t>
+      </w:r>
+    </w:p>
+    <w:p>
+      <w:pPr>
+        <w:pStyle w:val="a"/>
+        <w:spacing w:after="120"/>
+      </w:pPr>
+      <w:r>
+        <w:rPr>
+          <w:rFonts w:ascii="Times New Roman" w:hAnsi="Times New Roman"/>
+          <w:sz w:val="24"/>
+        </w:rPr>
+        <w:t xml:space="preserve">Я </w:t>
+      </w:r>
+      <w:r>
+        <w:rPr>
+          <w:rFonts w:ascii="Times New Roman" w:hAnsi="Times New Roman"/>
+          <w:sz w:val="24"/>
+        </w:rPr>
+        <w:t>шука́в</w:t>
+      </w:r>
+      <w:r>
+        <w:rPr>
+          <w:rFonts w:ascii="Times New Roman" w:hAnsi="Times New Roman"/>
+          <w:sz w:val="24"/>
+        </w:rPr>
+        <w:t xml:space="preserve"> </w:t>
+      </w:r>
+      <w:r>
+        <w:rPr>
+          <w:rFonts w:ascii="Times New Roman" w:hAnsi="Times New Roman"/>
+          <w:sz w:val="24"/>
+        </w:rPr>
+        <w:t>Го́спода</w:t>
+      </w:r>
+      <w:r>
+        <w:rPr>
+          <w:rFonts w:ascii="Times New Roman" w:hAnsi="Times New Roman"/>
+          <w:sz w:val="24"/>
+        </w:rPr>
+        <w:t xml:space="preserve">, і Він </w:t>
+      </w:r>
+      <w:r>
+        <w:rPr>
+          <w:rFonts w:ascii="Times New Roman" w:hAnsi="Times New Roman"/>
+          <w:sz w:val="24"/>
+        </w:rPr>
+        <w:t>почу́в</w:t>
+      </w:r>
+      <w:r>
+        <w:rPr>
+          <w:rFonts w:ascii="Times New Roman" w:hAnsi="Times New Roman"/>
+          <w:sz w:val="24"/>
+        </w:rPr>
+        <w:t xml:space="preserve"> мене́;* і </w:t>
+      </w:r>
+      <w:r>
+        <w:rPr>
+          <w:rFonts w:ascii="Times New Roman" w:hAnsi="Times New Roman"/>
+          <w:sz w:val="24"/>
+        </w:rPr>
+        <w:t>звільни́в</w:t>
+      </w:r>
+      <w:r>
+        <w:rPr>
+          <w:rFonts w:ascii="Times New Roman" w:hAnsi="Times New Roman"/>
+          <w:sz w:val="24"/>
+        </w:rPr>
+        <w:t xml:space="preserve"> мене́ від </w:t>
+      </w:r>
+      <w:r>
+        <w:rPr>
+          <w:rFonts w:ascii="Times New Roman" w:hAnsi="Times New Roman"/>
+          <w:sz w:val="24"/>
+        </w:rPr>
+        <w:t>усі́х</w:t>
+      </w:r>
+      <w:r>
+        <w:rPr>
+          <w:rFonts w:ascii="Times New Roman" w:hAnsi="Times New Roman"/>
+          <w:sz w:val="24"/>
+        </w:rPr>
+        <w:t xml:space="preserve"> </w:t>
+      </w:r>
+      <w:r>
+        <w:rPr>
+          <w:rFonts w:ascii="Times New Roman" w:hAnsi="Times New Roman"/>
+          <w:sz w:val="24"/>
+        </w:rPr>
+        <w:t>мої́х</w:t>
+      </w:r>
+      <w:r>
+        <w:rPr>
+          <w:rFonts w:ascii="Times New Roman" w:hAnsi="Times New Roman"/>
+          <w:sz w:val="24"/>
+        </w:rPr>
+        <w:t xml:space="preserve"> </w:t>
+      </w:r>
+      <w:r>
+        <w:rPr>
+          <w:rFonts w:ascii="Times New Roman" w:hAnsi="Times New Roman"/>
+          <w:sz w:val="24"/>
+        </w:rPr>
+        <w:t>скорбо́т</w:t>
+      </w:r>
+      <w:r>
+        <w:rPr>
+          <w:rFonts w:ascii="Times New Roman" w:hAnsi="Times New Roman"/>
+          <w:sz w:val="24"/>
+        </w:rPr>
+        <w:t>.</w:t>
+      </w:r>
+    </w:p>
+    <w:p>
+      <w:pPr>
+        <w:pStyle w:val="a"/>
+        <w:spacing w:after="120"/>
+      </w:pPr>
+      <w:r>
+        <w:rPr>
+          <w:rFonts w:ascii="Times New Roman" w:hAnsi="Times New Roman"/>
+          <w:sz w:val="24"/>
+        </w:rPr>
+        <w:t>Гля́ньте</w:t>
+      </w:r>
+      <w:r>
+        <w:rPr>
+          <w:rFonts w:ascii="Times New Roman" w:hAnsi="Times New Roman"/>
+          <w:sz w:val="24"/>
+        </w:rPr>
+        <w:t xml:space="preserve"> на </w:t>
+      </w:r>
+      <w:r>
+        <w:rPr>
+          <w:rFonts w:ascii="Times New Roman" w:hAnsi="Times New Roman"/>
+          <w:sz w:val="24"/>
+        </w:rPr>
+        <w:t>Ньо́го</w:t>
+      </w:r>
+      <w:r>
+        <w:rPr>
+          <w:rFonts w:ascii="Times New Roman" w:hAnsi="Times New Roman"/>
+          <w:sz w:val="24"/>
+        </w:rPr>
+        <w:t xml:space="preserve"> й </w:t>
+      </w:r>
+      <w:r>
+        <w:rPr>
+          <w:rFonts w:ascii="Times New Roman" w:hAnsi="Times New Roman"/>
+          <w:sz w:val="24"/>
+        </w:rPr>
+        <w:t>розвеселі́ться</w:t>
+      </w:r>
+      <w:r>
+        <w:rPr>
+          <w:rFonts w:ascii="Times New Roman" w:hAnsi="Times New Roman"/>
+          <w:sz w:val="24"/>
+        </w:rPr>
+        <w:t xml:space="preserve">,* </w:t>
+      </w:r>
+      <w:r>
+        <w:rPr>
+          <w:rFonts w:ascii="Times New Roman" w:hAnsi="Times New Roman"/>
+          <w:sz w:val="24"/>
+        </w:rPr>
+        <w:t>обли́ччя</w:t>
+      </w:r>
+      <w:r>
+        <w:rPr>
+          <w:rFonts w:ascii="Times New Roman" w:hAnsi="Times New Roman"/>
+          <w:sz w:val="24"/>
+        </w:rPr>
+        <w:t xml:space="preserve"> </w:t>
+      </w:r>
+      <w:r>
+        <w:rPr>
+          <w:rFonts w:ascii="Times New Roman" w:hAnsi="Times New Roman"/>
+          <w:sz w:val="24"/>
+        </w:rPr>
+        <w:t>ва́ше</w:t>
+      </w:r>
+      <w:r>
+        <w:rPr>
+          <w:rFonts w:ascii="Times New Roman" w:hAnsi="Times New Roman"/>
+          <w:sz w:val="24"/>
+        </w:rPr>
+        <w:t xml:space="preserve"> </w:t>
+      </w:r>
+      <w:r>
+        <w:rPr>
+          <w:rFonts w:ascii="Times New Roman" w:hAnsi="Times New Roman"/>
+          <w:sz w:val="24"/>
+        </w:rPr>
+        <w:t>неха́й</w:t>
+      </w:r>
+      <w:r>
+        <w:rPr>
+          <w:rFonts w:ascii="Times New Roman" w:hAnsi="Times New Roman"/>
+          <w:sz w:val="24"/>
+        </w:rPr>
+        <w:t xml:space="preserve"> не </w:t>
+      </w:r>
+      <w:r>
+        <w:rPr>
+          <w:rFonts w:ascii="Times New Roman" w:hAnsi="Times New Roman"/>
+          <w:sz w:val="24"/>
+        </w:rPr>
+        <w:t>соро́миться</w:t>
+      </w:r>
+    </w:p>
+    <w:p>
+      <w:pPr>
+        <w:pStyle w:val="a"/>
+        <w:spacing w:after="120"/>
+      </w:pPr>
+      <w:r>
+        <w:rPr>
+          <w:rFonts w:ascii="Times New Roman" w:hAnsi="Times New Roman"/>
+          <w:sz w:val="24"/>
+        </w:rPr>
+        <w:t xml:space="preserve">Ось </w:t>
+      </w:r>
+      <w:r>
+        <w:rPr>
+          <w:rFonts w:ascii="Times New Roman" w:hAnsi="Times New Roman"/>
+          <w:sz w:val="24"/>
+        </w:rPr>
+        <w:t>візва́в</w:t>
+      </w:r>
+      <w:r>
+        <w:rPr>
+          <w:rFonts w:ascii="Times New Roman" w:hAnsi="Times New Roman"/>
+          <w:sz w:val="24"/>
+        </w:rPr>
+        <w:t xml:space="preserve"> </w:t>
+      </w:r>
+      <w:r>
+        <w:rPr>
+          <w:rFonts w:ascii="Times New Roman" w:hAnsi="Times New Roman"/>
+          <w:sz w:val="24"/>
+        </w:rPr>
+        <w:t>бідола́ха</w:t>
+      </w:r>
+      <w:r>
+        <w:rPr>
+          <w:rFonts w:ascii="Times New Roman" w:hAnsi="Times New Roman"/>
+          <w:sz w:val="24"/>
+        </w:rPr>
+        <w:t xml:space="preserve">, і </w:t>
+      </w:r>
+      <w:r>
+        <w:rPr>
+          <w:rFonts w:ascii="Times New Roman" w:hAnsi="Times New Roman"/>
+          <w:sz w:val="24"/>
+        </w:rPr>
+        <w:t>Госпо́дь</w:t>
+      </w:r>
+      <w:r>
+        <w:rPr>
+          <w:rFonts w:ascii="Times New Roman" w:hAnsi="Times New Roman"/>
+          <w:sz w:val="24"/>
+        </w:rPr>
+        <w:t xml:space="preserve"> </w:t>
+      </w:r>
+      <w:r>
+        <w:rPr>
+          <w:rFonts w:ascii="Times New Roman" w:hAnsi="Times New Roman"/>
+          <w:sz w:val="24"/>
+        </w:rPr>
+        <w:t>почу́в</w:t>
+      </w:r>
+      <w:r>
+        <w:rPr>
+          <w:rFonts w:ascii="Times New Roman" w:hAnsi="Times New Roman"/>
+          <w:sz w:val="24"/>
+        </w:rPr>
+        <w:t xml:space="preserve">,* і </w:t>
+      </w:r>
+      <w:r>
+        <w:rPr>
+          <w:rFonts w:ascii="Times New Roman" w:hAnsi="Times New Roman"/>
+          <w:sz w:val="24"/>
+        </w:rPr>
+        <w:t>врятува́в</w:t>
+      </w:r>
+      <w:r>
+        <w:rPr>
+          <w:rFonts w:ascii="Times New Roman" w:hAnsi="Times New Roman"/>
+          <w:sz w:val="24"/>
+        </w:rPr>
+        <w:t xml:space="preserve"> його́ від </w:t>
+      </w:r>
+      <w:r>
+        <w:rPr>
+          <w:rFonts w:ascii="Times New Roman" w:hAnsi="Times New Roman"/>
+          <w:sz w:val="24"/>
+        </w:rPr>
+        <w:t>усі́х</w:t>
+      </w:r>
+      <w:r>
+        <w:rPr>
+          <w:rFonts w:ascii="Times New Roman" w:hAnsi="Times New Roman"/>
+          <w:sz w:val="24"/>
+        </w:rPr>
+        <w:t xml:space="preserve"> його́ </w:t>
+      </w:r>
+      <w:r>
+        <w:rPr>
+          <w:rFonts w:ascii="Times New Roman" w:hAnsi="Times New Roman"/>
+          <w:sz w:val="24"/>
+        </w:rPr>
+        <w:t>на́пастей</w:t>
+      </w:r>
+      <w:r>
+        <w:rPr>
+          <w:rFonts w:ascii="Times New Roman" w:hAnsi="Times New Roman"/>
+          <w:sz w:val="24"/>
+        </w:rPr>
+        <w:t>.</w:t>
+      </w:r>
+    </w:p>
+    <w:p>
+      <w:pPr>
+        <w:pStyle w:val="a"/>
+        <w:spacing w:after="120"/>
+      </w:pPr>
+      <w:r>
+        <w:rPr>
+          <w:rFonts w:ascii="Times New Roman" w:hAnsi="Times New Roman"/>
+          <w:sz w:val="24"/>
+        </w:rPr>
+        <w:t>А́нгел</w:t>
+      </w:r>
+      <w:r>
+        <w:rPr>
+          <w:rFonts w:ascii="Times New Roman" w:hAnsi="Times New Roman"/>
+          <w:sz w:val="24"/>
+        </w:rPr>
+        <w:t xml:space="preserve"> </w:t>
+      </w:r>
+      <w:r>
+        <w:rPr>
+          <w:rFonts w:ascii="Times New Roman" w:hAnsi="Times New Roman"/>
+          <w:sz w:val="24"/>
+        </w:rPr>
+        <w:t>Госпо́дній</w:t>
+      </w:r>
+      <w:r>
+        <w:rPr>
+          <w:rFonts w:ascii="Times New Roman" w:hAnsi="Times New Roman"/>
+          <w:sz w:val="24"/>
+        </w:rPr>
+        <w:t xml:space="preserve"> </w:t>
+      </w:r>
+      <w:r>
+        <w:rPr>
+          <w:rFonts w:ascii="Times New Roman" w:hAnsi="Times New Roman"/>
+          <w:sz w:val="24"/>
+        </w:rPr>
+        <w:t>стої́ть</w:t>
+      </w:r>
+      <w:r>
+        <w:rPr>
+          <w:rFonts w:ascii="Times New Roman" w:hAnsi="Times New Roman"/>
+          <w:sz w:val="24"/>
+        </w:rPr>
+        <w:t xml:space="preserve"> на </w:t>
+      </w:r>
+      <w:r>
+        <w:rPr>
+          <w:rFonts w:ascii="Times New Roman" w:hAnsi="Times New Roman"/>
+          <w:sz w:val="24"/>
+        </w:rPr>
+        <w:t>ва́рті</w:t>
+      </w:r>
+      <w:r>
+        <w:rPr>
+          <w:rFonts w:ascii="Times New Roman" w:hAnsi="Times New Roman"/>
+          <w:sz w:val="24"/>
+        </w:rPr>
+        <w:t xml:space="preserve"> </w:t>
+      </w:r>
+      <w:r>
+        <w:rPr>
+          <w:rFonts w:ascii="Times New Roman" w:hAnsi="Times New Roman"/>
+          <w:sz w:val="24"/>
+        </w:rPr>
+        <w:t>навкру́г</w:t>
+      </w:r>
+      <w:r>
+        <w:rPr>
+          <w:rFonts w:ascii="Times New Roman" w:hAnsi="Times New Roman"/>
+          <w:sz w:val="24"/>
+        </w:rPr>
+        <w:t xml:space="preserve"> тих, що Його́ </w:t>
+      </w:r>
+      <w:r>
+        <w:rPr>
+          <w:rFonts w:ascii="Times New Roman" w:hAnsi="Times New Roman"/>
+          <w:sz w:val="24"/>
+        </w:rPr>
+        <w:t>боя́ться</w:t>
+      </w:r>
+      <w:r>
+        <w:rPr>
+          <w:rFonts w:ascii="Times New Roman" w:hAnsi="Times New Roman"/>
+          <w:sz w:val="24"/>
+        </w:rPr>
+        <w:t xml:space="preserve">,* і їх </w:t>
+      </w:r>
+      <w:r>
+        <w:rPr>
+          <w:rFonts w:ascii="Times New Roman" w:hAnsi="Times New Roman"/>
+          <w:sz w:val="24"/>
+        </w:rPr>
+        <w:t>визволя́є</w:t>
+      </w:r>
+      <w:r>
+        <w:rPr>
+          <w:rFonts w:ascii="Times New Roman" w:hAnsi="Times New Roman"/>
+          <w:sz w:val="24"/>
+        </w:rPr>
+        <w:t>.</w:t>
+      </w:r>
+    </w:p>
+    <w:p>
+      <w:pPr>
+        <w:pStyle w:val="a"/>
+        <w:spacing w:after="120"/>
+      </w:pPr>
+      <w:r>
+        <w:rPr>
+          <w:rFonts w:ascii="Times New Roman" w:hAnsi="Times New Roman"/>
+          <w:sz w:val="24"/>
+        </w:rPr>
+        <w:t>Спро́буйте</w:t>
+      </w:r>
+      <w:r>
+        <w:rPr>
+          <w:rFonts w:ascii="Times New Roman" w:hAnsi="Times New Roman"/>
+          <w:sz w:val="24"/>
+        </w:rPr>
+        <w:t xml:space="preserve"> й </w:t>
+      </w:r>
+      <w:r>
+        <w:rPr>
+          <w:rFonts w:ascii="Times New Roman" w:hAnsi="Times New Roman"/>
+          <w:sz w:val="24"/>
+        </w:rPr>
+        <w:t>подиві́ться</w:t>
+      </w:r>
+      <w:r>
+        <w:rPr>
+          <w:rFonts w:ascii="Times New Roman" w:hAnsi="Times New Roman"/>
+          <w:sz w:val="24"/>
+        </w:rPr>
+        <w:t xml:space="preserve">, </w:t>
+      </w:r>
+      <w:r>
+        <w:rPr>
+          <w:rFonts w:ascii="Times New Roman" w:hAnsi="Times New Roman"/>
+          <w:sz w:val="24"/>
+        </w:rPr>
+        <w:t>яки́й</w:t>
+      </w:r>
+      <w:r>
+        <w:rPr>
+          <w:rFonts w:ascii="Times New Roman" w:hAnsi="Times New Roman"/>
+          <w:sz w:val="24"/>
+        </w:rPr>
+        <w:t xml:space="preserve"> </w:t>
+      </w:r>
+      <w:r>
+        <w:rPr>
+          <w:rFonts w:ascii="Times New Roman" w:hAnsi="Times New Roman"/>
+          <w:sz w:val="24"/>
+        </w:rPr>
+        <w:t>до́брий</w:t>
+      </w:r>
+      <w:r>
+        <w:rPr>
+          <w:rFonts w:ascii="Times New Roman" w:hAnsi="Times New Roman"/>
+          <w:sz w:val="24"/>
+        </w:rPr>
+        <w:t xml:space="preserve"> Госпо́дь.* </w:t>
+      </w:r>
+      <w:r>
+        <w:rPr>
+          <w:rFonts w:ascii="Times New Roman" w:hAnsi="Times New Roman"/>
+          <w:sz w:val="24"/>
+        </w:rPr>
+        <w:t>Блаже́нний</w:t>
+      </w:r>
+      <w:r>
+        <w:rPr>
+          <w:rFonts w:ascii="Times New Roman" w:hAnsi="Times New Roman"/>
+          <w:sz w:val="24"/>
+        </w:rPr>
+        <w:t xml:space="preserve">, хто до </w:t>
+      </w:r>
+      <w:r>
+        <w:rPr>
+          <w:rFonts w:ascii="Times New Roman" w:hAnsi="Times New Roman"/>
+          <w:sz w:val="24"/>
+        </w:rPr>
+        <w:t>Ньо́го</w:t>
+      </w:r>
+      <w:r>
+        <w:rPr>
+          <w:rFonts w:ascii="Times New Roman" w:hAnsi="Times New Roman"/>
+          <w:sz w:val="24"/>
+        </w:rPr>
+        <w:t xml:space="preserve"> </w:t>
+      </w:r>
+      <w:r>
+        <w:rPr>
+          <w:rFonts w:ascii="Times New Roman" w:hAnsi="Times New Roman"/>
+          <w:sz w:val="24"/>
+        </w:rPr>
+        <w:t>прибіга́є</w:t>
+      </w:r>
+      <w:r>
+        <w:rPr>
+          <w:rFonts w:ascii="Times New Roman" w:hAnsi="Times New Roman"/>
+          <w:sz w:val="24"/>
+        </w:rPr>
+        <w:t>.</w:t>
+      </w:r>
+    </w:p>
+    <w:p>
+      <w:pPr>
+        <w:pStyle w:val="a"/>
+        <w:spacing w:after="120"/>
+      </w:pPr>
+      <w:r>
+        <w:rPr>
+          <w:rFonts w:ascii="Times New Roman" w:hAnsi="Times New Roman"/>
+          <w:sz w:val="24"/>
+        </w:rPr>
+        <w:t>Бі́йтеся</w:t>
+      </w:r>
+      <w:r>
+        <w:rPr>
+          <w:rFonts w:ascii="Times New Roman" w:hAnsi="Times New Roman"/>
+          <w:sz w:val="24"/>
+        </w:rPr>
+        <w:t xml:space="preserve"> </w:t>
+      </w:r>
+      <w:r>
+        <w:rPr>
+          <w:rFonts w:ascii="Times New Roman" w:hAnsi="Times New Roman"/>
+          <w:sz w:val="24"/>
+        </w:rPr>
+        <w:t>Го́спода</w:t>
+      </w:r>
+      <w:r>
+        <w:rPr>
+          <w:rFonts w:ascii="Times New Roman" w:hAnsi="Times New Roman"/>
+          <w:sz w:val="24"/>
+        </w:rPr>
+        <w:t xml:space="preserve">, Його́ святі́,* бо нема́ </w:t>
+      </w:r>
+      <w:r>
+        <w:rPr>
+          <w:rFonts w:ascii="Times New Roman" w:hAnsi="Times New Roman"/>
+          <w:sz w:val="24"/>
+        </w:rPr>
+        <w:t>неста́чі</w:t>
+      </w:r>
+      <w:r>
+        <w:rPr>
+          <w:rFonts w:ascii="Times New Roman" w:hAnsi="Times New Roman"/>
+          <w:sz w:val="24"/>
+        </w:rPr>
+        <w:t xml:space="preserve"> в тих, що Його́ </w:t>
+      </w:r>
+      <w:r>
+        <w:rPr>
+          <w:rFonts w:ascii="Times New Roman" w:hAnsi="Times New Roman"/>
+          <w:sz w:val="24"/>
+        </w:rPr>
+        <w:t>боя́ться</w:t>
+      </w:r>
+      <w:r>
+        <w:rPr>
+          <w:rFonts w:ascii="Times New Roman" w:hAnsi="Times New Roman"/>
+          <w:sz w:val="24"/>
+        </w:rPr>
+        <w:t>.</w:t>
+      </w:r>
+    </w:p>
+    <w:p>
+      <w:pPr>
+        <w:pStyle w:val="a"/>
+        <w:spacing w:after="120"/>
+      </w:pPr>
+      <w:r>
+        <w:rPr>
+          <w:rFonts w:ascii="Times New Roman" w:hAnsi="Times New Roman"/>
+          <w:sz w:val="24"/>
+        </w:rPr>
+        <w:t>Бага́ті</w:t>
+      </w:r>
+      <w:r>
+        <w:rPr>
+          <w:rFonts w:ascii="Times New Roman" w:hAnsi="Times New Roman"/>
+          <w:sz w:val="24"/>
+        </w:rPr>
+        <w:t xml:space="preserve"> </w:t>
+      </w:r>
+      <w:r>
+        <w:rPr>
+          <w:rFonts w:ascii="Times New Roman" w:hAnsi="Times New Roman"/>
+          <w:sz w:val="24"/>
+        </w:rPr>
+        <w:t>збідні́ли</w:t>
+      </w:r>
+      <w:r>
+        <w:rPr>
+          <w:rFonts w:ascii="Times New Roman" w:hAnsi="Times New Roman"/>
+          <w:sz w:val="24"/>
+        </w:rPr>
+        <w:t xml:space="preserve"> й </w:t>
+      </w:r>
+      <w:r>
+        <w:rPr>
+          <w:rFonts w:ascii="Times New Roman" w:hAnsi="Times New Roman"/>
+          <w:sz w:val="24"/>
+        </w:rPr>
+        <w:t>голоду́ють</w:t>
+      </w:r>
+      <w:r>
+        <w:rPr>
+          <w:rFonts w:ascii="Times New Roman" w:hAnsi="Times New Roman"/>
+          <w:sz w:val="24"/>
+        </w:rPr>
+        <w:t xml:space="preserve">,* а тим, що </w:t>
+      </w:r>
+      <w:r>
+        <w:rPr>
+          <w:rFonts w:ascii="Times New Roman" w:hAnsi="Times New Roman"/>
+          <w:sz w:val="24"/>
+        </w:rPr>
+        <w:t>Го́спода</w:t>
+      </w:r>
+      <w:r>
+        <w:rPr>
+          <w:rFonts w:ascii="Times New Roman" w:hAnsi="Times New Roman"/>
+          <w:sz w:val="24"/>
+        </w:rPr>
+        <w:t xml:space="preserve"> </w:t>
+      </w:r>
+      <w:r>
+        <w:rPr>
+          <w:rFonts w:ascii="Times New Roman" w:hAnsi="Times New Roman"/>
+          <w:sz w:val="24"/>
+        </w:rPr>
+        <w:t>шука́ють</w:t>
+      </w:r>
+      <w:r>
+        <w:rPr>
+          <w:rFonts w:ascii="Times New Roman" w:hAnsi="Times New Roman"/>
+          <w:sz w:val="24"/>
+        </w:rPr>
+        <w:t xml:space="preserve">, </w:t>
+      </w:r>
+      <w:r>
+        <w:rPr>
+          <w:rFonts w:ascii="Times New Roman" w:hAnsi="Times New Roman"/>
+          <w:sz w:val="24"/>
+        </w:rPr>
+        <w:t>нія́кого</w:t>
+      </w:r>
+      <w:r>
+        <w:rPr>
+          <w:rFonts w:ascii="Times New Roman" w:hAnsi="Times New Roman"/>
+          <w:sz w:val="24"/>
+        </w:rPr>
+        <w:t xml:space="preserve"> </w:t>
+      </w:r>
+      <w:r>
+        <w:rPr>
+          <w:rFonts w:ascii="Times New Roman" w:hAnsi="Times New Roman"/>
+          <w:sz w:val="24"/>
+        </w:rPr>
+        <w:t>бла́га</w:t>
+      </w:r>
+      <w:r>
+        <w:rPr>
+          <w:rFonts w:ascii="Times New Roman" w:hAnsi="Times New Roman"/>
+          <w:sz w:val="24"/>
+        </w:rPr>
+        <w:t xml:space="preserve"> не </w:t>
+      </w:r>
+      <w:r>
+        <w:rPr>
+          <w:rFonts w:ascii="Times New Roman" w:hAnsi="Times New Roman"/>
+          <w:sz w:val="24"/>
+        </w:rPr>
+        <w:t>забра́кне</w:t>
+      </w:r>
+      <w:r>
+        <w:rPr>
+          <w:rFonts w:ascii="Times New Roman" w:hAnsi="Times New Roman"/>
+          <w:sz w:val="24"/>
+        </w:rPr>
+        <w:t>.</w:t>
+      </w:r>
+    </w:p>
+    <w:p>
+      <w:pPr>
+        <w:spacing w:after="120"/>
+        <w:jc w:val="both"/>
+        <w:rPr>
+          <w:rFonts w:ascii="Times New Roman" w:hAnsi="Times New Roman" w:cs="Times New Roman"/>
+          <w:sz w:val="24"/>
+          <w:szCs w:val="24"/>
+        </w:rPr>
+      </w:pPr>
+    </w:p>
+    <w:p>
+      <w:pPr>
+        <w:spacing w:after="120"/>
+        <w:jc w:val="both"/>
+        <w:rPr>
+          <w:rFonts w:ascii="Times New Roman" w:hAnsi="Times New Roman" w:cs="Times New Roman"/>
+          <w:sz w:val="24"/>
+          <w:szCs w:val="24"/>
+        </w:rPr>
+      </w:pPr>
+      <w:r>
+        <w:rPr>
+          <w:rFonts w:ascii="Times New Roman" w:hAnsi="Times New Roman"/>
           <w:i/>
           <w:color w:val="FF4400"/>
           <w:sz w:val="24"/>
-          <w:szCs w:val="24"/>
         </w:rPr>
         <w:t>Священик:</w:t>
       </w:r>
       <w:r>
         <w:rPr>
-          <w:rFonts w:ascii="Times New Roman" w:hAnsi="Times New Roman" w:cs="Times New Roman"/>
-          <w:sz w:val="24"/>
-          <w:szCs w:val="24"/>
+          <w:rFonts w:ascii="Times New Roman" w:hAnsi="Times New Roman"/>
+          <w:sz w:val="24"/>
         </w:rPr>
         <w:t xml:space="preserve"> Благословення Господнє на вас, з його благодаттю і людинолюб'ям, завжди, нині і повсякчас, і на віки віків.</w:t>
       </w:r>
@@ -15412,19 +17567,17 @@
       </w:pPr>
       <w:r>
         <w:rPr>
-          <w:rFonts w:ascii="Times New Roman" w:hAnsi="Times New Roman" w:cs="Times New Roman"/>
+          <w:rFonts w:ascii="Times New Roman" w:hAnsi="Times New Roman"/>
           <w:i/>
           <w:color w:val="FF4400"/>
           <w:sz w:val="24"/>
-          <w:szCs w:val="24"/>
         </w:rPr>
         <w:t>Священик:</w:t>
       </w:r>
       <w:r>
         <w:rPr>
-          <w:rFonts w:ascii="Times New Roman" w:hAnsi="Times New Roman" w:cs="Times New Roman"/>
-          <w:sz w:val="24"/>
-          <w:szCs w:val="24"/>
+          <w:rFonts w:ascii="Times New Roman" w:hAnsi="Times New Roman"/>
+          <w:sz w:val="24"/>
         </w:rPr>
         <w:t xml:space="preserve"> Благословенний Христос, Бог наш, завжди, нині і повсякчас, і на віки віків.</w:t>
       </w:r>
@@ -15479,19 +17632,17 @@
       </w:pPr>
       <w:r>
         <w:rPr>
-          <w:rFonts w:ascii="Times New Roman" w:hAnsi="Times New Roman" w:cs="Times New Roman"/>
+          <w:rFonts w:ascii="Times New Roman" w:hAnsi="Times New Roman"/>
           <w:i/>
           <w:color w:val="FF4400"/>
           <w:sz w:val="24"/>
-          <w:szCs w:val="24"/>
         </w:rPr>
         <w:t>Священик:</w:t>
       </w:r>
       <w:r>
         <w:rPr>
-          <w:rFonts w:ascii="Times New Roman" w:hAnsi="Times New Roman" w:cs="Times New Roman"/>
-          <w:sz w:val="24"/>
-          <w:szCs w:val="24"/>
+          <w:rFonts w:ascii="Times New Roman" w:hAnsi="Times New Roman"/>
+          <w:sz w:val="24"/>
         </w:rPr>
         <w:t xml:space="preserve"> Пресвята Богородице, спаси нас.</w:t>
       </w:r>
@@ -15545,19 +17696,17 @@
       </w:pPr>
       <w:r>
         <w:rPr>
-          <w:rFonts w:ascii="Times New Roman" w:hAnsi="Times New Roman" w:cs="Times New Roman"/>
+          <w:rFonts w:ascii="Times New Roman" w:hAnsi="Times New Roman"/>
           <w:i/>
           <w:color w:val="FF4400"/>
           <w:sz w:val="24"/>
-          <w:szCs w:val="24"/>
         </w:rPr>
         <w:t>Священик:</w:t>
       </w:r>
       <w:r>
         <w:rPr>
-          <w:rFonts w:ascii="Times New Roman" w:hAnsi="Times New Roman" w:cs="Times New Roman"/>
-          <w:sz w:val="24"/>
-          <w:szCs w:val="24"/>
+          <w:rFonts w:ascii="Times New Roman" w:hAnsi="Times New Roman"/>
+          <w:sz w:val="24"/>
         </w:rPr>
         <w:t xml:space="preserve"> Слава тобі, Христе Боже, надіє наша, слава тобі!</w:t>
       </w:r>
@@ -15598,7 +17747,7 @@
           <w:sz w:val="24"/>
           <w:szCs w:val="24"/>
         </w:rPr>
-        <w:t>(3 р.)</w:t>
+        <w:t>(3 р.)</w:t>
       </w:r>
       <w:r>
         <w:rPr>
@@ -15619,36 +17768,19 @@
       </w:r>
     </w:p>
     <w:p>
-      <w:pPr>
-        <w:rPr>
-          <w:rFonts w:ascii="Times New Roman" w:hAnsi="Times New Roman" w:cs="Times New Roman"/>
-        </w:rPr>
-      </w:pPr>
-      <w:r>
-        <w:rPr>
-          <w:rFonts w:ascii="Times New Roman" w:hAnsi="Times New Roman" w:cs="Times New Roman"/>
+      <w:r>
+        <w:rPr>
+          <w:rFonts w:ascii="Times New Roman" w:hAnsi="Times New Roman"/>
           <w:i/>
           <w:color w:val="FF4400"/>
           <w:sz w:val="24"/>
-          <w:szCs w:val="24"/>
-        </w:rPr>
-        <w:t>Свяще</w:t>
-      </w:r>
-      <w:r>
-        <w:rPr>
-          <w:rFonts w:ascii="Times New Roman" w:hAnsi="Times New Roman" w:cs="Times New Roman"/>
-          <w:i/>
-          <w:color w:val="FF4400"/>
-          <w:sz w:val="24"/>
-          <w:szCs w:val="24"/>
-        </w:rPr>
-        <w:t>ник:</w:t>
-      </w:r>
-      <w:r>
-        <w:rPr>
-          <w:rFonts w:ascii="Times New Roman" w:hAnsi="Times New Roman" w:cs="Times New Roman"/>
-          <w:sz w:val="24"/>
-          <w:szCs w:val="24"/>
+        </w:rPr>
+        <w:t>Священик:</w:t>
+      </w:r>
+      <w:r>
+        <w:rPr>
+          <w:rFonts w:ascii="Times New Roman" w:hAnsi="Times New Roman"/>
+          <w:sz w:val="24"/>
         </w:rPr>
         <w:t xml:space="preserve"> Христос, істинний Бог наш - молитвами пречистої Своєї Матері, якої Успіння сьогодні торжественне свято світло звершуємо, святих славних і всехвальних апостолів, і всіх святих - помилує і спасе нас як благий і людинолюбний.</w:t>
       </w:r>
@@ -15813,19 +17945,17 @@
       </w:pPr>
       <w:r>
         <w:rPr>
-          <w:rFonts w:ascii="Times New Roman" w:hAnsi="Times New Roman" w:cs="Times New Roman"/>
+          <w:rFonts w:ascii="Times New Roman" w:hAnsi="Times New Roman"/>
           <w:i/>
           <w:color w:val="FF4400"/>
           <w:sz w:val="24"/>
-          <w:szCs w:val="24"/>
         </w:rPr>
         <w:t>Священик:</w:t>
       </w:r>
       <w:r>
         <w:rPr>
-          <w:rFonts w:ascii="Times New Roman" w:hAnsi="Times New Roman" w:cs="Times New Roman"/>
-          <w:sz w:val="24"/>
-          <w:szCs w:val="24"/>
+          <w:rFonts w:ascii="Times New Roman" w:hAnsi="Times New Roman"/>
+          <w:sz w:val="24"/>
         </w:rPr>
         <w:t xml:space="preserve"> Слава святій, одноістотній, животворящій і нероздільній Тройці, завжди, нині і повсякчас, і на віки віків.</w:t>
       </w:r>
@@ -15885,7 +18015,7 @@
           <w:sz w:val="24"/>
           <w:szCs w:val="24"/>
         </w:rPr>
-        <w:t>(3 р.)</w:t>
+        <w:t>(3 р.)</w:t>
       </w:r>
     </w:p>
     <w:p>
@@ -15915,7 +18045,7 @@
           <w:sz w:val="24"/>
           <w:szCs w:val="24"/>
         </w:rPr>
-        <w:t>(2 р.)</w:t>
+        <w:t>(2 р.)</w:t>
       </w:r>
     </w:p>
     <w:p>
@@ -18285,7 +20415,7 @@
           <w:sz w:val="24"/>
           <w:szCs w:val="24"/>
         </w:rPr>
-        <w:t>(3 р.)</w:t>
+        <w:t>(3 р.)</w:t>
       </w:r>
     </w:p>
     <w:p>
@@ -18366,7 +20496,7 @@
           <w:sz w:val="24"/>
           <w:szCs w:val="24"/>
         </w:rPr>
-        <w:t>1. </w:t>
+        <w:t xml:space="preserve">1. </w:t>
       </w:r>
       <w:r>
         <w:rPr>
@@ -18414,7 +20544,7 @@
           <w:sz w:val="24"/>
           <w:szCs w:val="24"/>
         </w:rPr>
-        <w:t>2. </w:t>
+        <w:t xml:space="preserve">2. </w:t>
       </w:r>
       <w:r>
         <w:rPr>
@@ -18471,7 +20601,7 @@
           <w:sz w:val="24"/>
           <w:szCs w:val="24"/>
         </w:rPr>
-        <w:t xml:space="preserve"> Від ночі лине дух наш до тебе, Боже, бо світлом є повеління твої. Навчи нас, Боже, правди твоєї, заповідей твоїх і виправдань твоїх. Просвіти наші духовні очі, щоб ми не заснули в гріхах </w:t>
+        <w:t xml:space="preserve"> Від ночі лине дух наш до тебе, Боже, бо світлом є повеління твої. Навчи нас, Боже, правди твоєї, заповідей твоїх і виправдань твоїх. Просвіти наші духовні очі, щоб ми не заснули в гріхах </w:t>
       </w:r>
       <w:r>
         <w:rPr>
@@ -18519,7 +20649,7 @@
           <w:sz w:val="24"/>
           <w:szCs w:val="24"/>
         </w:rPr>
-        <w:t> Владико, Боже святий і неосяжний, що казав із темряви світлові засіяти, що заспокоїв нас у нічному сні й підвів до величання і моління тво</w:t>
+        <w:t xml:space="preserve"> Владико, Боже святий і неосяжний, що казав із темряви світлові засіяти, що заспокоїв нас у нічному сні й підвів до величання і моління тво</w:t>
       </w:r>
       <w:r>
         <w:rPr>
@@ -18576,7 +20706,7 @@
           <w:sz w:val="24"/>
           <w:szCs w:val="24"/>
         </w:rPr>
-        <w:t xml:space="preserve"> Скарбе добра, джерело невисихаюче, Отче святий, чудотворче всесильний </w:t>
+        <w:t xml:space="preserve"> Скарбе добра, джерело невисихаюче, Отче святий, чудотворче всесильний </w:t>
       </w:r>
       <w:r>
         <w:rPr>
@@ -18624,7 +20754,7 @@
           <w:sz w:val="24"/>
           <w:szCs w:val="24"/>
         </w:rPr>
-        <w:t>6. </w:t>
+        <w:t xml:space="preserve">6. </w:t>
       </w:r>
       <w:r>
         <w:rPr>
@@ -18690,7 +20820,7 @@
           <w:sz w:val="24"/>
           <w:szCs w:val="24"/>
         </w:rPr>
-        <w:t> Боже й Отче Господа нашого Ісуса Христа! Ти підніс нас з постелі нашої і зібрав на годину молитви. Дай нам ласку відкрити уста наші і прийми наші подяки, що в наших силах, і навчи нас установ тво</w:t>
+        <w:t xml:space="preserve"> Боже й Отче Господа нашого Ісуса Христа! Ти підніс нас з постелі нашої і зібрав на годину молитви. Дай нам ласку відкрити уста наші і прийми наші подяки, що в наших силах, і навчи нас установ тво</w:t>
       </w:r>
       <w:r>
         <w:rPr>
@@ -18738,7 +20868,7 @@
           <w:sz w:val="24"/>
           <w:szCs w:val="24"/>
         </w:rPr>
-        <w:t>8. </w:t>
+        <w:t xml:space="preserve">8. </w:t>
       </w:r>
       <w:r>
         <w:rPr>
@@ -18795,7 +20925,7 @@
           <w:sz w:val="24"/>
           <w:szCs w:val="24"/>
         </w:rPr>
-        <w:t xml:space="preserve"> Господи, Боже наш! Ти за покаяння дарував людям відпущення, нам же, як образ пізнання і визнання гріхів, показав </w:t>
+        <w:t xml:space="preserve"> Господи, Боже наш! Ти за покаяння дарував людям відпущення, нам же, як образ пізнання і визнання гріхів, показав </w:t>
       </w:r>
       <w:r>
         <w:rPr>
@@ -18852,7 +20982,7 @@
           <w:sz w:val="24"/>
           <w:szCs w:val="24"/>
         </w:rPr>
-        <w:t> Боже, Боже наш! Ти сотво</w:t>
+        <w:t xml:space="preserve"> Боже, Боже наш! Ти сотво</w:t>
       </w:r>
       <w:r>
         <w:rPr>
@@ -18891,7 +21021,7 @@
           <w:sz w:val="24"/>
           <w:szCs w:val="24"/>
         </w:rPr>
-        <w:t>11. </w:t>
+        <w:t xml:space="preserve">11. </w:t>
       </w:r>
       <w:r>
         <w:rPr>
@@ -20122,7 +22252,7 @@
           <w:sz w:val="24"/>
           <w:szCs w:val="24"/>
         </w:rPr>
-        <w:t>(г. 1):</w:t>
+        <w:t>(г. 1):</w:t>
       </w:r>
       <w:r>
         <w:rPr>
@@ -20180,7 +22310,7 @@
           <w:sz w:val="24"/>
           <w:szCs w:val="24"/>
         </w:rPr>
-        <w:t>(г. 1):</w:t>
+        <w:t>(г. 1):</w:t>
       </w:r>
       <w:r>
         <w:rPr>
@@ -20588,7 +22718,7 @@
           <w:sz w:val="24"/>
           <w:szCs w:val="24"/>
         </w:rPr>
-        <w:t xml:space="preserve">(г. 1, подібний: Воїни, які стерегли): </w:t>
+        <w:t xml:space="preserve">(г. 1, подібний: Воїни, які стерегли): </w:t>
       </w:r>
       <w:r>
         <w:rPr>
@@ -21017,7 +23147,7 @@
           <w:sz w:val="24"/>
           <w:szCs w:val="24"/>
         </w:rPr>
-        <w:t xml:space="preserve">(г. 3, подібний: Красотою твого): </w:t>
+        <w:t xml:space="preserve">(г. 3, подібний: Красотою твого): </w:t>
       </w:r>
       <w:r>
         <w:rPr>
@@ -21143,7 +23273,7 @@
           <w:sz w:val="24"/>
           <w:szCs w:val="24"/>
         </w:rPr>
-        <w:t>(3 р.)</w:t>
+        <w:t>(3 р.)</w:t>
       </w:r>
       <w:r>
         <w:rPr>
@@ -21181,7 +23311,7 @@
           <w:sz w:val="24"/>
           <w:szCs w:val="24"/>
         </w:rPr>
-        <w:t>(3 р.)</w:t>
+        <w:t>(3 р.)</w:t>
       </w:r>
       <w:r>
         <w:rPr>
@@ -21220,7 +23350,7 @@
           <w:sz w:val="24"/>
           <w:szCs w:val="24"/>
         </w:rPr>
-        <w:t>(3 р.)</w:t>
+        <w:t>(3 р.)</w:t>
       </w:r>
       <w:r>
         <w:rPr>
@@ -21259,7 +23389,7 @@
           <w:sz w:val="24"/>
           <w:szCs w:val="24"/>
         </w:rPr>
-        <w:t>(3 р.)</w:t>
+        <w:t>(3 р.)</w:t>
       </w:r>
       <w:r>
         <w:rPr>
@@ -21297,7 +23427,7 @@
           <w:sz w:val="24"/>
           <w:szCs w:val="24"/>
         </w:rPr>
-        <w:t>(3 р.)</w:t>
+        <w:t>(3 р.)</w:t>
       </w:r>
       <w:r>
         <w:rPr>
@@ -21343,7 +23473,7 @@
           <w:sz w:val="24"/>
           <w:szCs w:val="24"/>
         </w:rPr>
-        <w:t>(3 р.)</w:t>
+        <w:t>(3 р.)</w:t>
       </w:r>
       <w:r>
         <w:rPr>
@@ -21381,7 +23511,7 @@
           <w:sz w:val="24"/>
           <w:szCs w:val="24"/>
         </w:rPr>
-        <w:t>(3 р.)</w:t>
+        <w:t>(3 р.)</w:t>
       </w:r>
       <w:r>
         <w:rPr>
@@ -21420,7 +23550,7 @@
           <w:sz w:val="24"/>
           <w:szCs w:val="24"/>
         </w:rPr>
-        <w:t>(3 р.)</w:t>
+        <w:t>(3 р.)</w:t>
       </w:r>
       <w:r>
         <w:rPr>
@@ -21696,7 +23826,7 @@
           <w:sz w:val="24"/>
           <w:szCs w:val="24"/>
         </w:rPr>
-        <w:t>(3 р.).</w:t>
+        <w:t>(3 р.).</w:t>
       </w:r>
     </w:p>
     <w:p>
@@ -21919,29 +24049,19 @@
       </w:pPr>
       <w:r>
         <w:rPr>
-          <w:rFonts w:ascii="Times New Roman" w:hAnsi="Times New Roman" w:cs="Times New Roman"/>
+          <w:rFonts w:ascii="Times New Roman" w:hAnsi="Times New Roman"/>
           <w:i/>
           <w:color w:val="FF4400"/>
           <w:sz w:val="24"/>
-          <w:szCs w:val="24"/>
         </w:rPr>
         <w:t>Священик:</w:t>
       </w:r>
       <w:r>
         <w:rPr>
-          <w:rFonts w:ascii="Times New Roman" w:hAnsi="Times New Roman" w:cs="Times New Roman"/>
-          <w:sz w:val="24"/>
-          <w:szCs w:val="24"/>
-        </w:rPr>
-        <w:t xml:space="preserve"> Бо благословилося і прославилося ім’я Твоє Отця, і Сина, і Святого Духа, нині </w:t>
-      </w:r>
-      <w:r>
-        <w:rPr>
-          <w:rFonts w:ascii="Times New Roman" w:hAnsi="Times New Roman" w:cs="Times New Roman"/>
-          <w:sz w:val="24"/>
-          <w:szCs w:val="24"/>
-        </w:rPr>
-        <w:t>і повсякчас, і на віки віків.</w:t>
+          <w:rFonts w:ascii="Times New Roman" w:hAnsi="Times New Roman"/>
+          <w:sz w:val="24"/>
+        </w:rPr>
+        <w:t xml:space="preserve"> Бо благословилося і прославилося ім’я Твоє Отця, і Сина, і Святого Духа, нині і повсякчас, і на віки віків.</w:t>
       </w:r>
     </w:p>
     <w:p>
@@ -22035,7 +24155,7 @@
           <w:sz w:val="24"/>
           <w:szCs w:val="24"/>
         </w:rPr>
-        <w:t xml:space="preserve">(г. 4, подібний: Здивувався Йосиф): </w:t>
+        <w:t xml:space="preserve">(г. 4, подібний: Здивувався Йосиф): </w:t>
       </w:r>
       <w:r>
         <w:rPr>
@@ -22268,19 +24388,17 @@
       </w:pPr>
       <w:r>
         <w:rPr>
-          <w:rFonts w:ascii="Times New Roman" w:hAnsi="Times New Roman" w:cs="Times New Roman"/>
+          <w:rFonts w:ascii="Times New Roman" w:hAnsi="Times New Roman"/>
           <w:i/>
           <w:color w:val="FF4400"/>
           <w:sz w:val="24"/>
-          <w:szCs w:val="24"/>
         </w:rPr>
         <w:t>Священик:</w:t>
       </w:r>
       <w:r>
         <w:rPr>
-          <w:rFonts w:ascii="Times New Roman" w:hAnsi="Times New Roman" w:cs="Times New Roman"/>
-          <w:sz w:val="24"/>
-          <w:szCs w:val="24"/>
+          <w:rFonts w:ascii="Times New Roman" w:hAnsi="Times New Roman"/>
+          <w:sz w:val="24"/>
         </w:rPr>
         <w:t xml:space="preserve"> Мир всім.</w:t>
       </w:r>
@@ -22369,7 +24487,7 @@
           <w:sz w:val="24"/>
           <w:szCs w:val="24"/>
         </w:rPr>
-        <w:t>Псалом 44 (г. 4)</w:t>
+        <w:t>Псалом 44 (г. 4)</w:t>
       </w:r>
     </w:p>
     <w:p>
@@ -22805,7 +24923,7 @@
           <w:sz w:val="24"/>
           <w:szCs w:val="24"/>
         </w:rPr>
-        <w:t>(3 р.)</w:t>
+        <w:t>(3 р.)</w:t>
       </w:r>
       <w:r>
         <w:rPr>
@@ -22848,19 +24966,17 @@
       </w:pPr>
       <w:r>
         <w:rPr>
-          <w:rFonts w:ascii="Times New Roman" w:hAnsi="Times New Roman" w:cs="Times New Roman"/>
+          <w:rFonts w:ascii="Times New Roman" w:hAnsi="Times New Roman"/>
           <w:i/>
           <w:color w:val="FF4400"/>
           <w:sz w:val="24"/>
-          <w:szCs w:val="24"/>
         </w:rPr>
         <w:t>Священик:</w:t>
       </w:r>
       <w:r>
         <w:rPr>
-          <w:rFonts w:ascii="Times New Roman" w:hAnsi="Times New Roman" w:cs="Times New Roman"/>
-          <w:sz w:val="24"/>
-          <w:szCs w:val="24"/>
+          <w:rFonts w:ascii="Times New Roman" w:hAnsi="Times New Roman"/>
+          <w:sz w:val="24"/>
         </w:rPr>
         <w:t xml:space="preserve"> Мир всім!</w:t>
       </w:r>
@@ -22906,19 +25022,17 @@
       </w:pPr>
       <w:r>
         <w:rPr>
-          <w:rFonts w:ascii="Times New Roman" w:hAnsi="Times New Roman" w:cs="Times New Roman"/>
+          <w:rFonts w:ascii="Times New Roman" w:hAnsi="Times New Roman"/>
           <w:i/>
           <w:color w:val="FF4400"/>
           <w:sz w:val="24"/>
-          <w:szCs w:val="24"/>
         </w:rPr>
         <w:t>Священик:</w:t>
       </w:r>
       <w:r>
         <w:rPr>
-          <w:rFonts w:ascii="Times New Roman" w:hAnsi="Times New Roman" w:cs="Times New Roman"/>
-          <w:sz w:val="24"/>
-          <w:szCs w:val="24"/>
+          <w:rFonts w:ascii="Times New Roman" w:hAnsi="Times New Roman"/>
+          <w:sz w:val="24"/>
         </w:rPr>
         <w:t xml:space="preserve"> Від Луки святого Євангелія читання.</w:t>
       </w:r>
@@ -23600,7 +25714,7 @@
           <w:sz w:val="24"/>
           <w:szCs w:val="24"/>
         </w:rPr>
-        <w:t>(г. 6):</w:t>
+        <w:t>(г. 6):</w:t>
       </w:r>
       <w:r>
         <w:rPr>
@@ -23714,7 +25828,7 @@
           <w:sz w:val="24"/>
           <w:szCs w:val="24"/>
         </w:rPr>
-        <w:t xml:space="preserve">(г. 6): </w:t>
+        <w:t xml:space="preserve">(г. 6): </w:t>
       </w:r>
       <w:r>
         <w:rPr>
@@ -23899,7 +26013,7 @@
           <w:sz w:val="24"/>
           <w:szCs w:val="24"/>
         </w:rPr>
-        <w:t>12 р.</w:t>
+        <w:t>12 р.</w:t>
       </w:r>
       <w:r>
         <w:rPr>
@@ -24683,7 +26797,7 @@
           <w:sz w:val="24"/>
           <w:szCs w:val="24"/>
         </w:rPr>
-        <w:t>Священник: </w:t>
+        <w:t xml:space="preserve">Священник: </w:t>
       </w:r>
       <w:r>
         <w:rPr>
@@ -25647,7 +27761,7 @@
           <w:sz w:val="24"/>
           <w:szCs w:val="24"/>
         </w:rPr>
-        <w:t>Священник: </w:t>
+        <w:t xml:space="preserve">Священник: </w:t>
       </w:r>
       <w:r>
         <w:rPr>
@@ -26416,7 +28530,7 @@
           <w:sz w:val="24"/>
           <w:szCs w:val="24"/>
         </w:rPr>
-        <w:t xml:space="preserve">Ірмос (г. 1): </w:t>
+        <w:t xml:space="preserve">Ірмос (г. 1): </w:t>
       </w:r>
       <w:r>
         <w:rPr>
@@ -26800,21 +28914,19 @@
       </w:pPr>
       <w:r>
         <w:rPr>
-          <w:rFonts w:ascii="Times New Roman" w:hAnsi="Times New Roman" w:cs="Times New Roman"/>
+          <w:rFonts w:ascii="Times New Roman" w:hAnsi="Times New Roman"/>
           <w:i/>
           <w:color w:val="FF4400"/>
           <w:sz w:val="24"/>
-          <w:szCs w:val="24"/>
         </w:rPr>
         <w:t>Священик:</w:t>
       </w:r>
       <w:r>
         <w:rPr>
-          <w:rFonts w:ascii="Times New Roman" w:hAnsi="Times New Roman" w:cs="Times New Roman"/>
-          <w:sz w:val="24"/>
-          <w:szCs w:val="24"/>
-        </w:rPr>
-        <w:t> Бо Тебе хвалять усі сили небесні і Тобі славу возсилаємо: Отцю, і Сину, і Святому Духові, нині і повсякчас, і на віки віків.</w:t>
+          <w:rFonts w:ascii="Times New Roman" w:hAnsi="Times New Roman"/>
+          <w:sz w:val="24"/>
+        </w:rPr>
+        <w:t xml:space="preserve"> Бо Тебе хвалять усі сили небесні і Тобі славу возсилаємо: Отцю, і Сину, і Святому Духові, нині і повсякчас, і на віки віків.</w:t>
       </w:r>
     </w:p>
     <w:p>
@@ -27619,7 +29731,7 @@
           <w:sz w:val="24"/>
           <w:szCs w:val="24"/>
         </w:rPr>
-        <w:t xml:space="preserve">(г. 4, подібний: Як хороброго): </w:t>
+        <w:t xml:space="preserve">(г. 4, подібний: Як хороброго): </w:t>
       </w:r>
       <w:r>
         <w:rPr>
@@ -27847,7 +29959,7 @@
           <w:sz w:val="24"/>
           <w:szCs w:val="24"/>
         </w:rPr>
-        <w:t xml:space="preserve">(г. 6): </w:t>
+        <w:t xml:space="preserve">(г. 6): </w:t>
       </w:r>
       <w:r>
         <w:rPr>
@@ -27953,19 +30065,17 @@
       </w:pPr>
       <w:r>
         <w:rPr>
-          <w:rFonts w:ascii="Times New Roman" w:hAnsi="Times New Roman" w:cs="Times New Roman"/>
+          <w:rFonts w:ascii="Times New Roman" w:hAnsi="Times New Roman"/>
           <w:i/>
           <w:color w:val="FF4400"/>
           <w:sz w:val="24"/>
-          <w:szCs w:val="24"/>
         </w:rPr>
         <w:t>Священик:</w:t>
       </w:r>
       <w:r>
         <w:rPr>
-          <w:rFonts w:ascii="Times New Roman" w:hAnsi="Times New Roman" w:cs="Times New Roman"/>
-          <w:sz w:val="24"/>
-          <w:szCs w:val="24"/>
+          <w:rFonts w:ascii="Times New Roman" w:hAnsi="Times New Roman"/>
+          <w:sz w:val="24"/>
         </w:rPr>
         <w:t xml:space="preserve"> Слава Тобі, що Світло нам показав! </w:t>
       </w:r>
@@ -28417,7 +30527,7 @@
           <w:sz w:val="24"/>
           <w:szCs w:val="24"/>
         </w:rPr>
-        <w:t>(3 р.).</w:t>
+        <w:t>(3 р.).</w:t>
       </w:r>
     </w:p>
     <w:p>
@@ -28538,7 +30648,7 @@
           <w:sz w:val="24"/>
           <w:szCs w:val="24"/>
         </w:rPr>
-        <w:t>(г. 1):</w:t>
+        <w:t>(г. 1):</w:t>
       </w:r>
       <w:r>
         <w:rPr>
@@ -28928,206 +31038,251 @@
     </w:p>
     <w:p>
       <w:pPr>
-        <w:spacing w:after="120"/>
-        <w:jc w:val="both"/>
-        <w:rPr>
-          <w:rFonts w:ascii="Times New Roman" w:hAnsi="Times New Roman" w:cs="Times New Roman"/>
-          <w:sz w:val="24"/>
-          <w:szCs w:val="24"/>
-        </w:rPr>
-      </w:pPr>
-      <w:r>
-        <w:rPr>
-          <w:rFonts w:ascii="Times New Roman" w:hAnsi="Times New Roman" w:cs="Times New Roman"/>
-          <w:i/>
-          <w:color w:val="FF0000"/>
-          <w:sz w:val="24"/>
-          <w:szCs w:val="24"/>
+        <w:pStyle w:val="a"/>
+        <w:spacing w:after="120"/>
+      </w:pPr>
+      <w:r>
+        <w:rPr>
+          <w:rFonts w:ascii="Times New Roman" w:hAnsi="Times New Roman"/>
+          <w:i/>
+          <w:color w:val="FF0000"/>
+          <w:sz w:val="24"/>
         </w:rPr>
         <w:t>Вірні:</w:t>
       </w:r>
       <w:r>
         <w:rPr>
-          <w:rFonts w:ascii="Times New Roman" w:hAnsi="Times New Roman" w:cs="Times New Roman"/>
-          <w:sz w:val="24"/>
-          <w:szCs w:val="24"/>
-        </w:rPr>
-        <w:t xml:space="preserve"> Амінь.</w:t>
-      </w:r>
-    </w:p>
-    <w:p>
-      <w:pPr>
-        <w:spacing w:after="120"/>
-        <w:jc w:val="both"/>
-        <w:rPr>
-          <w:rFonts w:ascii="Times New Roman" w:hAnsi="Times New Roman" w:cs="Times New Roman"/>
-          <w:sz w:val="24"/>
-          <w:szCs w:val="24"/>
-        </w:rPr>
+          <w:rFonts w:ascii="Times New Roman" w:hAnsi="Times New Roman"/>
+          <w:color w:val="000000"/>
+          <w:sz w:val="24"/>
+        </w:rPr>
+        <w:t xml:space="preserve"> </w:t>
+      </w:r>
+      <w:r>
+        <w:rPr>
+          <w:rFonts w:ascii="Times New Roman" w:hAnsi="Times New Roman"/>
+          <w:color w:val="000000"/>
+          <w:sz w:val="24"/>
+        </w:rPr>
+        <w:t>Амі</w:t>
+      </w:r>
+      <w:r>
+        <w:rPr>
+          <w:rFonts w:ascii="Times New Roman" w:hAnsi="Times New Roman"/>
+          <w:sz w:val="24"/>
+        </w:rPr>
+        <w:t>́</w:t>
+      </w:r>
+      <w:r>
+        <w:rPr>
+          <w:rFonts w:ascii="Times New Roman" w:hAnsi="Times New Roman"/>
+          <w:color w:val="000000"/>
+          <w:sz w:val="24"/>
+        </w:rPr>
+        <w:t>нь</w:t>
+      </w:r>
+      <w:r>
+        <w:rPr>
+          <w:rFonts w:ascii="Times New Roman" w:hAnsi="Times New Roman"/>
+          <w:color w:val="000000"/>
+          <w:sz w:val="24"/>
+        </w:rPr>
+        <w:t>.</w:t>
+      </w:r>
+    </w:p>
+    <w:p>
+      <w:pPr>
+        <w:pStyle w:val="a"/>
+        <w:spacing w:after="120"/>
       </w:pPr>
     </w:p>
     <w:p>
       <w:pPr>
         <w:pStyle w:val="3"/>
-        <w:spacing w:before="0" w:after="120"/>
-        <w:jc w:val="center"/>
-        <w:rPr>
-          <w:rFonts w:ascii="Times New Roman" w:hAnsi="Times New Roman" w:cs="Times New Roman"/>
-          <w:i/>
-          <w:color w:val="FF0000"/>
-          <w:sz w:val="24"/>
-          <w:szCs w:val="24"/>
-        </w:rPr>
-      </w:pPr>
-      <w:r>
-        <w:rPr>
-          <w:rFonts w:ascii="Times New Roman" w:hAnsi="Times New Roman" w:cs="Times New Roman"/>
-          <w:i/>
-          <w:color w:val="FF0000"/>
-          <w:sz w:val="24"/>
-          <w:szCs w:val="24"/>
+        <w:spacing w:after="120"/>
+      </w:pPr>
+      <w:r>
+        <w:rPr>
+          <w:rFonts w:ascii="Times New Roman" w:hAnsi="Times New Roman"/>
+          <w:i/>
+          <w:color w:val="FF0000"/>
+          <w:sz w:val="24"/>
         </w:rPr>
         <w:t>Прохальна єктенія</w:t>
       </w:r>
     </w:p>
     <w:p>
       <w:pPr>
-        <w:spacing w:after="120"/>
-        <w:jc w:val="both"/>
-        <w:rPr>
-          <w:rFonts w:ascii="Times New Roman" w:hAnsi="Times New Roman" w:cs="Times New Roman"/>
-          <w:sz w:val="24"/>
-          <w:szCs w:val="24"/>
-        </w:rPr>
-      </w:pPr>
-      <w:r>
-        <w:rPr>
-          <w:rFonts w:ascii="Times New Roman" w:hAnsi="Times New Roman" w:cs="Times New Roman"/>
-          <w:sz w:val="24"/>
-          <w:szCs w:val="24"/>
-        </w:rPr>
-        <w:t>Сповнім вечірню молитву нашу Господеві.</w:t>
-      </w:r>
-    </w:p>
-    <w:p>
-      <w:pPr>
-        <w:spacing w:after="120"/>
-        <w:jc w:val="both"/>
-        <w:rPr>
-          <w:rFonts w:ascii="Times New Roman" w:hAnsi="Times New Roman" w:cs="Times New Roman"/>
-          <w:sz w:val="24"/>
-          <w:szCs w:val="24"/>
-        </w:rPr>
-      </w:pPr>
-      <w:r>
-        <w:rPr>
-          <w:rFonts w:ascii="Times New Roman" w:hAnsi="Times New Roman" w:cs="Times New Roman"/>
-          <w:i/>
-          <w:color w:val="FF0000"/>
-          <w:sz w:val="24"/>
-          <w:szCs w:val="24"/>
+        <w:pStyle w:val="a4"/>
+        <w:spacing w:after="120"/>
+      </w:pPr>
+      <w:r>
+        <w:rPr>
+          <w:rFonts w:ascii="Times New Roman" w:hAnsi="Times New Roman"/>
+          <w:color w:val="000000"/>
+          <w:sz w:val="24"/>
+        </w:rPr>
+        <w:t xml:space="preserve">Сповнім </w:t>
+      </w:r>
+      <w:r>
+        <w:rPr>
+          <w:rFonts w:ascii="Times New Roman" w:hAnsi="Times New Roman"/>
+          <w:color w:val="000000"/>
+          <w:sz w:val="24"/>
+        </w:rPr>
+        <w:t>ранішню</w:t>
+      </w:r>
+      <w:r>
+        <w:rPr>
+          <w:rFonts w:ascii="Times New Roman" w:hAnsi="Times New Roman"/>
+          <w:color w:val="000000"/>
+          <w:sz w:val="24"/>
+        </w:rPr>
+        <w:t xml:space="preserve"> </w:t>
+      </w:r>
+      <w:r>
+        <w:rPr>
+          <w:rFonts w:ascii="Times New Roman" w:hAnsi="Times New Roman"/>
+          <w:color w:val="000000"/>
+          <w:sz w:val="24"/>
+        </w:rPr>
+        <w:t>молитву нашу Господеві.</w:t>
+      </w:r>
+    </w:p>
+    <w:p>
+      <w:pPr>
+        <w:pStyle w:val="a"/>
+        <w:spacing w:after="120"/>
+      </w:pPr>
+      <w:r>
+        <w:rPr>
+          <w:rFonts w:ascii="Times New Roman" w:hAnsi="Times New Roman"/>
+          <w:i/>
+          <w:color w:val="FF0000"/>
+          <w:sz w:val="24"/>
         </w:rPr>
         <w:t>Вірні:</w:t>
       </w:r>
       <w:r>
         <w:rPr>
-          <w:rFonts w:ascii="Times New Roman" w:hAnsi="Times New Roman" w:cs="Times New Roman"/>
-          <w:color w:val="FF0000"/>
-          <w:sz w:val="24"/>
-          <w:szCs w:val="24"/>
+          <w:rFonts w:ascii="Times New Roman" w:hAnsi="Times New Roman"/>
+          <w:color w:val="FF0000"/>
+          <w:sz w:val="24"/>
         </w:rPr>
         <w:t xml:space="preserve"> </w:t>
       </w:r>
       <w:r>
         <w:rPr>
-          <w:rFonts w:ascii="Times New Roman" w:hAnsi="Times New Roman" w:cs="Times New Roman"/>
-          <w:sz w:val="24"/>
-          <w:szCs w:val="24"/>
-        </w:rPr>
-        <w:t>Господи, помилуй.</w:t>
-      </w:r>
-    </w:p>
-    <w:p>
-      <w:pPr>
-        <w:spacing w:after="120"/>
-        <w:rPr>
-          <w:rFonts w:ascii="Times New Roman" w:hAnsi="Times New Roman" w:cs="Times New Roman"/>
-          <w:sz w:val="24"/>
-          <w:szCs w:val="24"/>
-        </w:rPr>
-      </w:pPr>
-      <w:r>
-        <w:rPr>
-          <w:rFonts w:ascii="Times New Roman" w:hAnsi="Times New Roman" w:cs="Times New Roman"/>
-          <w:sz w:val="24"/>
-          <w:szCs w:val="24"/>
-        </w:rPr>
-        <w:t>Заступи, спаси, помилуй і о</w:t>
-      </w:r>
-      <w:r>
-        <w:rPr>
-          <w:rFonts w:ascii="Times New Roman" w:hAnsi="Times New Roman" w:cs="Times New Roman"/>
-          <w:sz w:val="24"/>
-          <w:szCs w:val="24"/>
-        </w:rPr>
-        <w:t>хорони нас, Боже, Твоєю благодаттю</w:t>
-      </w:r>
-    </w:p>
-    <w:p>
-      <w:pPr>
-        <w:spacing w:after="120"/>
-        <w:jc w:val="both"/>
-        <w:rPr>
-          <w:rFonts w:ascii="Times New Roman" w:hAnsi="Times New Roman" w:cs="Times New Roman"/>
-          <w:sz w:val="24"/>
-          <w:szCs w:val="24"/>
-        </w:rPr>
-      </w:pPr>
-      <w:r>
-        <w:rPr>
-          <w:rFonts w:ascii="Times New Roman" w:hAnsi="Times New Roman" w:cs="Times New Roman"/>
-          <w:i/>
-          <w:color w:val="FF0000"/>
-          <w:sz w:val="24"/>
-          <w:szCs w:val="24"/>
+          <w:rFonts w:ascii="Times New Roman" w:hAnsi="Times New Roman"/>
+          <w:color w:val="000000"/>
+          <w:sz w:val="24"/>
+        </w:rPr>
+        <w:t>Го</w:t>
+      </w:r>
+      <w:r>
+        <w:rPr>
+          <w:rFonts w:ascii="Times New Roman" w:hAnsi="Times New Roman"/>
+          <w:color w:val="000000"/>
+          <w:sz w:val="24"/>
+        </w:rPr>
+        <w:t>́</w:t>
+      </w:r>
+      <w:r>
+        <w:rPr>
+          <w:rFonts w:ascii="Times New Roman" w:hAnsi="Times New Roman"/>
+          <w:color w:val="000000"/>
+          <w:sz w:val="24"/>
+        </w:rPr>
+        <w:t>споди, помилуй.</w:t>
+      </w:r>
+    </w:p>
+    <w:p>
+      <w:pPr>
+        <w:pStyle w:val="a"/>
+        <w:spacing w:after="120"/>
+      </w:pPr>
+      <w:r>
+        <w:rPr>
+          <w:rFonts w:ascii="Times New Roman" w:hAnsi="Times New Roman"/>
+          <w:sz w:val="24"/>
+        </w:rPr>
+        <w:t>Заступи, спаси, помилуй і охорони нас, Боже, Твоєю благодаттю</w:t>
+      </w:r>
+    </w:p>
+    <w:p>
+      <w:pPr>
+        <w:pStyle w:val="a"/>
+        <w:spacing w:after="120"/>
+      </w:pPr>
+      <w:r>
+        <w:rPr>
+          <w:rFonts w:ascii="Times New Roman" w:hAnsi="Times New Roman"/>
+          <w:i/>
+          <w:color w:val="FF0000"/>
+          <w:sz w:val="24"/>
         </w:rPr>
         <w:t>Вірні:</w:t>
       </w:r>
       <w:r>
         <w:rPr>
-          <w:rFonts w:ascii="Times New Roman" w:hAnsi="Times New Roman" w:cs="Times New Roman"/>
-          <w:color w:val="FF0000"/>
-          <w:sz w:val="24"/>
-          <w:szCs w:val="24"/>
+          <w:rFonts w:ascii="Times New Roman" w:hAnsi="Times New Roman"/>
+          <w:color w:val="FF0000"/>
+          <w:sz w:val="24"/>
         </w:rPr>
         <w:t xml:space="preserve"> </w:t>
       </w:r>
       <w:r>
         <w:rPr>
-          <w:rFonts w:ascii="Times New Roman" w:hAnsi="Times New Roman" w:cs="Times New Roman"/>
-          <w:sz w:val="24"/>
-          <w:szCs w:val="24"/>
-        </w:rPr>
-        <w:t>Господи, помилуй.</w:t>
-      </w:r>
-    </w:p>
-    <w:p>
-      <w:pPr>
-        <w:spacing w:after="120"/>
-        <w:jc w:val="both"/>
-        <w:rPr>
-          <w:rFonts w:ascii="Times New Roman" w:hAnsi="Times New Roman" w:cs="Times New Roman"/>
-          <w:sz w:val="24"/>
-          <w:szCs w:val="24"/>
-        </w:rPr>
-      </w:pPr>
-      <w:r>
-        <w:rPr>
-          <w:rFonts w:ascii="Times New Roman" w:hAnsi="Times New Roman" w:cs="Times New Roman"/>
-          <w:sz w:val="24"/>
-          <w:szCs w:val="24"/>
-        </w:rPr>
-        <w:t>Вечора всього досконалого, святого, мирного і безгрішного у Господа просім.</w:t>
+          <w:rFonts w:ascii="Times New Roman" w:hAnsi="Times New Roman"/>
+          <w:color w:val="000000"/>
+          <w:sz w:val="24"/>
+        </w:rPr>
+        <w:t>Го</w:t>
+      </w:r>
+      <w:r>
+        <w:rPr>
+          <w:rFonts w:ascii="Times New Roman" w:hAnsi="Times New Roman"/>
+          <w:sz w:val="24"/>
+        </w:rPr>
+        <w:t>́</w:t>
+      </w:r>
+      <w:r>
+        <w:rPr>
+          <w:rFonts w:ascii="Times New Roman" w:hAnsi="Times New Roman"/>
+          <w:color w:val="000000"/>
+          <w:sz w:val="24"/>
+        </w:rPr>
+        <w:t>споди, помилуй.</w:t>
+      </w:r>
+    </w:p>
+    <w:p>
+      <w:pPr>
+        <w:pStyle w:val="a4"/>
+        <w:spacing w:after="120"/>
+      </w:pPr>
+      <w:r>
+        <w:rPr>
+          <w:rFonts w:ascii="Times New Roman" w:hAnsi="Times New Roman"/>
+          <w:color w:val="000000"/>
+          <w:sz w:val="24"/>
+        </w:rPr>
+        <w:t>Дня</w:t>
+      </w:r>
+      <w:r>
+        <w:rPr>
+          <w:rFonts w:ascii="Times New Roman" w:hAnsi="Times New Roman"/>
+          <w:color w:val="000000"/>
+          <w:sz w:val="24"/>
+        </w:rPr>
+        <w:t xml:space="preserve"> </w:t>
+      </w:r>
+      <w:r>
+        <w:rPr>
+          <w:rFonts w:ascii="Times New Roman" w:hAnsi="Times New Roman"/>
+          <w:color w:val="000000"/>
+          <w:sz w:val="24"/>
+        </w:rPr>
+        <w:t>всього досконалого, святого, мирного і безгрішного у Господа просім.</w:t>
       </w:r>
     </w:p>
     <w:p>
@@ -29501,29 +31656,19 @@
       </w:pPr>
       <w:r>
         <w:rPr>
-          <w:rFonts w:ascii="Times New Roman" w:hAnsi="Times New Roman" w:cs="Times New Roman"/>
+          <w:rFonts w:ascii="Times New Roman" w:hAnsi="Times New Roman"/>
           <w:i/>
           <w:color w:val="FF4400"/>
           <w:sz w:val="24"/>
-          <w:szCs w:val="24"/>
         </w:rPr>
         <w:t>Священик:</w:t>
       </w:r>
       <w:r>
         <w:rPr>
-          <w:rFonts w:ascii="Times New Roman" w:hAnsi="Times New Roman" w:cs="Times New Roman"/>
-          <w:sz w:val="24"/>
-          <w:szCs w:val="24"/>
-        </w:rPr>
-        <w:t xml:space="preserve"> Бо Ти – Бог милости, ласк і людинолюбности, і Тобі славу</w:t>
-      </w:r>
-      <w:r>
-        <w:rPr>
-          <w:rFonts w:ascii="Times New Roman" w:hAnsi="Times New Roman" w:cs="Times New Roman"/>
-          <w:sz w:val="24"/>
-          <w:szCs w:val="24"/>
-        </w:rPr>
-        <w:t xml:space="preserve"> віддаємо, Отцю, і Сину, і Святому Духові, нині, і повсякчас, і на віки віків.</w:t>
+          <w:rFonts w:ascii="Times New Roman" w:hAnsi="Times New Roman"/>
+          <w:sz w:val="24"/>
+        </w:rPr>
+        <w:t xml:space="preserve"> Бо Ти – Бог милости, ласк і людинолюбности, і Тобі славу віддаємо, Отцю, і Сину, і Святому Духові, нині, і повсякчас, і на віки віків.</w:t>
       </w:r>
     </w:p>
     <w:p>
@@ -29576,19 +31721,17 @@
       </w:pPr>
       <w:r>
         <w:rPr>
-          <w:rFonts w:ascii="Times New Roman" w:hAnsi="Times New Roman" w:cs="Times New Roman"/>
+          <w:rFonts w:ascii="Times New Roman" w:hAnsi="Times New Roman"/>
           <w:i/>
           <w:color w:val="FF4400"/>
           <w:sz w:val="24"/>
-          <w:szCs w:val="24"/>
         </w:rPr>
         <w:t>Священик:</w:t>
       </w:r>
       <w:r>
         <w:rPr>
-          <w:rFonts w:ascii="Times New Roman" w:hAnsi="Times New Roman" w:cs="Times New Roman"/>
-          <w:sz w:val="24"/>
-          <w:szCs w:val="24"/>
+          <w:rFonts w:ascii="Times New Roman" w:hAnsi="Times New Roman"/>
+          <w:sz w:val="24"/>
         </w:rPr>
         <w:t xml:space="preserve"> Мир всім.</w:t>
       </w:r>
@@ -29908,19 +32051,17 @@
       </w:pPr>
       <w:r>
         <w:rPr>
-          <w:rFonts w:ascii="Times New Roman" w:hAnsi="Times New Roman" w:cs="Times New Roman"/>
+          <w:rFonts w:ascii="Times New Roman" w:hAnsi="Times New Roman"/>
           <w:i/>
           <w:color w:val="FF4400"/>
           <w:sz w:val="24"/>
-          <w:szCs w:val="24"/>
         </w:rPr>
         <w:t>Священик:</w:t>
       </w:r>
       <w:r>
         <w:rPr>
-          <w:rFonts w:ascii="Times New Roman" w:hAnsi="Times New Roman" w:cs="Times New Roman"/>
-          <w:sz w:val="24"/>
-          <w:szCs w:val="24"/>
+          <w:rFonts w:ascii="Times New Roman" w:hAnsi="Times New Roman"/>
+          <w:sz w:val="24"/>
         </w:rPr>
         <w:t xml:space="preserve"> Благословенний Христос, Бог наш, завжди, нині і повсякчас, і на віки віків.</w:t>
       </w:r>
@@ -29975,19 +32116,17 @@
       </w:pPr>
       <w:r>
         <w:rPr>
-          <w:rFonts w:ascii="Times New Roman" w:hAnsi="Times New Roman" w:cs="Times New Roman"/>
+          <w:rFonts w:ascii="Times New Roman" w:hAnsi="Times New Roman"/>
           <w:i/>
           <w:color w:val="FF4400"/>
           <w:sz w:val="24"/>
-          <w:szCs w:val="24"/>
         </w:rPr>
         <w:t>Священик:</w:t>
       </w:r>
       <w:r>
         <w:rPr>
-          <w:rFonts w:ascii="Times New Roman" w:hAnsi="Times New Roman" w:cs="Times New Roman"/>
-          <w:sz w:val="24"/>
-          <w:szCs w:val="24"/>
+          <w:rFonts w:ascii="Times New Roman" w:hAnsi="Times New Roman"/>
+          <w:sz w:val="24"/>
         </w:rPr>
         <w:t xml:space="preserve"> Пресвята Богородице, спаси нас.</w:t>
       </w:r>
@@ -30033,29 +32172,19 @@
       </w:pPr>
       <w:r>
         <w:rPr>
-          <w:rFonts w:ascii="Times New Roman" w:hAnsi="Times New Roman" w:cs="Times New Roman"/>
+          <w:rFonts w:ascii="Times New Roman" w:hAnsi="Times New Roman"/>
           <w:i/>
           <w:color w:val="FF4400"/>
           <w:sz w:val="24"/>
-          <w:szCs w:val="24"/>
         </w:rPr>
         <w:t>Священик:</w:t>
       </w:r>
       <w:r>
         <w:rPr>
-          <w:rFonts w:ascii="Times New Roman" w:hAnsi="Times New Roman" w:cs="Times New Roman"/>
-          <w:sz w:val="24"/>
-          <w:szCs w:val="24"/>
-        </w:rPr>
-        <w:t xml:space="preserve"> Слав</w:t>
-      </w:r>
-      <w:r>
-        <w:rPr>
-          <w:rFonts w:ascii="Times New Roman" w:hAnsi="Times New Roman" w:cs="Times New Roman"/>
-          <w:sz w:val="24"/>
-          <w:szCs w:val="24"/>
-        </w:rPr>
-        <w:t>а тобі, Христе Боже, надіє наша, слава тобі!</w:t>
+          <w:rFonts w:ascii="Times New Roman" w:hAnsi="Times New Roman"/>
+          <w:sz w:val="24"/>
+        </w:rPr>
+        <w:t xml:space="preserve"> Слава тобі, Христе Боже, надіє наша, слава тобі!</w:t>
       </w:r>
     </w:p>
     <w:p>
@@ -30103,7 +32232,7 @@
           <w:sz w:val="24"/>
           <w:szCs w:val="24"/>
         </w:rPr>
-        <w:t>(3 р.)</w:t>
+        <w:t>(3 р.)</w:t>
       </w:r>
       <w:r>
         <w:rPr>
@@ -30124,36 +32253,21 @@
       </w:r>
     </w:p>
     <w:p>
-      <w:pPr>
-        <w:rPr>
-          <w:rFonts w:ascii="Times New Roman" w:hAnsi="Times New Roman" w:cs="Times New Roman"/>
-        </w:rPr>
-      </w:pPr>
-      <w:r>
-        <w:rPr>
-          <w:rFonts w:ascii="Times New Roman" w:hAnsi="Times New Roman" w:cs="Times New Roman"/>
+      <w:r>
+        <w:rPr>
+          <w:rFonts w:ascii="Times New Roman" w:hAnsi="Times New Roman"/>
           <w:i/>
           <w:color w:val="FF4400"/>
           <w:sz w:val="24"/>
-          <w:szCs w:val="24"/>
         </w:rPr>
         <w:t>Священик:</w:t>
       </w:r>
       <w:r>
         <w:rPr>
-          <w:rFonts w:ascii="Times New Roman" w:hAnsi="Times New Roman" w:cs="Times New Roman"/>
-          <w:sz w:val="24"/>
-          <w:szCs w:val="24"/>
-        </w:rPr>
-        <w:t xml:space="preserve"> Христос, істинний Бог наш - молитвами пречистої Своєї Матері, якої Успіння с</w:t>
-      </w:r>
-      <w:r>
-        <w:rPr>
-          <w:rFonts w:ascii="Times New Roman" w:hAnsi="Times New Roman" w:cs="Times New Roman"/>
-          <w:sz w:val="24"/>
-          <w:szCs w:val="24"/>
-        </w:rPr>
-        <w:t>ьогодні торжественне свято світло звершуємо, святих славних і всехвальних апостолів, і всіх святих - помилує і спасе нас як благий і людинолюбний.</w:t>
+          <w:rFonts w:ascii="Times New Roman" w:hAnsi="Times New Roman"/>
+          <w:sz w:val="24"/>
+        </w:rPr>
+        <w:t xml:space="preserve"> Христос, істинний Бог наш - молитвами пречистої Своєї Матері, якої Успіння сьогодні торжественне свято світло звершуємо, святих славних і всехвальних апостолів, і всіх святих - помилує і спасе нас як благий і людинолюбний.</w:t>
       </w:r>
     </w:p>
     <w:p>
